--- a/preguntas cortas.docx
+++ b/preguntas cortas.docx
@@ -6,11 +6,15 @@
       <w:pPr>
         <w:rPr>
           <w:rFonts w:ascii="Calibri" w:hAnsi="Calibri" w:cs="Calibri"/>
-        </w:rPr>
-      </w:pPr>
-      <w:r>
-        <w:rPr>
-          <w:rFonts w:ascii="Calibri" w:hAnsi="Calibri" w:cs="Calibri"/>
+          <w:sz w:val="28"/>
+          <w:szCs w:val="28"/>
+        </w:rPr>
+      </w:pPr>
+      <w:r>
+        <w:rPr>
+          <w:rFonts w:ascii="Calibri" w:hAnsi="Calibri" w:cs="Calibri"/>
+          <w:sz w:val="28"/>
+          <w:szCs w:val="28"/>
         </w:rPr>
         <w:t xml:space="preserve">1. Uso básico de </w:t>
       </w:r>
@@ -18,6 +22,8 @@
       <w:r>
         <w:rPr>
           <w:rFonts w:ascii="Calibri" w:hAnsi="Calibri" w:cs="Calibri"/>
+          <w:sz w:val="28"/>
+          <w:szCs w:val="28"/>
         </w:rPr>
         <w:t>Composer</w:t>
       </w:r>
@@ -27,22 +33,29 @@
       <w:pPr>
         <w:rPr>
           <w:rFonts w:ascii="Calibri" w:hAnsi="Calibri" w:cs="Calibri"/>
-        </w:rPr>
-      </w:pPr>
-      <w:r>
-        <w:rPr>
-          <w:rFonts w:ascii="Calibri" w:hAnsi="Calibri" w:cs="Calibri"/>
-          <w:b/>
-          <w:bCs/>
+          <w:sz w:val="24"/>
+          <w:szCs w:val="24"/>
+        </w:rPr>
+      </w:pPr>
+      <w:r>
+        <w:rPr>
+          <w:rFonts w:ascii="Calibri" w:hAnsi="Calibri" w:cs="Calibri"/>
+          <w:b/>
+          <w:bCs/>
+          <w:sz w:val="24"/>
+          <w:szCs w:val="24"/>
         </w:rPr>
         <w:t xml:space="preserve">Pregunta 1: ¿Qué es </w:t>
       </w:r>
       <w:proofErr w:type="spellStart"/>
-      <w:r>
-        <w:rPr>
-          <w:rFonts w:ascii="Calibri" w:hAnsi="Calibri" w:cs="Calibri"/>
-          <w:b/>
-          <w:bCs/>
+      <w:proofErr w:type="gramStart"/>
+      <w:r>
+        <w:rPr>
+          <w:rFonts w:ascii="Calibri" w:hAnsi="Calibri" w:cs="Calibri"/>
+          <w:b/>
+          <w:bCs/>
+          <w:sz w:val="24"/>
+          <w:szCs w:val="24"/>
         </w:rPr>
         <w:t>Composer</w:t>
       </w:r>
@@ -52,12 +65,8 @@
           <w:rFonts w:ascii="Calibri" w:hAnsi="Calibri" w:cs="Calibri"/>
           <w:b/>
           <w:bCs/>
-        </w:rPr>
-        <w:t xml:space="preserve"> y cuál es su utilidad principal en un proyecto PHP?</w:t>
-      </w:r>
-      <w:r>
-        <w:rPr>
-          <w:rFonts w:ascii="Calibri" w:hAnsi="Calibri" w:cs="Calibri"/>
+          <w:sz w:val="24"/>
+          <w:szCs w:val="24"/>
         </w:rPr>
         <w:t xml:space="preserve"> </w:t>
       </w:r>
@@ -66,6 +75,82 @@
           <w:rFonts w:ascii="Calibri" w:hAnsi="Calibri" w:cs="Calibri"/>
           <w:b/>
           <w:bCs/>
+          <w:sz w:val="24"/>
+          <w:szCs w:val="24"/>
+        </w:rPr>
+        <w:t>,</w:t>
+      </w:r>
+      <w:proofErr w:type="gramEnd"/>
+      <w:r>
+        <w:rPr>
+          <w:rFonts w:ascii="Calibri" w:hAnsi="Calibri" w:cs="Calibri"/>
+          <w:b/>
+          <w:bCs/>
+          <w:sz w:val="24"/>
+          <w:szCs w:val="24"/>
+        </w:rPr>
+        <w:t xml:space="preserve"> </w:t>
+      </w:r>
+      <w:r>
+        <w:rPr>
+          <w:rFonts w:ascii="Calibri" w:hAnsi="Calibri" w:cs="Calibri"/>
+          <w:b/>
+          <w:bCs/>
+          <w:sz w:val="24"/>
+          <w:szCs w:val="24"/>
+        </w:rPr>
+        <w:t>cuál es su utilidad principal en un proyecto PHP</w:t>
+      </w:r>
+      <w:r>
+        <w:rPr>
+          <w:rFonts w:ascii="Calibri" w:hAnsi="Calibri" w:cs="Calibri"/>
+          <w:b/>
+          <w:bCs/>
+          <w:sz w:val="24"/>
+          <w:szCs w:val="24"/>
+        </w:rPr>
+        <w:t xml:space="preserve"> </w:t>
+      </w:r>
+      <w:r>
+        <w:rPr>
+          <w:rFonts w:ascii="Calibri" w:hAnsi="Calibri" w:cs="Calibri"/>
+          <w:b/>
+          <w:bCs/>
+          <w:sz w:val="24"/>
+          <w:szCs w:val="24"/>
+        </w:rPr>
+        <w:t>y cuál es su archivo de configuración principal</w:t>
+      </w:r>
+      <w:r>
+        <w:rPr>
+          <w:rFonts w:ascii="Calibri" w:hAnsi="Calibri" w:cs="Calibri"/>
+          <w:b/>
+          <w:bCs/>
+          <w:sz w:val="24"/>
+          <w:szCs w:val="24"/>
+        </w:rPr>
+        <w:t>?</w:t>
+      </w:r>
+      <w:r>
+        <w:rPr>
+          <w:rFonts w:ascii="Calibri" w:hAnsi="Calibri" w:cs="Calibri"/>
+          <w:sz w:val="24"/>
+          <w:szCs w:val="24"/>
+        </w:rPr>
+        <w:t xml:space="preserve"> </w:t>
+      </w:r>
+    </w:p>
+    <w:p>
+      <w:pPr>
+        <w:rPr>
+          <w:rFonts w:ascii="Calibri" w:hAnsi="Calibri" w:cs="Calibri"/>
+        </w:rPr>
+      </w:pPr>
+      <w:r>
+        <w:rPr>
+          <w:rFonts w:ascii="Calibri" w:hAnsi="Calibri" w:cs="Calibri"/>
+          <w:b/>
+          <w:bCs/>
         </w:rPr>
         <w:t>Respuesta:</w:t>
       </w:r>
@@ -103,18 +188,61 @@
         </w:rPr>
         <w:t>, lo que significa que es un software utilizado para gestionar, descargar e instalar paquetes o librerías de terceros que nuestra aplicación necesita para funcionar.</w:t>
       </w:r>
-    </w:p>
-    <w:p>
-      <w:pPr>
-        <w:rPr>
-          <w:rFonts w:ascii="Calibri" w:hAnsi="Calibri" w:cs="Calibri"/>
-        </w:rPr>
-      </w:pPr>
-      <w:r>
-        <w:rPr>
-          <w:rFonts w:ascii="Calibri" w:hAnsi="Calibri" w:cs="Calibri"/>
-          <w:b/>
-          <w:bCs/>
+      <w:r>
+        <w:rPr>
+          <w:rFonts w:ascii="Calibri" w:hAnsi="Calibri" w:cs="Calibri"/>
+        </w:rPr>
+        <w:t xml:space="preserve"> </w:t>
+      </w:r>
+      <w:r>
+        <w:rPr>
+          <w:rFonts w:ascii="Calibri" w:hAnsi="Calibri" w:cs="Calibri"/>
+        </w:rPr>
+        <w:t xml:space="preserve">Su archivo de configuración es </w:t>
+      </w:r>
+      <w:proofErr w:type="spellStart"/>
+      <w:proofErr w:type="gramStart"/>
+      <w:r>
+        <w:rPr>
+          <w:rFonts w:ascii="Calibri" w:hAnsi="Calibri" w:cs="Calibri"/>
+        </w:rPr>
+        <w:t>composer.json</w:t>
+      </w:r>
+      <w:proofErr w:type="spellEnd"/>
+      <w:proofErr w:type="gramEnd"/>
+      <w:r>
+        <w:rPr>
+          <w:rFonts w:ascii="Calibri" w:hAnsi="Calibri" w:cs="Calibri"/>
+        </w:rPr>
+        <w:t>.</w:t>
+      </w:r>
+    </w:p>
+    <w:p>
+      <w:pPr>
+        <w:rPr>
+          <w:rFonts w:ascii="Calibri" w:hAnsi="Calibri" w:cs="Calibri"/>
+          <w:b/>
+          <w:bCs/>
+          <w:sz w:val="24"/>
+          <w:szCs w:val="24"/>
+        </w:rPr>
+      </w:pPr>
+    </w:p>
+    <w:p>
+      <w:pPr>
+        <w:rPr>
+          <w:rFonts w:ascii="Calibri" w:hAnsi="Calibri" w:cs="Calibri"/>
+          <w:sz w:val="24"/>
+          <w:szCs w:val="24"/>
+        </w:rPr>
+      </w:pPr>
+      <w:r>
+        <w:rPr>
+          <w:rFonts w:ascii="Calibri" w:hAnsi="Calibri" w:cs="Calibri"/>
+          <w:b/>
+          <w:bCs/>
+          <w:sz w:val="24"/>
+          <w:szCs w:val="24"/>
         </w:rPr>
         <w:t xml:space="preserve">Pregunta 2: ¿Qué comando de terminal se utiliza para instalar una nueva dependencia (por ejemplo, el paquete </w:t>
       </w:r>
@@ -122,6 +250,8 @@
       <w:r>
         <w:rPr>
           <w:rFonts w:ascii="Calibri" w:hAnsi="Calibri" w:cs="Calibri"/>
+          <w:sz w:val="24"/>
+          <w:szCs w:val="24"/>
         </w:rPr>
         <w:t>smarty</w:t>
       </w:r>
@@ -129,6 +259,8 @@
       <w:r>
         <w:rPr>
           <w:rFonts w:ascii="Calibri" w:hAnsi="Calibri" w:cs="Calibri"/>
+          <w:sz w:val="24"/>
+          <w:szCs w:val="24"/>
         </w:rPr>
         <w:t>/</w:t>
       </w:r>
@@ -136,6 +268,8 @@
       <w:r>
         <w:rPr>
           <w:rFonts w:ascii="Calibri" w:hAnsi="Calibri" w:cs="Calibri"/>
+          <w:sz w:val="24"/>
+          <w:szCs w:val="24"/>
         </w:rPr>
         <w:t>smarty</w:t>
       </w:r>
@@ -145,15 +279,26 @@
           <w:rFonts w:ascii="Calibri" w:hAnsi="Calibri" w:cs="Calibri"/>
           <w:b/>
           <w:bCs/>
+          <w:sz w:val="24"/>
+          <w:szCs w:val="24"/>
         </w:rPr>
         <w:t>)?</w:t>
       </w:r>
       <w:r>
         <w:rPr>
           <w:rFonts w:ascii="Calibri" w:hAnsi="Calibri" w:cs="Calibri"/>
+          <w:sz w:val="24"/>
+          <w:szCs w:val="24"/>
         </w:rPr>
         <w:t xml:space="preserve"> </w:t>
       </w:r>
+    </w:p>
+    <w:p>
+      <w:pPr>
+        <w:rPr>
+          <w:rFonts w:ascii="Calibri" w:hAnsi="Calibri" w:cs="Calibri"/>
+        </w:rPr>
+      </w:pPr>
       <w:r>
         <w:rPr>
           <w:rFonts w:ascii="Calibri" w:hAnsi="Calibri" w:cs="Calibri"/>
@@ -271,13 +416,28 @@
       <w:pPr>
         <w:rPr>
           <w:rFonts w:ascii="Calibri" w:hAnsi="Calibri" w:cs="Calibri"/>
-        </w:rPr>
-      </w:pPr>
-      <w:r>
-        <w:rPr>
-          <w:rFonts w:ascii="Calibri" w:hAnsi="Calibri" w:cs="Calibri"/>
-          <w:b/>
-          <w:bCs/>
+          <w:b/>
+          <w:bCs/>
+        </w:rPr>
+      </w:pPr>
+    </w:p>
+    <w:p>
+      <w:pPr>
+        <w:rPr>
+          <w:rFonts w:ascii="Calibri" w:hAnsi="Calibri" w:cs="Calibri"/>
+          <w:b/>
+          <w:bCs/>
+          <w:sz w:val="24"/>
+          <w:szCs w:val="24"/>
+        </w:rPr>
+      </w:pPr>
+      <w:r>
+        <w:rPr>
+          <w:rFonts w:ascii="Calibri" w:hAnsi="Calibri" w:cs="Calibri"/>
+          <w:b/>
+          <w:bCs/>
+          <w:sz w:val="24"/>
+          <w:szCs w:val="24"/>
         </w:rPr>
         <w:t xml:space="preserve">Pregunta 3: ¿Qué instrucción debes incluir en tu script principal de PHP para que las librerías instaladas por </w:t>
       </w:r>
@@ -287,6 +447,8 @@
           <w:rFonts w:ascii="Calibri" w:hAnsi="Calibri" w:cs="Calibri"/>
           <w:b/>
           <w:bCs/>
+          <w:sz w:val="24"/>
+          <w:szCs w:val="24"/>
         </w:rPr>
         <w:t>Composer</w:t>
       </w:r>
@@ -296,6 +458,8 @@
           <w:rFonts w:ascii="Calibri" w:hAnsi="Calibri" w:cs="Calibri"/>
           <w:b/>
           <w:bCs/>
+          <w:sz w:val="24"/>
+          <w:szCs w:val="24"/>
         </w:rPr>
         <w:t xml:space="preserve"> estén disponibles sin tener que hacer múltiples </w:t>
       </w:r>
@@ -303,6 +467,10 @@
       <w:r>
         <w:rPr>
           <w:rFonts w:ascii="Calibri" w:hAnsi="Calibri" w:cs="Calibri"/>
+          <w:b/>
+          <w:bCs/>
+          <w:sz w:val="24"/>
+          <w:szCs w:val="24"/>
         </w:rPr>
         <w:t>include</w:t>
       </w:r>
@@ -312,15 +480,203 @@
           <w:rFonts w:ascii="Calibri" w:hAnsi="Calibri" w:cs="Calibri"/>
           <w:b/>
           <w:bCs/>
+          <w:sz w:val="24"/>
+          <w:szCs w:val="24"/>
+        </w:rPr>
+        <w:t xml:space="preserve">? </w:t>
+      </w:r>
+    </w:p>
+    <w:p>
+      <w:pPr>
+        <w:rPr>
+          <w:rFonts w:ascii="Calibri" w:hAnsi="Calibri" w:cs="Calibri"/>
+        </w:rPr>
+      </w:pPr>
+      <w:r>
+        <w:rPr>
+          <w:rFonts w:ascii="Calibri" w:hAnsi="Calibri" w:cs="Calibri"/>
+          <w:b/>
+          <w:bCs/>
+        </w:rPr>
+        <w:t>Respuesta:</w:t>
+      </w:r>
+      <w:r>
+        <w:rPr>
+          <w:rFonts w:ascii="Calibri" w:hAnsi="Calibri" w:cs="Calibri"/>
+        </w:rPr>
+        <w:t xml:space="preserve"> Debes usar la instrucción </w:t>
+      </w:r>
+      <w:proofErr w:type="spellStart"/>
+      <w:r>
+        <w:rPr>
+          <w:rFonts w:ascii="Calibri" w:hAnsi="Calibri" w:cs="Calibri"/>
+        </w:rPr>
+        <w:t>require_once</w:t>
+      </w:r>
+      <w:proofErr w:type="spellEnd"/>
+      <w:r>
+        <w:rPr>
+          <w:rFonts w:ascii="Calibri" w:hAnsi="Calibri" w:cs="Calibri"/>
+        </w:rPr>
+        <w:t xml:space="preserve"> __DIR__.'/</w:t>
+      </w:r>
+      <w:proofErr w:type="spellStart"/>
+      <w:r>
+        <w:rPr>
+          <w:rFonts w:ascii="Calibri" w:hAnsi="Calibri" w:cs="Calibri"/>
+        </w:rPr>
+        <w:t>vendor</w:t>
+      </w:r>
+      <w:proofErr w:type="spellEnd"/>
+      <w:r>
+        <w:rPr>
+          <w:rFonts w:ascii="Calibri" w:hAnsi="Calibri" w:cs="Calibri"/>
+        </w:rPr>
+        <w:t>/</w:t>
+      </w:r>
+      <w:proofErr w:type="spellStart"/>
+      <w:r>
+        <w:rPr>
+          <w:rFonts w:ascii="Calibri" w:hAnsi="Calibri" w:cs="Calibri"/>
+        </w:rPr>
+        <w:t>autoload.php</w:t>
+      </w:r>
+      <w:proofErr w:type="spellEnd"/>
+      <w:proofErr w:type="gramStart"/>
+      <w:r>
+        <w:rPr>
+          <w:rFonts w:ascii="Calibri" w:hAnsi="Calibri" w:cs="Calibri"/>
+        </w:rPr>
+        <w:t>';.</w:t>
+      </w:r>
+      <w:proofErr w:type="gramEnd"/>
+      <w:r>
+        <w:rPr>
+          <w:rFonts w:ascii="Calibri" w:hAnsi="Calibri" w:cs="Calibri"/>
+        </w:rPr>
+        <w:t xml:space="preserve"> Este script es generado automáticamente por </w:t>
+      </w:r>
+      <w:proofErr w:type="spellStart"/>
+      <w:r>
+        <w:rPr>
+          <w:rFonts w:ascii="Calibri" w:hAnsi="Calibri" w:cs="Calibri"/>
+        </w:rPr>
+        <w:t>Composer</w:t>
+      </w:r>
+      <w:proofErr w:type="spellEnd"/>
+      <w:r>
+        <w:rPr>
+          <w:rFonts w:ascii="Calibri" w:hAnsi="Calibri" w:cs="Calibri"/>
+        </w:rPr>
+        <w:t xml:space="preserve"> y se encarga de realizar la </w:t>
+      </w:r>
+      <w:r>
+        <w:rPr>
+          <w:rFonts w:ascii="Calibri" w:hAnsi="Calibri" w:cs="Calibri"/>
+          <w:b/>
+          <w:bCs/>
+        </w:rPr>
+        <w:t>carga automática (</w:t>
+      </w:r>
+      <w:proofErr w:type="spellStart"/>
+      <w:r>
+        <w:rPr>
+          <w:rFonts w:ascii="Calibri" w:hAnsi="Calibri" w:cs="Calibri"/>
+          <w:b/>
+          <w:bCs/>
+        </w:rPr>
+        <w:t>autoloading</w:t>
+      </w:r>
+      <w:proofErr w:type="spellEnd"/>
+      <w:r>
+        <w:rPr>
+          <w:rFonts w:ascii="Calibri" w:hAnsi="Calibri" w:cs="Calibri"/>
+          <w:b/>
+          <w:bCs/>
+        </w:rPr>
+        <w:t>)</w:t>
+      </w:r>
+      <w:r>
+        <w:rPr>
+          <w:rFonts w:ascii="Calibri" w:hAnsi="Calibri" w:cs="Calibri"/>
+        </w:rPr>
+        <w:t xml:space="preserve"> de las clases cuando se necesitan.</w:t>
+      </w:r>
+    </w:p>
+    <w:p>
+      <w:pPr>
+        <w:rPr>
+          <w:rFonts w:ascii="Calibri" w:hAnsi="Calibri" w:cs="Calibri"/>
+        </w:rPr>
+      </w:pPr>
+    </w:p>
+    <w:p>
+      <w:pPr>
+        <w:rPr>
+          <w:rFonts w:ascii="Calibri" w:hAnsi="Calibri" w:cs="Calibri"/>
+          <w:sz w:val="24"/>
+          <w:szCs w:val="24"/>
+        </w:rPr>
+      </w:pPr>
+      <w:r>
+        <w:rPr>
+          <w:rFonts w:ascii="Calibri" w:hAnsi="Calibri" w:cs="Calibri"/>
+          <w:b/>
+          <w:bCs/>
+          <w:sz w:val="24"/>
+          <w:szCs w:val="24"/>
+        </w:rPr>
+        <w:t xml:space="preserve">Pregunta 4: </w:t>
+      </w:r>
+      <w:r>
+        <w:rPr>
+          <w:rFonts w:ascii="Calibri" w:hAnsi="Calibri" w:cs="Calibri"/>
+          <w:b/>
+          <w:bCs/>
+          <w:sz w:val="24"/>
+          <w:szCs w:val="24"/>
+        </w:rPr>
+        <w:t xml:space="preserve">¿Qué comando se utiliza para instalar las dependencias definidas en el archivo </w:t>
+      </w:r>
+      <w:proofErr w:type="spellStart"/>
+      <w:proofErr w:type="gramStart"/>
+      <w:r>
+        <w:rPr>
+          <w:rFonts w:ascii="Calibri" w:hAnsi="Calibri" w:cs="Calibri"/>
+          <w:b/>
+          <w:bCs/>
+          <w:sz w:val="24"/>
+          <w:szCs w:val="24"/>
+        </w:rPr>
+        <w:t>composer.json</w:t>
+      </w:r>
+      <w:proofErr w:type="spellEnd"/>
+      <w:proofErr w:type="gramEnd"/>
+      <w:r>
+        <w:rPr>
+          <w:rFonts w:ascii="Calibri" w:hAnsi="Calibri" w:cs="Calibri"/>
+          <w:b/>
+          <w:bCs/>
+          <w:sz w:val="24"/>
+          <w:szCs w:val="24"/>
         </w:rPr>
         <w:t>?</w:t>
       </w:r>
       <w:r>
         <w:rPr>
           <w:rFonts w:ascii="Calibri" w:hAnsi="Calibri" w:cs="Calibri"/>
+          <w:sz w:val="24"/>
+          <w:szCs w:val="24"/>
         </w:rPr>
         <w:t xml:space="preserve"> </w:t>
       </w:r>
+    </w:p>
+    <w:p>
+      <w:pPr>
+        <w:rPr>
+          <w:rFonts w:ascii="Calibri" w:hAnsi="Calibri" w:cs="Calibri"/>
+        </w:rPr>
+      </w:pPr>
       <w:r>
         <w:rPr>
           <w:rFonts w:ascii="Calibri" w:hAnsi="Calibri" w:cs="Calibri"/>
@@ -333,26 +689,116 @@
         <w:rPr>
           <w:rFonts w:ascii="Calibri" w:hAnsi="Calibri" w:cs="Calibri"/>
         </w:rPr>
-        <w:t xml:space="preserve"> Debes usar la instrucción </w:t>
-      </w:r>
-      <w:proofErr w:type="spellStart"/>
-      <w:r>
-        <w:rPr>
-          <w:rFonts w:ascii="Calibri" w:hAnsi="Calibri" w:cs="Calibri"/>
-        </w:rPr>
-        <w:t>require_once</w:t>
-      </w:r>
-      <w:proofErr w:type="spellEnd"/>
-      <w:r>
-        <w:rPr>
-          <w:rFonts w:ascii="Calibri" w:hAnsi="Calibri" w:cs="Calibri"/>
-        </w:rPr>
-        <w:t xml:space="preserve"> __DIR__.'/</w:t>
-      </w:r>
-      <w:proofErr w:type="spellStart"/>
-      <w:r>
-        <w:rPr>
-          <w:rFonts w:ascii="Calibri" w:hAnsi="Calibri" w:cs="Calibri"/>
+        <w:t xml:space="preserve"> </w:t>
+      </w:r>
+      <w:r>
+        <w:rPr>
+          <w:rFonts w:ascii="Calibri" w:hAnsi="Calibri" w:cs="Calibri"/>
+        </w:rPr>
+        <w:t xml:space="preserve">Se utiliza el comando </w:t>
+      </w:r>
+      <w:proofErr w:type="spellStart"/>
+      <w:r>
+        <w:rPr>
+          <w:rFonts w:ascii="Calibri" w:hAnsi="Calibri" w:cs="Calibri"/>
+        </w:rPr>
+        <w:t>composer</w:t>
+      </w:r>
+      <w:proofErr w:type="spellEnd"/>
+      <w:r>
+        <w:rPr>
+          <w:rFonts w:ascii="Calibri" w:hAnsi="Calibri" w:cs="Calibri"/>
+        </w:rPr>
+        <w:t xml:space="preserve"> </w:t>
+      </w:r>
+      <w:proofErr w:type="spellStart"/>
+      <w:r>
+        <w:rPr>
+          <w:rFonts w:ascii="Calibri" w:hAnsi="Calibri" w:cs="Calibri"/>
+        </w:rPr>
+        <w:t>install</w:t>
+      </w:r>
+      <w:proofErr w:type="spellEnd"/>
+      <w:r>
+        <w:rPr>
+          <w:rFonts w:ascii="Calibri" w:hAnsi="Calibri" w:cs="Calibri"/>
+        </w:rPr>
+        <w:t>.</w:t>
+      </w:r>
+    </w:p>
+    <w:p>
+      <w:pPr>
+        <w:rPr>
+          <w:rFonts w:ascii="Calibri" w:hAnsi="Calibri" w:cs="Calibri"/>
+        </w:rPr>
+      </w:pPr>
+    </w:p>
+    <w:p>
+      <w:pPr>
+        <w:rPr>
+          <w:rFonts w:ascii="Calibri" w:hAnsi="Calibri" w:cs="Calibri"/>
+          <w:sz w:val="24"/>
+          <w:szCs w:val="24"/>
+        </w:rPr>
+      </w:pPr>
+      <w:r>
+        <w:rPr>
+          <w:rFonts w:ascii="Calibri" w:hAnsi="Calibri" w:cs="Calibri"/>
+          <w:b/>
+          <w:bCs/>
+          <w:sz w:val="24"/>
+          <w:szCs w:val="24"/>
+        </w:rPr>
+        <w:t xml:space="preserve">Pregunta </w:t>
+      </w:r>
+      <w:r>
+        <w:rPr>
+          <w:rFonts w:ascii="Calibri" w:hAnsi="Calibri" w:cs="Calibri"/>
+          <w:b/>
+          <w:bCs/>
+          <w:sz w:val="24"/>
+          <w:szCs w:val="24"/>
+        </w:rPr>
+        <w:t>5</w:t>
+      </w:r>
+      <w:r>
+        <w:rPr>
+          <w:rFonts w:ascii="Calibri" w:hAnsi="Calibri" w:cs="Calibri"/>
+          <w:b/>
+          <w:bCs/>
+          <w:sz w:val="24"/>
+          <w:szCs w:val="24"/>
+        </w:rPr>
+        <w:t>:</w:t>
+      </w:r>
+      <w:r>
+        <w:rPr>
+          <w:rFonts w:ascii="Calibri" w:hAnsi="Calibri" w:cs="Calibri"/>
+          <w:b/>
+          <w:bCs/>
+          <w:sz w:val="24"/>
+          <w:szCs w:val="24"/>
+        </w:rPr>
+        <w:t xml:space="preserve"> </w:t>
+      </w:r>
+      <w:r>
+        <w:rPr>
+          <w:rFonts w:ascii="Calibri" w:hAnsi="Calibri" w:cs="Calibri"/>
+          <w:b/>
+          <w:bCs/>
+          <w:sz w:val="24"/>
+          <w:szCs w:val="24"/>
+        </w:rPr>
+        <w:t xml:space="preserve">¿Cuál es la función del archivo </w:t>
+      </w:r>
+      <w:proofErr w:type="spellStart"/>
+      <w:r>
+        <w:rPr>
+          <w:rFonts w:ascii="Calibri" w:hAnsi="Calibri" w:cs="Calibri"/>
+          <w:b/>
+          <w:bCs/>
+          <w:sz w:val="24"/>
+          <w:szCs w:val="24"/>
         </w:rPr>
         <w:t>vendor</w:t>
       </w:r>
@@ -360,6 +806,10 @@
       <w:r>
         <w:rPr>
           <w:rFonts w:ascii="Calibri" w:hAnsi="Calibri" w:cs="Calibri"/>
+          <w:b/>
+          <w:bCs/>
+          <w:sz w:val="24"/>
+          <w:szCs w:val="24"/>
         </w:rPr>
         <w:t>/</w:t>
       </w:r>
@@ -367,28 +817,862 @@
       <w:r>
         <w:rPr>
           <w:rFonts w:ascii="Calibri" w:hAnsi="Calibri" w:cs="Calibri"/>
+          <w:b/>
+          <w:bCs/>
+          <w:sz w:val="24"/>
+          <w:szCs w:val="24"/>
         </w:rPr>
         <w:t>autoload.php</w:t>
       </w:r>
       <w:proofErr w:type="spellEnd"/>
+      <w:r>
+        <w:rPr>
+          <w:rFonts w:ascii="Calibri" w:hAnsi="Calibri" w:cs="Calibri"/>
+          <w:b/>
+          <w:bCs/>
+          <w:sz w:val="24"/>
+          <w:szCs w:val="24"/>
+        </w:rPr>
+        <w:t xml:space="preserve"> generado por </w:t>
+      </w:r>
+      <w:proofErr w:type="spellStart"/>
+      <w:r>
+        <w:rPr>
+          <w:rFonts w:ascii="Calibri" w:hAnsi="Calibri" w:cs="Calibri"/>
+          <w:b/>
+          <w:bCs/>
+          <w:sz w:val="24"/>
+          <w:szCs w:val="24"/>
+        </w:rPr>
+        <w:t>Composer</w:t>
+      </w:r>
+      <w:proofErr w:type="spellEnd"/>
+      <w:r>
+        <w:rPr>
+          <w:rFonts w:ascii="Calibri" w:hAnsi="Calibri" w:cs="Calibri"/>
+          <w:b/>
+          <w:bCs/>
+          <w:sz w:val="24"/>
+          <w:szCs w:val="24"/>
+        </w:rPr>
+        <w:t>?</w:t>
+      </w:r>
+      <w:r>
+        <w:rPr>
+          <w:rFonts w:ascii="Calibri" w:hAnsi="Calibri" w:cs="Calibri"/>
+          <w:sz w:val="24"/>
+          <w:szCs w:val="24"/>
+        </w:rPr>
+        <w:t xml:space="preserve"> </w:t>
+      </w:r>
+    </w:p>
+    <w:p>
+      <w:pPr>
+        <w:rPr>
+          <w:rFonts w:ascii="Calibri" w:hAnsi="Calibri" w:cs="Calibri"/>
+        </w:rPr>
+      </w:pPr>
+      <w:r>
+        <w:rPr>
+          <w:rFonts w:ascii="Calibri" w:hAnsi="Calibri" w:cs="Calibri"/>
+          <w:b/>
+          <w:bCs/>
+        </w:rPr>
+        <w:t>Respuesta:</w:t>
+      </w:r>
+      <w:r>
+        <w:rPr>
+          <w:rFonts w:ascii="Calibri" w:hAnsi="Calibri" w:cs="Calibri"/>
+          <w:b/>
+          <w:bCs/>
+        </w:rPr>
+        <w:t xml:space="preserve"> </w:t>
+      </w:r>
+      <w:r>
+        <w:rPr>
+          <w:rFonts w:ascii="Calibri" w:hAnsi="Calibri" w:cs="Calibri"/>
+        </w:rPr>
+        <w:t>Permite la carga automática (</w:t>
+      </w:r>
+      <w:proofErr w:type="spellStart"/>
+      <w:r>
+        <w:rPr>
+          <w:rFonts w:ascii="Calibri" w:hAnsi="Calibri" w:cs="Calibri"/>
+          <w:i/>
+          <w:iCs/>
+        </w:rPr>
+        <w:t>autoloading</w:t>
+      </w:r>
+      <w:proofErr w:type="spellEnd"/>
+      <w:r>
+        <w:rPr>
+          <w:rFonts w:ascii="Calibri" w:hAnsi="Calibri" w:cs="Calibri"/>
+        </w:rPr>
+        <w:t xml:space="preserve">) de clases sin necesidad de usar múltiples </w:t>
+      </w:r>
+      <w:proofErr w:type="spellStart"/>
+      <w:r>
+        <w:rPr>
+          <w:rFonts w:ascii="Calibri" w:hAnsi="Calibri" w:cs="Calibri"/>
+        </w:rPr>
+        <w:t>include</w:t>
+      </w:r>
+      <w:proofErr w:type="spellEnd"/>
+      <w:r>
+        <w:rPr>
+          <w:rFonts w:ascii="Calibri" w:hAnsi="Calibri" w:cs="Calibri"/>
+        </w:rPr>
+        <w:t xml:space="preserve"> o </w:t>
+      </w:r>
+      <w:proofErr w:type="spellStart"/>
+      <w:r>
+        <w:rPr>
+          <w:rFonts w:ascii="Calibri" w:hAnsi="Calibri" w:cs="Calibri"/>
+        </w:rPr>
+        <w:t>require</w:t>
+      </w:r>
+      <w:proofErr w:type="spellEnd"/>
+      <w:r>
+        <w:rPr>
+          <w:rFonts w:ascii="Calibri" w:hAnsi="Calibri" w:cs="Calibri"/>
+        </w:rPr>
+        <w:t xml:space="preserve"> manualmente en el código.</w:t>
+      </w:r>
+    </w:p>
+    <w:p>
+      <w:pPr>
+        <w:rPr>
+          <w:rFonts w:ascii="Calibri" w:hAnsi="Calibri" w:cs="Calibri"/>
+        </w:rPr>
+      </w:pPr>
+    </w:p>
+    <w:p>
+      <w:pPr>
+        <w:rPr>
+          <w:rFonts w:ascii="Calibri" w:hAnsi="Calibri" w:cs="Calibri"/>
+          <w:sz w:val="24"/>
+          <w:szCs w:val="24"/>
+        </w:rPr>
+      </w:pPr>
+      <w:r>
+        <w:rPr>
+          <w:rFonts w:ascii="Calibri" w:hAnsi="Calibri" w:cs="Calibri"/>
+          <w:b/>
+          <w:bCs/>
+          <w:sz w:val="24"/>
+          <w:szCs w:val="24"/>
+        </w:rPr>
+        <w:t xml:space="preserve">Pregunta </w:t>
+      </w:r>
+      <w:r>
+        <w:rPr>
+          <w:rFonts w:ascii="Calibri" w:hAnsi="Calibri" w:cs="Calibri"/>
+          <w:b/>
+          <w:bCs/>
+          <w:sz w:val="24"/>
+          <w:szCs w:val="24"/>
+        </w:rPr>
+        <w:t>6</w:t>
+      </w:r>
+      <w:r>
+        <w:rPr>
+          <w:rFonts w:ascii="Calibri" w:hAnsi="Calibri" w:cs="Calibri"/>
+          <w:b/>
+          <w:bCs/>
+          <w:sz w:val="24"/>
+          <w:szCs w:val="24"/>
+        </w:rPr>
+        <w:t>:</w:t>
+      </w:r>
+      <w:r>
+        <w:rPr>
+          <w:rFonts w:ascii="Calibri" w:hAnsi="Calibri" w:cs="Calibri"/>
+          <w:b/>
+          <w:bCs/>
+          <w:sz w:val="24"/>
+          <w:szCs w:val="24"/>
+        </w:rPr>
+        <w:t xml:space="preserve"> </w:t>
+      </w:r>
+      <w:r>
+        <w:rPr>
+          <w:rFonts w:ascii="Calibri" w:hAnsi="Calibri" w:cs="Calibri"/>
+          <w:b/>
+          <w:bCs/>
+          <w:sz w:val="24"/>
+          <w:szCs w:val="24"/>
+        </w:rPr>
+        <w:t xml:space="preserve">¿Para qué sirve la sección </w:t>
+      </w:r>
+      <w:proofErr w:type="spellStart"/>
+      <w:r>
+        <w:rPr>
+          <w:rFonts w:ascii="Calibri" w:hAnsi="Calibri" w:cs="Calibri"/>
+          <w:b/>
+          <w:bCs/>
+          <w:sz w:val="24"/>
+          <w:szCs w:val="24"/>
+        </w:rPr>
+        <w:t>autoload</w:t>
+      </w:r>
+      <w:proofErr w:type="spellEnd"/>
+      <w:r>
+        <w:rPr>
+          <w:rFonts w:ascii="Calibri" w:hAnsi="Calibri" w:cs="Calibri"/>
+          <w:b/>
+          <w:bCs/>
+          <w:sz w:val="24"/>
+          <w:szCs w:val="24"/>
+        </w:rPr>
+        <w:t xml:space="preserve"> en el </w:t>
+      </w:r>
+      <w:proofErr w:type="spellStart"/>
       <w:proofErr w:type="gramStart"/>
       <w:r>
         <w:rPr>
           <w:rFonts w:ascii="Calibri" w:hAnsi="Calibri" w:cs="Calibri"/>
-        </w:rPr>
-        <w:t>';.</w:t>
-      </w:r>
+          <w:b/>
+          <w:bCs/>
+          <w:sz w:val="24"/>
+          <w:szCs w:val="24"/>
+        </w:rPr>
+        <w:t>composer.json</w:t>
+      </w:r>
+      <w:proofErr w:type="spellEnd"/>
       <w:proofErr w:type="gramEnd"/>
       <w:r>
         <w:rPr>
           <w:rFonts w:ascii="Calibri" w:hAnsi="Calibri" w:cs="Calibri"/>
-        </w:rPr>
-        <w:t xml:space="preserve"> Este script es generado automáticamente por </w:t>
-      </w:r>
-      <w:proofErr w:type="spellStart"/>
-      <w:r>
-        <w:rPr>
-          <w:rFonts w:ascii="Calibri" w:hAnsi="Calibri" w:cs="Calibri"/>
+          <w:b/>
+          <w:bCs/>
+          <w:sz w:val="24"/>
+          <w:szCs w:val="24"/>
+        </w:rPr>
+        <w:t xml:space="preserve"> y qué estándar recomienda seguir?</w:t>
+      </w:r>
+      <w:r>
+        <w:rPr>
+          <w:rFonts w:ascii="Calibri" w:hAnsi="Calibri" w:cs="Calibri"/>
+          <w:sz w:val="24"/>
+          <w:szCs w:val="24"/>
+        </w:rPr>
+        <w:t xml:space="preserve"> </w:t>
+      </w:r>
+    </w:p>
+    <w:p>
+      <w:pPr>
+        <w:rPr>
+          <w:rFonts w:ascii="Calibri" w:hAnsi="Calibri" w:cs="Calibri"/>
+        </w:rPr>
+      </w:pPr>
+      <w:r>
+        <w:rPr>
+          <w:rFonts w:ascii="Calibri" w:hAnsi="Calibri" w:cs="Calibri"/>
+          <w:b/>
+          <w:bCs/>
+        </w:rPr>
+        <w:t>Respuesta:</w:t>
+      </w:r>
+      <w:r>
+        <w:rPr>
+          <w:rFonts w:ascii="Calibri" w:hAnsi="Calibri" w:cs="Calibri"/>
+          <w:b/>
+          <w:bCs/>
+        </w:rPr>
+        <w:t xml:space="preserve"> </w:t>
+      </w:r>
+      <w:r>
+        <w:rPr>
+          <w:rFonts w:ascii="Calibri" w:hAnsi="Calibri" w:cs="Calibri"/>
+        </w:rPr>
+        <w:t xml:space="preserve">Sirve para definir cómo se deben cargar las clases automáticamente. Se recomienda el estándar </w:t>
+      </w:r>
+      <w:r>
+        <w:rPr>
+          <w:rFonts w:ascii="Calibri" w:hAnsi="Calibri" w:cs="Calibri"/>
+          <w:b/>
+          <w:bCs/>
+        </w:rPr>
+        <w:t>PSR-4</w:t>
+      </w:r>
+      <w:r>
+        <w:rPr>
+          <w:rFonts w:ascii="Calibri" w:hAnsi="Calibri" w:cs="Calibri"/>
+        </w:rPr>
+        <w:t>, que establece una correspondencia entre el espacio de nombres (</w:t>
+      </w:r>
+      <w:proofErr w:type="spellStart"/>
+      <w:r>
+        <w:rPr>
+          <w:rFonts w:ascii="Calibri" w:hAnsi="Calibri" w:cs="Calibri"/>
+          <w:i/>
+          <w:iCs/>
+        </w:rPr>
+        <w:t>namespace</w:t>
+      </w:r>
+      <w:proofErr w:type="spellEnd"/>
+      <w:r>
+        <w:rPr>
+          <w:rFonts w:ascii="Calibri" w:hAnsi="Calibri" w:cs="Calibri"/>
+        </w:rPr>
+        <w:t>) y la estructura de directorios del proyecto.</w:t>
+      </w:r>
+    </w:p>
+    <w:p>
+      <w:pPr>
+        <w:rPr>
+          <w:rFonts w:ascii="Calibri" w:hAnsi="Calibri" w:cs="Calibri"/>
+        </w:rPr>
+      </w:pPr>
+    </w:p>
+    <w:p>
+      <w:pPr>
+        <w:rPr>
+          <w:rFonts w:ascii="Calibri" w:hAnsi="Calibri" w:cs="Calibri"/>
+          <w:sz w:val="24"/>
+          <w:szCs w:val="24"/>
+        </w:rPr>
+      </w:pPr>
+      <w:r>
+        <w:rPr>
+          <w:rFonts w:ascii="Calibri" w:hAnsi="Calibri" w:cs="Calibri"/>
+          <w:b/>
+          <w:bCs/>
+          <w:sz w:val="24"/>
+          <w:szCs w:val="24"/>
+        </w:rPr>
+        <w:lastRenderedPageBreak/>
+        <w:t xml:space="preserve">Pregunta </w:t>
+      </w:r>
+      <w:r>
+        <w:rPr>
+          <w:rFonts w:ascii="Calibri" w:hAnsi="Calibri" w:cs="Calibri"/>
+          <w:b/>
+          <w:bCs/>
+          <w:sz w:val="24"/>
+          <w:szCs w:val="24"/>
+        </w:rPr>
+        <w:t>7</w:t>
+      </w:r>
+      <w:r>
+        <w:rPr>
+          <w:rFonts w:ascii="Calibri" w:hAnsi="Calibri" w:cs="Calibri"/>
+          <w:b/>
+          <w:bCs/>
+          <w:sz w:val="24"/>
+          <w:szCs w:val="24"/>
+        </w:rPr>
+        <w:t>: ¿Qué comando de la terminal se utiliza para inicializar un nuevo proyecto y generar el archivo de configuración base?</w:t>
+      </w:r>
+      <w:r>
+        <w:rPr>
+          <w:rFonts w:ascii="Calibri" w:hAnsi="Calibri" w:cs="Calibri"/>
+          <w:sz w:val="24"/>
+          <w:szCs w:val="24"/>
+        </w:rPr>
+        <w:t xml:space="preserve"> </w:t>
+      </w:r>
+    </w:p>
+    <w:p>
+      <w:pPr>
+        <w:rPr>
+          <w:rFonts w:ascii="Calibri" w:hAnsi="Calibri" w:cs="Calibri"/>
+        </w:rPr>
+      </w:pPr>
+      <w:r>
+        <w:rPr>
+          <w:rFonts w:ascii="Calibri" w:hAnsi="Calibri" w:cs="Calibri"/>
+          <w:b/>
+          <w:bCs/>
+        </w:rPr>
+        <w:t>Respuesta:</w:t>
+      </w:r>
+      <w:r>
+        <w:rPr>
+          <w:rFonts w:ascii="Calibri" w:hAnsi="Calibri" w:cs="Calibri"/>
+        </w:rPr>
+        <w:t xml:space="preserve"> Se utiliza el comando </w:t>
+      </w:r>
+      <w:proofErr w:type="spellStart"/>
+      <w:r>
+        <w:rPr>
+          <w:rFonts w:ascii="Calibri" w:hAnsi="Calibri" w:cs="Calibri"/>
+        </w:rPr>
+        <w:t>composer</w:t>
+      </w:r>
+      <w:proofErr w:type="spellEnd"/>
+      <w:r>
+        <w:rPr>
+          <w:rFonts w:ascii="Calibri" w:hAnsi="Calibri" w:cs="Calibri"/>
+        </w:rPr>
+        <w:t xml:space="preserve"> </w:t>
+      </w:r>
+      <w:proofErr w:type="spellStart"/>
+      <w:r>
+        <w:rPr>
+          <w:rFonts w:ascii="Calibri" w:hAnsi="Calibri" w:cs="Calibri"/>
+        </w:rPr>
+        <w:t>init</w:t>
+      </w:r>
+      <w:proofErr w:type="spellEnd"/>
+      <w:r>
+        <w:rPr>
+          <w:rFonts w:ascii="Calibri" w:hAnsi="Calibri" w:cs="Calibri"/>
+        </w:rPr>
+        <w:t xml:space="preserve">, el cual pregunta de forma interactiva los detalles del proyecto y crea el archivo </w:t>
+      </w:r>
+      <w:proofErr w:type="spellStart"/>
+      <w:proofErr w:type="gramStart"/>
+      <w:r>
+        <w:rPr>
+          <w:rFonts w:ascii="Calibri" w:hAnsi="Calibri" w:cs="Calibri"/>
+        </w:rPr>
+        <w:t>composer.json</w:t>
+      </w:r>
+      <w:proofErr w:type="spellEnd"/>
+      <w:proofErr w:type="gramEnd"/>
+      <w:r>
+        <w:rPr>
+          <w:rFonts w:ascii="Calibri" w:hAnsi="Calibri" w:cs="Calibri"/>
+        </w:rPr>
+        <w:t>.</w:t>
+      </w:r>
+    </w:p>
+    <w:p>
+      <w:pPr>
+        <w:rPr>
+          <w:rFonts w:ascii="Calibri" w:hAnsi="Calibri" w:cs="Calibri"/>
+          <w:b/>
+          <w:bCs/>
+        </w:rPr>
+      </w:pPr>
+    </w:p>
+    <w:p>
+      <w:pPr>
+        <w:rPr>
+          <w:rFonts w:ascii="Calibri" w:hAnsi="Calibri" w:cs="Calibri"/>
+          <w:sz w:val="24"/>
+          <w:szCs w:val="24"/>
+        </w:rPr>
+      </w:pPr>
+      <w:r>
+        <w:rPr>
+          <w:rFonts w:ascii="Calibri" w:hAnsi="Calibri" w:cs="Calibri"/>
+          <w:b/>
+          <w:bCs/>
+          <w:sz w:val="24"/>
+          <w:szCs w:val="24"/>
+        </w:rPr>
+        <w:t xml:space="preserve">Pregunta </w:t>
+      </w:r>
+      <w:r>
+        <w:rPr>
+          <w:rFonts w:ascii="Calibri" w:hAnsi="Calibri" w:cs="Calibri"/>
+          <w:b/>
+          <w:bCs/>
+          <w:sz w:val="24"/>
+          <w:szCs w:val="24"/>
+        </w:rPr>
+        <w:t>8</w:t>
+      </w:r>
+      <w:r>
+        <w:rPr>
+          <w:rFonts w:ascii="Calibri" w:hAnsi="Calibri" w:cs="Calibri"/>
+          <w:b/>
+          <w:bCs/>
+          <w:sz w:val="24"/>
+          <w:szCs w:val="24"/>
+        </w:rPr>
+        <w:t xml:space="preserve">: ¿Qué función cumple el archivo </w:t>
+      </w:r>
+      <w:proofErr w:type="spellStart"/>
+      <w:proofErr w:type="gramStart"/>
+      <w:r>
+        <w:rPr>
+          <w:rFonts w:ascii="Calibri" w:hAnsi="Calibri" w:cs="Calibri"/>
+          <w:sz w:val="24"/>
+          <w:szCs w:val="24"/>
+        </w:rPr>
+        <w:t>composer.lock</w:t>
+      </w:r>
+      <w:proofErr w:type="spellEnd"/>
+      <w:proofErr w:type="gramEnd"/>
+      <w:r>
+        <w:rPr>
+          <w:rFonts w:ascii="Calibri" w:hAnsi="Calibri" w:cs="Calibri"/>
+          <w:b/>
+          <w:bCs/>
+          <w:sz w:val="24"/>
+          <w:szCs w:val="24"/>
+        </w:rPr>
+        <w:t xml:space="preserve"> que se genera al requerir paquetes?</w:t>
+      </w:r>
+      <w:r>
+        <w:rPr>
+          <w:rFonts w:ascii="Calibri" w:hAnsi="Calibri" w:cs="Calibri"/>
+          <w:sz w:val="24"/>
+          <w:szCs w:val="24"/>
+        </w:rPr>
+        <w:t xml:space="preserve"> </w:t>
+      </w:r>
+    </w:p>
+    <w:p>
+      <w:pPr>
+        <w:rPr>
+          <w:rFonts w:ascii="Calibri" w:hAnsi="Calibri" w:cs="Calibri"/>
+        </w:rPr>
+      </w:pPr>
+      <w:r>
+        <w:rPr>
+          <w:rFonts w:ascii="Calibri" w:hAnsi="Calibri" w:cs="Calibri"/>
+          <w:b/>
+          <w:bCs/>
+        </w:rPr>
+        <w:t>Respuesta:</w:t>
+      </w:r>
+      <w:r>
+        <w:rPr>
+          <w:rFonts w:ascii="Calibri" w:hAnsi="Calibri" w:cs="Calibri"/>
+        </w:rPr>
+        <w:t xml:space="preserve"> El archivo </w:t>
+      </w:r>
+      <w:proofErr w:type="spellStart"/>
+      <w:proofErr w:type="gramStart"/>
+      <w:r>
+        <w:rPr>
+          <w:rFonts w:ascii="Calibri" w:hAnsi="Calibri" w:cs="Calibri"/>
+        </w:rPr>
+        <w:t>composer.lock</w:t>
+      </w:r>
+      <w:proofErr w:type="spellEnd"/>
+      <w:proofErr w:type="gramEnd"/>
+      <w:r>
+        <w:rPr>
+          <w:rFonts w:ascii="Calibri" w:hAnsi="Calibri" w:cs="Calibri"/>
+        </w:rPr>
+        <w:t xml:space="preserve"> almacena las </w:t>
+      </w:r>
+      <w:r>
+        <w:rPr>
+          <w:rFonts w:ascii="Calibri" w:hAnsi="Calibri" w:cs="Calibri"/>
+          <w:b/>
+          <w:bCs/>
+        </w:rPr>
+        <w:t>versiones exactas</w:t>
+      </w:r>
+      <w:r>
+        <w:rPr>
+          <w:rFonts w:ascii="Calibri" w:hAnsi="Calibri" w:cs="Calibri"/>
+        </w:rPr>
+        <w:t xml:space="preserve"> de todos los paquetes y dependencias que se han instalado en la carpeta </w:t>
+      </w:r>
+      <w:proofErr w:type="spellStart"/>
+      <w:r>
+        <w:rPr>
+          <w:rFonts w:ascii="Calibri" w:hAnsi="Calibri" w:cs="Calibri"/>
+        </w:rPr>
+        <w:t>vendor</w:t>
+      </w:r>
+      <w:proofErr w:type="spellEnd"/>
+      <w:r>
+        <w:rPr>
+          <w:rFonts w:ascii="Calibri" w:hAnsi="Calibri" w:cs="Calibri"/>
+        </w:rPr>
+        <w:t>.</w:t>
+      </w:r>
+    </w:p>
+    <w:p>
+      <w:pPr>
+        <w:rPr>
+          <w:rFonts w:ascii="Calibri" w:hAnsi="Calibri" w:cs="Calibri"/>
+          <w:b/>
+          <w:bCs/>
+        </w:rPr>
+      </w:pPr>
+    </w:p>
+    <w:p>
+      <w:pPr>
+        <w:rPr>
+          <w:rFonts w:ascii="Calibri" w:hAnsi="Calibri" w:cs="Calibri"/>
+          <w:sz w:val="24"/>
+          <w:szCs w:val="24"/>
+        </w:rPr>
+      </w:pPr>
+      <w:r>
+        <w:rPr>
+          <w:rFonts w:ascii="Calibri" w:hAnsi="Calibri" w:cs="Calibri"/>
+          <w:b/>
+          <w:bCs/>
+          <w:sz w:val="24"/>
+          <w:szCs w:val="24"/>
+        </w:rPr>
+        <w:t xml:space="preserve">Pregunta </w:t>
+      </w:r>
+      <w:r>
+        <w:rPr>
+          <w:rFonts w:ascii="Calibri" w:hAnsi="Calibri" w:cs="Calibri"/>
+          <w:b/>
+          <w:bCs/>
+          <w:sz w:val="24"/>
+          <w:szCs w:val="24"/>
+        </w:rPr>
+        <w:t>9</w:t>
+      </w:r>
+      <w:r>
+        <w:rPr>
+          <w:rFonts w:ascii="Calibri" w:hAnsi="Calibri" w:cs="Calibri"/>
+          <w:b/>
+          <w:bCs/>
+          <w:sz w:val="24"/>
+          <w:szCs w:val="24"/>
+        </w:rPr>
+        <w:t xml:space="preserve">: ¿Cuál es la diferencia principal entre ejecutar </w:t>
+      </w:r>
+      <w:proofErr w:type="spellStart"/>
+      <w:r>
+        <w:rPr>
+          <w:rFonts w:ascii="Calibri" w:hAnsi="Calibri" w:cs="Calibri"/>
+          <w:sz w:val="24"/>
+          <w:szCs w:val="24"/>
+        </w:rPr>
+        <w:t>composer</w:t>
+      </w:r>
+      <w:proofErr w:type="spellEnd"/>
+      <w:r>
+        <w:rPr>
+          <w:rFonts w:ascii="Calibri" w:hAnsi="Calibri" w:cs="Calibri"/>
+          <w:sz w:val="24"/>
+          <w:szCs w:val="24"/>
+        </w:rPr>
+        <w:t xml:space="preserve"> </w:t>
+      </w:r>
+      <w:proofErr w:type="spellStart"/>
+      <w:r>
+        <w:rPr>
+          <w:rFonts w:ascii="Calibri" w:hAnsi="Calibri" w:cs="Calibri"/>
+          <w:sz w:val="24"/>
+          <w:szCs w:val="24"/>
+        </w:rPr>
+        <w:t>install</w:t>
+      </w:r>
+      <w:proofErr w:type="spellEnd"/>
+      <w:r>
+        <w:rPr>
+          <w:rFonts w:ascii="Calibri" w:hAnsi="Calibri" w:cs="Calibri"/>
+          <w:b/>
+          <w:bCs/>
+          <w:sz w:val="24"/>
+          <w:szCs w:val="24"/>
+        </w:rPr>
+        <w:t xml:space="preserve"> y </w:t>
+      </w:r>
+      <w:proofErr w:type="spellStart"/>
+      <w:r>
+        <w:rPr>
+          <w:rFonts w:ascii="Calibri" w:hAnsi="Calibri" w:cs="Calibri"/>
+          <w:sz w:val="24"/>
+          <w:szCs w:val="24"/>
+        </w:rPr>
+        <w:t>composer</w:t>
+      </w:r>
+      <w:proofErr w:type="spellEnd"/>
+      <w:r>
+        <w:rPr>
+          <w:rFonts w:ascii="Calibri" w:hAnsi="Calibri" w:cs="Calibri"/>
+          <w:sz w:val="24"/>
+          <w:szCs w:val="24"/>
+        </w:rPr>
+        <w:t xml:space="preserve"> </w:t>
+      </w:r>
+      <w:proofErr w:type="spellStart"/>
+      <w:r>
+        <w:rPr>
+          <w:rFonts w:ascii="Calibri" w:hAnsi="Calibri" w:cs="Calibri"/>
+          <w:sz w:val="24"/>
+          <w:szCs w:val="24"/>
+        </w:rPr>
+        <w:t>update</w:t>
+      </w:r>
+      <w:proofErr w:type="spellEnd"/>
+      <w:r>
+        <w:rPr>
+          <w:rFonts w:ascii="Calibri" w:hAnsi="Calibri" w:cs="Calibri"/>
+          <w:b/>
+          <w:bCs/>
+          <w:sz w:val="24"/>
+          <w:szCs w:val="24"/>
+        </w:rPr>
+        <w:t>?</w:t>
+      </w:r>
+      <w:r>
+        <w:rPr>
+          <w:rFonts w:ascii="Calibri" w:hAnsi="Calibri" w:cs="Calibri"/>
+          <w:sz w:val="24"/>
+          <w:szCs w:val="24"/>
+        </w:rPr>
+        <w:t xml:space="preserve"> </w:t>
+      </w:r>
+    </w:p>
+    <w:p>
+      <w:pPr>
+        <w:rPr>
+          <w:rFonts w:ascii="Calibri" w:hAnsi="Calibri" w:cs="Calibri"/>
+        </w:rPr>
+      </w:pPr>
+      <w:r>
+        <w:rPr>
+          <w:rFonts w:ascii="Calibri" w:hAnsi="Calibri" w:cs="Calibri"/>
+          <w:b/>
+          <w:bCs/>
+        </w:rPr>
+        <w:t>Respuesta:</w:t>
+      </w:r>
+      <w:r>
+        <w:rPr>
+          <w:rFonts w:ascii="Calibri" w:hAnsi="Calibri" w:cs="Calibri"/>
+        </w:rPr>
+        <w:t xml:space="preserve"> </w:t>
+      </w:r>
+      <w:proofErr w:type="spellStart"/>
+      <w:r>
+        <w:rPr>
+          <w:rFonts w:ascii="Calibri" w:hAnsi="Calibri" w:cs="Calibri"/>
+        </w:rPr>
+        <w:t>composer</w:t>
+      </w:r>
+      <w:proofErr w:type="spellEnd"/>
+      <w:r>
+        <w:rPr>
+          <w:rFonts w:ascii="Calibri" w:hAnsi="Calibri" w:cs="Calibri"/>
+        </w:rPr>
+        <w:t xml:space="preserve"> </w:t>
+      </w:r>
+      <w:proofErr w:type="spellStart"/>
+      <w:r>
+        <w:rPr>
+          <w:rFonts w:ascii="Calibri" w:hAnsi="Calibri" w:cs="Calibri"/>
+        </w:rPr>
+        <w:t>install</w:t>
+      </w:r>
+      <w:proofErr w:type="spellEnd"/>
+      <w:r>
+        <w:rPr>
+          <w:rFonts w:ascii="Calibri" w:hAnsi="Calibri" w:cs="Calibri"/>
+        </w:rPr>
+        <w:t xml:space="preserve"> instala las dependencias leyendo directamente el archivo (reconstruyendo la carpeta </w:t>
+      </w:r>
+      <w:proofErr w:type="spellStart"/>
+      <w:r>
+        <w:rPr>
+          <w:rFonts w:ascii="Calibri" w:hAnsi="Calibri" w:cs="Calibri"/>
+        </w:rPr>
+        <w:t>vendor</w:t>
+      </w:r>
+      <w:proofErr w:type="spellEnd"/>
+      <w:r>
+        <w:rPr>
+          <w:rFonts w:ascii="Calibri" w:hAnsi="Calibri" w:cs="Calibri"/>
+        </w:rPr>
+        <w:t xml:space="preserve">), mientras que </w:t>
+      </w:r>
+      <w:proofErr w:type="spellStart"/>
+      <w:r>
+        <w:rPr>
+          <w:rFonts w:ascii="Calibri" w:hAnsi="Calibri" w:cs="Calibri"/>
+        </w:rPr>
+        <w:t>composer</w:t>
+      </w:r>
+      <w:proofErr w:type="spellEnd"/>
+      <w:r>
+        <w:rPr>
+          <w:rFonts w:ascii="Calibri" w:hAnsi="Calibri" w:cs="Calibri"/>
+        </w:rPr>
+        <w:t xml:space="preserve"> </w:t>
+      </w:r>
+      <w:proofErr w:type="spellStart"/>
+      <w:r>
+        <w:rPr>
+          <w:rFonts w:ascii="Calibri" w:hAnsi="Calibri" w:cs="Calibri"/>
+        </w:rPr>
+        <w:t>update</w:t>
+      </w:r>
+      <w:proofErr w:type="spellEnd"/>
+      <w:r>
+        <w:rPr>
+          <w:rFonts w:ascii="Calibri" w:hAnsi="Calibri" w:cs="Calibri"/>
+        </w:rPr>
+        <w:t xml:space="preserve"> busca e instala las versiones más recientes disponibles permitidas en </w:t>
+      </w:r>
+      <w:proofErr w:type="spellStart"/>
+      <w:proofErr w:type="gramStart"/>
+      <w:r>
+        <w:rPr>
+          <w:rFonts w:ascii="Calibri" w:hAnsi="Calibri" w:cs="Calibri"/>
+        </w:rPr>
+        <w:t>composer.json</w:t>
+      </w:r>
+      <w:proofErr w:type="spellEnd"/>
+      <w:proofErr w:type="gramEnd"/>
+      <w:r>
+        <w:rPr>
+          <w:rFonts w:ascii="Calibri" w:hAnsi="Calibri" w:cs="Calibri"/>
+        </w:rPr>
+        <w:t>.</w:t>
+      </w:r>
+    </w:p>
+    <w:p>
+      <w:pPr>
+        <w:rPr>
+          <w:rFonts w:ascii="Calibri" w:hAnsi="Calibri" w:cs="Calibri"/>
+        </w:rPr>
+      </w:pPr>
+    </w:p>
+    <w:p>
+      <w:pPr>
+        <w:rPr>
+          <w:rFonts w:ascii="Calibri" w:hAnsi="Calibri" w:cs="Calibri"/>
+          <w:sz w:val="24"/>
+          <w:szCs w:val="24"/>
+        </w:rPr>
+      </w:pPr>
+      <w:r>
+        <w:rPr>
+          <w:rFonts w:ascii="Calibri" w:hAnsi="Calibri" w:cs="Calibri"/>
+          <w:b/>
+          <w:bCs/>
+          <w:sz w:val="24"/>
+          <w:szCs w:val="24"/>
+        </w:rPr>
+        <w:t>Pregunta 1</w:t>
+      </w:r>
+      <w:r>
+        <w:rPr>
+          <w:rFonts w:ascii="Calibri" w:hAnsi="Calibri" w:cs="Calibri"/>
+          <w:b/>
+          <w:bCs/>
+          <w:sz w:val="24"/>
+          <w:szCs w:val="24"/>
+        </w:rPr>
+        <w:t>0</w:t>
+      </w:r>
+      <w:r>
+        <w:rPr>
+          <w:rFonts w:ascii="Calibri" w:hAnsi="Calibri" w:cs="Calibri"/>
+          <w:b/>
+          <w:bCs/>
+          <w:sz w:val="24"/>
+          <w:szCs w:val="24"/>
+        </w:rPr>
+        <w:t xml:space="preserve">: Además de instalar librerías individuales para tu código, ¿qué otra gran utilidad elemental tiene </w:t>
+      </w:r>
+      <w:proofErr w:type="spellStart"/>
+      <w:r>
+        <w:rPr>
+          <w:rFonts w:ascii="Calibri" w:hAnsi="Calibri" w:cs="Calibri"/>
+          <w:b/>
+          <w:bCs/>
+          <w:sz w:val="24"/>
+          <w:szCs w:val="24"/>
         </w:rPr>
         <w:t>Composer</w:t>
       </w:r>
@@ -396,96 +1680,981 @@
       <w:r>
         <w:rPr>
           <w:rFonts w:ascii="Calibri" w:hAnsi="Calibri" w:cs="Calibri"/>
-        </w:rPr>
-        <w:t xml:space="preserve"> y se encarga de realizar la </w:t>
-      </w:r>
-      <w:r>
-        <w:rPr>
-          <w:rFonts w:ascii="Calibri" w:hAnsi="Calibri" w:cs="Calibri"/>
-          <w:b/>
-          <w:bCs/>
-        </w:rPr>
-        <w:t>carga automática (</w:t>
-      </w:r>
-      <w:proofErr w:type="spellStart"/>
-      <w:r>
-        <w:rPr>
-          <w:rFonts w:ascii="Calibri" w:hAnsi="Calibri" w:cs="Calibri"/>
-          <w:b/>
-          <w:bCs/>
-        </w:rPr>
-        <w:t>autoloading</w:t>
-      </w:r>
-      <w:proofErr w:type="spellEnd"/>
-      <w:r>
-        <w:rPr>
-          <w:rFonts w:ascii="Calibri" w:hAnsi="Calibri" w:cs="Calibri"/>
-          <w:b/>
-          <w:bCs/>
+          <w:b/>
+          <w:bCs/>
+          <w:sz w:val="24"/>
+          <w:szCs w:val="24"/>
+        </w:rPr>
+        <w:t xml:space="preserve"> a la hora de empezar a programar?</w:t>
+      </w:r>
+      <w:r>
+        <w:rPr>
+          <w:rFonts w:ascii="Calibri" w:hAnsi="Calibri" w:cs="Calibri"/>
+          <w:sz w:val="24"/>
+          <w:szCs w:val="24"/>
+        </w:rPr>
+        <w:t xml:space="preserve"> </w:t>
+      </w:r>
+    </w:p>
+    <w:p>
+      <w:pPr>
+        <w:rPr>
+          <w:rFonts w:ascii="Calibri" w:hAnsi="Calibri" w:cs="Calibri"/>
+        </w:rPr>
+      </w:pPr>
+      <w:r>
+        <w:rPr>
+          <w:rFonts w:ascii="Calibri" w:hAnsi="Calibri" w:cs="Calibri"/>
+          <w:b/>
+          <w:bCs/>
+        </w:rPr>
+        <w:t>Respuesta:</w:t>
+      </w:r>
+      <w:r>
+        <w:rPr>
+          <w:rFonts w:ascii="Calibri" w:hAnsi="Calibri" w:cs="Calibri"/>
+        </w:rPr>
+        <w:t xml:space="preserve"> </w:t>
+      </w:r>
+      <w:proofErr w:type="spellStart"/>
+      <w:r>
+        <w:rPr>
+          <w:rFonts w:ascii="Calibri" w:hAnsi="Calibri" w:cs="Calibri"/>
+        </w:rPr>
+        <w:t>Composer</w:t>
+      </w:r>
+      <w:proofErr w:type="spellEnd"/>
+      <w:r>
+        <w:rPr>
+          <w:rFonts w:ascii="Calibri" w:hAnsi="Calibri" w:cs="Calibri"/>
+        </w:rPr>
+        <w:t xml:space="preserve"> también permite </w:t>
+      </w:r>
+      <w:r>
+        <w:rPr>
+          <w:rFonts w:ascii="Calibri" w:hAnsi="Calibri" w:cs="Calibri"/>
+          <w:b/>
+          <w:bCs/>
+        </w:rPr>
+        <w:t>crear proyectos completos partiendo de un arquetipo base</w:t>
+      </w:r>
+      <w:r>
+        <w:rPr>
+          <w:rFonts w:ascii="Calibri" w:hAnsi="Calibri" w:cs="Calibri"/>
+        </w:rPr>
+        <w:t xml:space="preserve"> (esqueleto predefinido), lo cual es muy utilizado para inicializar rápidamente aplicaciones basadas en </w:t>
+      </w:r>
+      <w:proofErr w:type="spellStart"/>
+      <w:r>
+        <w:rPr>
+          <w:rFonts w:ascii="Calibri" w:hAnsi="Calibri" w:cs="Calibri"/>
+        </w:rPr>
+        <w:t>frameworks</w:t>
+      </w:r>
+      <w:proofErr w:type="spellEnd"/>
+      <w:r>
+        <w:rPr>
+          <w:rFonts w:ascii="Calibri" w:hAnsi="Calibri" w:cs="Calibri"/>
+        </w:rPr>
+        <w:t xml:space="preserve"> conocidos, como Laravel o </w:t>
+      </w:r>
+      <w:proofErr w:type="spellStart"/>
+      <w:r>
+        <w:rPr>
+          <w:rFonts w:ascii="Calibri" w:hAnsi="Calibri" w:cs="Calibri"/>
+        </w:rPr>
+        <w:t>Symfony</w:t>
+      </w:r>
+      <w:proofErr w:type="spellEnd"/>
+    </w:p>
+    <w:p>
+      <w:pPr>
+        <w:rPr>
+          <w:rFonts w:ascii="Calibri" w:hAnsi="Calibri" w:cs="Calibri"/>
+        </w:rPr>
+      </w:pPr>
+      <w:r>
+        <w:rPr>
+          <w:rFonts w:ascii="Calibri" w:hAnsi="Calibri" w:cs="Calibri"/>
+        </w:rPr>
+        <w:br w:type="page"/>
+      </w:r>
+    </w:p>
+    <w:p>
+      <w:pPr>
+        <w:rPr>
+          <w:rFonts w:ascii="Calibri" w:hAnsi="Calibri" w:cs="Calibri"/>
+          <w:sz w:val="28"/>
+          <w:szCs w:val="28"/>
+        </w:rPr>
+      </w:pPr>
+      <w:r>
+        <w:rPr>
+          <w:rFonts w:ascii="Calibri" w:hAnsi="Calibri" w:cs="Calibri"/>
+          <w:sz w:val="28"/>
+          <w:szCs w:val="28"/>
+        </w:rPr>
+        <w:lastRenderedPageBreak/>
+        <w:t>2. Espacios de nombres (</w:t>
+      </w:r>
+      <w:proofErr w:type="spellStart"/>
+      <w:r>
+        <w:rPr>
+          <w:rFonts w:ascii="Calibri" w:hAnsi="Calibri" w:cs="Calibri"/>
+          <w:sz w:val="28"/>
+          <w:szCs w:val="28"/>
+        </w:rPr>
+        <w:t>Namespaces</w:t>
+      </w:r>
+      <w:proofErr w:type="spellEnd"/>
+      <w:r>
+        <w:rPr>
+          <w:rFonts w:ascii="Calibri" w:hAnsi="Calibri" w:cs="Calibri"/>
+          <w:sz w:val="28"/>
+          <w:szCs w:val="28"/>
         </w:rPr>
         <w:t>)</w:t>
       </w:r>
-      <w:r>
-        <w:rPr>
-          <w:rFonts w:ascii="Calibri" w:hAnsi="Calibri" w:cs="Calibri"/>
-        </w:rPr>
-        <w:t xml:space="preserve"> de las clases cuando se necesitan.</w:t>
-      </w:r>
-    </w:p>
-    <w:p>
-      <w:pPr>
-        <w:rPr>
-          <w:rFonts w:ascii="Calibri" w:hAnsi="Calibri" w:cs="Calibri"/>
-        </w:rPr>
-      </w:pPr>
-    </w:p>
-    <w:p>
-      <w:pPr>
-        <w:rPr>
-          <w:rFonts w:ascii="Calibri" w:hAnsi="Calibri" w:cs="Calibri"/>
-        </w:rPr>
-      </w:pPr>
-      <w:r>
-        <w:rPr>
-          <w:rFonts w:ascii="Calibri" w:hAnsi="Calibri" w:cs="Calibri"/>
-        </w:rPr>
-        <w:t>2. Espacios de nombres (</w:t>
-      </w:r>
-      <w:proofErr w:type="spellStart"/>
-      <w:r>
-        <w:rPr>
-          <w:rFonts w:ascii="Calibri" w:hAnsi="Calibri" w:cs="Calibri"/>
-        </w:rPr>
-        <w:t>Namespaces</w:t>
-      </w:r>
-      <w:proofErr w:type="spellEnd"/>
-      <w:r>
-        <w:rPr>
-          <w:rFonts w:ascii="Calibri" w:hAnsi="Calibri" w:cs="Calibri"/>
+    </w:p>
+    <w:p>
+      <w:pPr>
+        <w:rPr>
+          <w:rFonts w:ascii="Calibri" w:hAnsi="Calibri" w:cs="Calibri"/>
+          <w:sz w:val="24"/>
+          <w:szCs w:val="24"/>
+        </w:rPr>
+      </w:pPr>
+      <w:r>
+        <w:rPr>
+          <w:rFonts w:ascii="Calibri" w:hAnsi="Calibri" w:cs="Calibri"/>
+          <w:b/>
+          <w:bCs/>
+          <w:sz w:val="24"/>
+          <w:szCs w:val="24"/>
+        </w:rPr>
+        <w:t xml:space="preserve">Pregunta </w:t>
+      </w:r>
+      <w:r>
+        <w:rPr>
+          <w:rFonts w:ascii="Calibri" w:hAnsi="Calibri" w:cs="Calibri"/>
+          <w:b/>
+          <w:bCs/>
+          <w:sz w:val="24"/>
+          <w:szCs w:val="24"/>
+        </w:rPr>
+        <w:t>1</w:t>
+      </w:r>
+      <w:r>
+        <w:rPr>
+          <w:rFonts w:ascii="Calibri" w:hAnsi="Calibri" w:cs="Calibri"/>
+          <w:b/>
+          <w:bCs/>
+          <w:sz w:val="24"/>
+          <w:szCs w:val="24"/>
+        </w:rPr>
+        <w:t>: ¿Cuál es el propósito principal de utilizar espacios de nombres en PHP?</w:t>
+      </w:r>
+      <w:r>
+        <w:rPr>
+          <w:rFonts w:ascii="Calibri" w:hAnsi="Calibri" w:cs="Calibri"/>
+          <w:sz w:val="24"/>
+          <w:szCs w:val="24"/>
+        </w:rPr>
+        <w:t xml:space="preserve"> </w:t>
+      </w:r>
+    </w:p>
+    <w:p>
+      <w:pPr>
+        <w:rPr>
+          <w:rFonts w:ascii="Calibri" w:hAnsi="Calibri" w:cs="Calibri"/>
+        </w:rPr>
+      </w:pPr>
+      <w:r>
+        <w:rPr>
+          <w:rFonts w:ascii="Calibri" w:hAnsi="Calibri" w:cs="Calibri"/>
+          <w:b/>
+          <w:bCs/>
+        </w:rPr>
+        <w:t>Respuesta:</w:t>
+      </w:r>
+      <w:r>
+        <w:rPr>
+          <w:rFonts w:ascii="Calibri" w:hAnsi="Calibri" w:cs="Calibri"/>
+        </w:rPr>
+        <w:t xml:space="preserve"> Su principal propósito es </w:t>
+      </w:r>
+      <w:r>
+        <w:rPr>
+          <w:rFonts w:ascii="Calibri" w:hAnsi="Calibri" w:cs="Calibri"/>
+          <w:b/>
+          <w:bCs/>
+        </w:rPr>
+        <w:t>evitar "colisiones" de nombres</w:t>
+      </w:r>
+      <w:r>
+        <w:rPr>
+          <w:rFonts w:ascii="Calibri" w:hAnsi="Calibri" w:cs="Calibri"/>
+        </w:rPr>
+        <w:t>. Es decir, permiten que diferentes clases, funciones o constantes que tienen el mismo nombre puedan coexistir en el mismo código sin dar error, encapsulándolas en espacios de nombres distintos.</w:t>
+      </w:r>
+    </w:p>
+    <w:p>
+      <w:pPr>
+        <w:rPr>
+          <w:rFonts w:ascii="Calibri" w:hAnsi="Calibri" w:cs="Calibri"/>
+          <w:b/>
+          <w:bCs/>
+        </w:rPr>
+      </w:pPr>
+    </w:p>
+    <w:p>
+      <w:pPr>
+        <w:rPr>
+          <w:rFonts w:ascii="Calibri" w:hAnsi="Calibri" w:cs="Calibri"/>
+          <w:sz w:val="24"/>
+          <w:szCs w:val="24"/>
+        </w:rPr>
+      </w:pPr>
+      <w:r>
+        <w:rPr>
+          <w:rFonts w:ascii="Calibri" w:hAnsi="Calibri" w:cs="Calibri"/>
+          <w:b/>
+          <w:bCs/>
+          <w:sz w:val="24"/>
+          <w:szCs w:val="24"/>
+        </w:rPr>
+        <w:t xml:space="preserve">Pregunta </w:t>
+      </w:r>
+      <w:r>
+        <w:rPr>
+          <w:rFonts w:ascii="Calibri" w:hAnsi="Calibri" w:cs="Calibri"/>
+          <w:b/>
+          <w:bCs/>
+          <w:sz w:val="24"/>
+          <w:szCs w:val="24"/>
+        </w:rPr>
+        <w:t>2</w:t>
+      </w:r>
+      <w:r>
+        <w:rPr>
+          <w:rFonts w:ascii="Calibri" w:hAnsi="Calibri" w:cs="Calibri"/>
+          <w:b/>
+          <w:bCs/>
+          <w:sz w:val="24"/>
+          <w:szCs w:val="24"/>
+        </w:rPr>
+        <w:t>: ¿Qué palabras reservadas se usan para declarar un espacio de nombres y para poder utilizar de forma abreviada una clase de otro espacio de nombres?</w:t>
+      </w:r>
+      <w:r>
+        <w:rPr>
+          <w:rFonts w:ascii="Calibri" w:hAnsi="Calibri" w:cs="Calibri"/>
+          <w:sz w:val="24"/>
+          <w:szCs w:val="24"/>
+        </w:rPr>
+        <w:t xml:space="preserve"> </w:t>
+      </w:r>
+    </w:p>
+    <w:p>
+      <w:pPr>
+        <w:rPr>
+          <w:rFonts w:ascii="Calibri" w:hAnsi="Calibri" w:cs="Calibri"/>
+        </w:rPr>
+      </w:pPr>
+      <w:r>
+        <w:rPr>
+          <w:rFonts w:ascii="Calibri" w:hAnsi="Calibri" w:cs="Calibri"/>
+          <w:b/>
+          <w:bCs/>
+        </w:rPr>
+        <w:t>Respuesta:</w:t>
+      </w:r>
+      <w:r>
+        <w:rPr>
+          <w:rFonts w:ascii="Calibri" w:hAnsi="Calibri" w:cs="Calibri"/>
+        </w:rPr>
+        <w:t xml:space="preserve"> Para declarar el espacio de nombres de un archivo se usa </w:t>
+      </w:r>
+      <w:proofErr w:type="spellStart"/>
+      <w:r>
+        <w:rPr>
+          <w:rFonts w:ascii="Calibri" w:hAnsi="Calibri" w:cs="Calibri"/>
+        </w:rPr>
+        <w:t>namespace</w:t>
+      </w:r>
+      <w:proofErr w:type="spellEnd"/>
+      <w:r>
+        <w:rPr>
+          <w:rFonts w:ascii="Calibri" w:hAnsi="Calibri" w:cs="Calibri"/>
+        </w:rPr>
+        <w:t xml:space="preserve"> al principio del código PHP. Para utilizar una clase de otro espacio sin tener que escribir su ruta completa cada vez, se utiliza la palabra use (pudiendo usar as para renombrarla o darle un alias).</w:t>
+      </w:r>
+    </w:p>
+    <w:p>
+      <w:pPr>
+        <w:rPr>
+          <w:rFonts w:ascii="Calibri" w:hAnsi="Calibri" w:cs="Calibri"/>
+        </w:rPr>
+      </w:pPr>
+    </w:p>
+    <w:p>
+      <w:pPr>
+        <w:rPr>
+          <w:rFonts w:ascii="Calibri" w:hAnsi="Calibri" w:cs="Calibri"/>
+          <w:sz w:val="24"/>
+          <w:szCs w:val="24"/>
+        </w:rPr>
+      </w:pPr>
+      <w:r>
+        <w:rPr>
+          <w:rFonts w:ascii="Calibri" w:hAnsi="Calibri" w:cs="Calibri"/>
+          <w:b/>
+          <w:bCs/>
+          <w:sz w:val="24"/>
+          <w:szCs w:val="24"/>
+        </w:rPr>
+        <w:t xml:space="preserve">Pregunta </w:t>
+      </w:r>
+      <w:r>
+        <w:rPr>
+          <w:rFonts w:ascii="Calibri" w:hAnsi="Calibri" w:cs="Calibri"/>
+          <w:b/>
+          <w:bCs/>
+          <w:sz w:val="24"/>
+          <w:szCs w:val="24"/>
+        </w:rPr>
+        <w:t>3</w:t>
+      </w:r>
+      <w:r>
+        <w:rPr>
+          <w:rFonts w:ascii="Calibri" w:hAnsi="Calibri" w:cs="Calibri"/>
+          <w:b/>
+          <w:bCs/>
+          <w:sz w:val="24"/>
+          <w:szCs w:val="24"/>
+        </w:rPr>
+        <w:t>:</w:t>
+      </w:r>
+      <w:r>
+        <w:rPr>
+          <w:rFonts w:ascii="Calibri" w:hAnsi="Calibri" w:cs="Calibri"/>
+          <w:b/>
+          <w:bCs/>
+          <w:sz w:val="24"/>
+          <w:szCs w:val="24"/>
+        </w:rPr>
+        <w:t xml:space="preserve"> </w:t>
+      </w:r>
+      <w:r>
+        <w:rPr>
+          <w:rFonts w:ascii="Calibri" w:hAnsi="Calibri" w:cs="Calibri"/>
+          <w:b/>
+          <w:bCs/>
+          <w:sz w:val="24"/>
+          <w:szCs w:val="24"/>
+        </w:rPr>
+        <w:t>¿Qué problema principal resuelven los espacios de nombres en PHP?</w:t>
+      </w:r>
+      <w:r>
+        <w:rPr>
+          <w:rFonts w:ascii="Calibri" w:hAnsi="Calibri" w:cs="Calibri"/>
+          <w:sz w:val="24"/>
+          <w:szCs w:val="24"/>
+        </w:rPr>
+        <w:t xml:space="preserve"> </w:t>
+      </w:r>
+    </w:p>
+    <w:p>
+      <w:pPr>
+        <w:rPr>
+          <w:rFonts w:ascii="Calibri" w:hAnsi="Calibri" w:cs="Calibri"/>
+        </w:rPr>
+      </w:pPr>
+      <w:r>
+        <w:rPr>
+          <w:rFonts w:ascii="Calibri" w:hAnsi="Calibri" w:cs="Calibri"/>
+          <w:b/>
+          <w:bCs/>
+        </w:rPr>
+        <w:t>Respuesta:</w:t>
+      </w:r>
+      <w:r>
+        <w:rPr>
+          <w:rFonts w:ascii="Calibri" w:hAnsi="Calibri" w:cs="Calibri"/>
+          <w:b/>
+          <w:bCs/>
+        </w:rPr>
+        <w:t xml:space="preserve"> </w:t>
+      </w:r>
+      <w:r>
+        <w:rPr>
+          <w:rFonts w:ascii="Calibri" w:hAnsi="Calibri" w:cs="Calibri"/>
+        </w:rPr>
+        <w:t>Evitan colisiones de nombres cuando se utilizan múltiples librerías o clases que comparten el mismo identificador, permitiendo organizar el código en jerarquías lógicas.</w:t>
+      </w:r>
+    </w:p>
+    <w:p>
+      <w:pPr>
+        <w:rPr>
+          <w:rFonts w:ascii="Calibri" w:hAnsi="Calibri" w:cs="Calibri"/>
+          <w:b/>
+          <w:bCs/>
+        </w:rPr>
+      </w:pPr>
+    </w:p>
+    <w:p>
+      <w:pPr>
+        <w:rPr>
+          <w:rFonts w:ascii="Calibri" w:hAnsi="Calibri" w:cs="Calibri"/>
+          <w:sz w:val="24"/>
+          <w:szCs w:val="24"/>
+        </w:rPr>
+      </w:pPr>
+      <w:r>
+        <w:rPr>
+          <w:rFonts w:ascii="Calibri" w:hAnsi="Calibri" w:cs="Calibri"/>
+          <w:b/>
+          <w:bCs/>
+          <w:sz w:val="24"/>
+          <w:szCs w:val="24"/>
+        </w:rPr>
+        <w:t xml:space="preserve">Pregunta </w:t>
+      </w:r>
+      <w:r>
+        <w:rPr>
+          <w:rFonts w:ascii="Calibri" w:hAnsi="Calibri" w:cs="Calibri"/>
+          <w:b/>
+          <w:bCs/>
+          <w:sz w:val="24"/>
+          <w:szCs w:val="24"/>
+        </w:rPr>
+        <w:t>4</w:t>
+      </w:r>
+      <w:r>
+        <w:rPr>
+          <w:rFonts w:ascii="Calibri" w:hAnsi="Calibri" w:cs="Calibri"/>
+          <w:b/>
+          <w:bCs/>
+          <w:sz w:val="24"/>
+          <w:szCs w:val="24"/>
+        </w:rPr>
+        <w:t xml:space="preserve">: </w:t>
+      </w:r>
+      <w:r>
+        <w:rPr>
+          <w:rFonts w:ascii="Calibri" w:hAnsi="Calibri" w:cs="Calibri"/>
+          <w:b/>
+          <w:bCs/>
+          <w:sz w:val="24"/>
+          <w:szCs w:val="24"/>
+        </w:rPr>
+        <w:t xml:space="preserve"> </w:t>
+      </w:r>
+      <w:r>
+        <w:rPr>
+          <w:rFonts w:ascii="Calibri" w:hAnsi="Calibri" w:cs="Calibri"/>
+          <w:b/>
+          <w:bCs/>
+          <w:sz w:val="24"/>
+          <w:szCs w:val="24"/>
+        </w:rPr>
+        <w:t xml:space="preserve">Si una clase pertenece al </w:t>
+      </w:r>
+      <w:proofErr w:type="spellStart"/>
+      <w:r>
+        <w:rPr>
+          <w:rFonts w:ascii="Calibri" w:hAnsi="Calibri" w:cs="Calibri"/>
+          <w:b/>
+          <w:bCs/>
+          <w:sz w:val="24"/>
+          <w:szCs w:val="24"/>
+        </w:rPr>
+        <w:t>namespace</w:t>
+      </w:r>
+      <w:proofErr w:type="spellEnd"/>
+      <w:r>
+        <w:rPr>
+          <w:rFonts w:ascii="Calibri" w:hAnsi="Calibri" w:cs="Calibri"/>
+          <w:b/>
+          <w:bCs/>
+          <w:sz w:val="24"/>
+          <w:szCs w:val="24"/>
+        </w:rPr>
+        <w:t xml:space="preserve"> App\Modelos, ¿cómo debe declararse al principio del archivo?</w:t>
+      </w:r>
+      <w:r>
+        <w:rPr>
+          <w:rFonts w:ascii="Calibri" w:hAnsi="Calibri" w:cs="Calibri"/>
+          <w:sz w:val="24"/>
+          <w:szCs w:val="24"/>
+        </w:rPr>
+        <w:t xml:space="preserve"> </w:t>
+      </w:r>
+    </w:p>
+    <w:p>
+      <w:pPr>
+        <w:rPr>
+          <w:rFonts w:ascii="Calibri" w:hAnsi="Calibri" w:cs="Calibri"/>
+        </w:rPr>
+      </w:pPr>
+      <w:r>
+        <w:rPr>
+          <w:rFonts w:ascii="Calibri" w:hAnsi="Calibri" w:cs="Calibri"/>
+          <w:b/>
+          <w:bCs/>
+        </w:rPr>
+        <w:t>Respuesta:</w:t>
+      </w:r>
+      <w:r>
+        <w:rPr>
+          <w:rFonts w:ascii="Calibri" w:hAnsi="Calibri" w:cs="Calibri"/>
+          <w:b/>
+          <w:bCs/>
+        </w:rPr>
+        <w:t xml:space="preserve"> </w:t>
+      </w:r>
+      <w:r>
+        <w:rPr>
+          <w:rFonts w:ascii="Calibri" w:hAnsi="Calibri" w:cs="Calibri"/>
+        </w:rPr>
+        <w:t xml:space="preserve">Se declara mediante la instrucción </w:t>
+      </w:r>
+      <w:proofErr w:type="spellStart"/>
+      <w:r>
+        <w:rPr>
+          <w:rFonts w:ascii="Calibri" w:hAnsi="Calibri" w:cs="Calibri"/>
+        </w:rPr>
+        <w:t>namespace</w:t>
+      </w:r>
+      <w:proofErr w:type="spellEnd"/>
+      <w:r>
+        <w:rPr>
+          <w:rFonts w:ascii="Calibri" w:hAnsi="Calibri" w:cs="Calibri"/>
+        </w:rPr>
+        <w:t xml:space="preserve"> App\</w:t>
+      </w:r>
+      <w:proofErr w:type="gramStart"/>
+      <w:r>
+        <w:rPr>
+          <w:rFonts w:ascii="Calibri" w:hAnsi="Calibri" w:cs="Calibri"/>
+        </w:rPr>
+        <w:t>Modelos;.</w:t>
+      </w:r>
+      <w:proofErr w:type="gramEnd"/>
+    </w:p>
+    <w:p>
+      <w:pPr>
+        <w:rPr>
+          <w:rFonts w:ascii="Calibri" w:hAnsi="Calibri" w:cs="Calibri"/>
+          <w:b/>
+          <w:bCs/>
+        </w:rPr>
+      </w:pPr>
+    </w:p>
+    <w:p>
+      <w:pPr>
+        <w:rPr>
+          <w:rFonts w:ascii="Calibri" w:hAnsi="Calibri" w:cs="Calibri"/>
+          <w:sz w:val="24"/>
+          <w:szCs w:val="24"/>
+        </w:rPr>
+      </w:pPr>
+      <w:r>
+        <w:rPr>
+          <w:rFonts w:ascii="Calibri" w:hAnsi="Calibri" w:cs="Calibri"/>
+          <w:b/>
+          <w:bCs/>
+          <w:sz w:val="24"/>
+          <w:szCs w:val="24"/>
+        </w:rPr>
+        <w:t xml:space="preserve">Pregunta </w:t>
+      </w:r>
+      <w:r>
+        <w:rPr>
+          <w:rFonts w:ascii="Calibri" w:hAnsi="Calibri" w:cs="Calibri"/>
+          <w:b/>
+          <w:bCs/>
+          <w:sz w:val="24"/>
+          <w:szCs w:val="24"/>
+        </w:rPr>
+        <w:t>5</w:t>
+      </w:r>
+      <w:r>
+        <w:rPr>
+          <w:rFonts w:ascii="Calibri" w:hAnsi="Calibri" w:cs="Calibri"/>
+          <w:b/>
+          <w:bCs/>
+          <w:sz w:val="24"/>
+          <w:szCs w:val="24"/>
+        </w:rPr>
+        <w:t>:</w:t>
+      </w:r>
+      <w:r>
+        <w:rPr>
+          <w:rFonts w:ascii="Calibri" w:hAnsi="Calibri" w:cs="Calibri"/>
+          <w:b/>
+          <w:bCs/>
+          <w:sz w:val="24"/>
+          <w:szCs w:val="24"/>
+        </w:rPr>
+        <w:t xml:space="preserve"> </w:t>
+      </w:r>
+      <w:r>
+        <w:rPr>
+          <w:rFonts w:ascii="Calibri" w:hAnsi="Calibri" w:cs="Calibri"/>
+          <w:b/>
+          <w:bCs/>
+          <w:sz w:val="24"/>
+          <w:szCs w:val="24"/>
+        </w:rPr>
+        <w:t xml:space="preserve">¿Cómo se utiliza la palabra clave use en un archivo para acceder a una clase de otro </w:t>
+      </w:r>
+      <w:proofErr w:type="spellStart"/>
+      <w:r>
+        <w:rPr>
+          <w:rFonts w:ascii="Calibri" w:hAnsi="Calibri" w:cs="Calibri"/>
+          <w:b/>
+          <w:bCs/>
+          <w:sz w:val="24"/>
+          <w:szCs w:val="24"/>
+        </w:rPr>
+        <w:t>namespace</w:t>
+      </w:r>
+      <w:proofErr w:type="spellEnd"/>
+      <w:r>
+        <w:rPr>
+          <w:rFonts w:ascii="Calibri" w:hAnsi="Calibri" w:cs="Calibri"/>
+          <w:b/>
+          <w:bCs/>
+          <w:sz w:val="24"/>
+          <w:szCs w:val="24"/>
+        </w:rPr>
+        <w:t>?</w:t>
+      </w:r>
+      <w:r>
+        <w:rPr>
+          <w:rFonts w:ascii="Calibri" w:hAnsi="Calibri" w:cs="Calibri"/>
+          <w:sz w:val="24"/>
+          <w:szCs w:val="24"/>
+        </w:rPr>
+        <w:t xml:space="preserve"> </w:t>
+      </w:r>
+    </w:p>
+    <w:p>
+      <w:pPr>
+        <w:rPr>
+          <w:rFonts w:ascii="Calibri" w:hAnsi="Calibri" w:cs="Calibri"/>
+        </w:rPr>
+      </w:pPr>
+      <w:r>
+        <w:rPr>
+          <w:rFonts w:ascii="Calibri" w:hAnsi="Calibri" w:cs="Calibri"/>
+          <w:b/>
+          <w:bCs/>
+        </w:rPr>
+        <w:t>Respuesta:</w:t>
+      </w:r>
+      <w:r>
+        <w:rPr>
+          <w:rFonts w:ascii="Calibri" w:hAnsi="Calibri" w:cs="Calibri"/>
+          <w:b/>
+          <w:bCs/>
+        </w:rPr>
+        <w:t xml:space="preserve"> </w:t>
+      </w:r>
+      <w:r>
+        <w:rPr>
+          <w:rFonts w:ascii="Calibri" w:hAnsi="Calibri" w:cs="Calibri"/>
+        </w:rPr>
+        <w:t>Se utiliza como use App</w:t>
+      </w:r>
+      <w:proofErr w:type="gramStart"/>
+      <w:r>
+        <w:rPr>
+          <w:rFonts w:ascii="Calibri" w:hAnsi="Calibri" w:cs="Calibri"/>
+        </w:rPr>
+        <w:t>\Controladores\</w:t>
+      </w:r>
+      <w:proofErr w:type="spellStart"/>
+      <w:r>
+        <w:rPr>
+          <w:rFonts w:ascii="Calibri" w:hAnsi="Calibri" w:cs="Calibri"/>
+        </w:rPr>
+        <w:t>NombreClase</w:t>
+      </w:r>
+      <w:proofErr w:type="spellEnd"/>
+      <w:r>
+        <w:rPr>
+          <w:rFonts w:ascii="Calibri" w:hAnsi="Calibri" w:cs="Calibri"/>
+        </w:rPr>
+        <w:t>;,</w:t>
+      </w:r>
+      <w:proofErr w:type="gramEnd"/>
+      <w:r>
+        <w:rPr>
+          <w:rFonts w:ascii="Calibri" w:hAnsi="Calibri" w:cs="Calibri"/>
+        </w:rPr>
+        <w:t xml:space="preserve"> permitiendo referirse a la clase solo por su nombre corto sin escribir toda la ruta.</w:t>
+      </w:r>
+    </w:p>
+    <w:p>
+      <w:pPr>
+        <w:rPr>
+          <w:rFonts w:ascii="Calibri" w:hAnsi="Calibri" w:cs="Calibri"/>
+        </w:rPr>
+      </w:pPr>
+    </w:p>
+    <w:p>
+      <w:pPr>
+        <w:rPr>
+          <w:rFonts w:ascii="Calibri" w:hAnsi="Calibri" w:cs="Calibri"/>
+          <w:b/>
+          <w:bCs/>
+          <w:sz w:val="24"/>
+          <w:szCs w:val="24"/>
+        </w:rPr>
+      </w:pPr>
+      <w:r>
+        <w:rPr>
+          <w:rFonts w:ascii="Calibri" w:hAnsi="Calibri" w:cs="Calibri"/>
+          <w:b/>
+          <w:bCs/>
+          <w:sz w:val="24"/>
+          <w:szCs w:val="24"/>
+        </w:rPr>
+        <w:t xml:space="preserve">Pregunta </w:t>
+      </w:r>
+      <w:r>
+        <w:rPr>
+          <w:rFonts w:ascii="Calibri" w:hAnsi="Calibri" w:cs="Calibri"/>
+          <w:b/>
+          <w:bCs/>
+          <w:sz w:val="24"/>
+          <w:szCs w:val="24"/>
+        </w:rPr>
+        <w:t>6</w:t>
+      </w:r>
+      <w:r>
+        <w:rPr>
+          <w:rFonts w:ascii="Calibri" w:hAnsi="Calibri" w:cs="Calibri"/>
+          <w:b/>
+          <w:bCs/>
+          <w:sz w:val="24"/>
+          <w:szCs w:val="24"/>
+        </w:rPr>
+        <w:t xml:space="preserve">: ¿Cómo indicas que quieres utilizar una clase o función nativa de PHP </w:t>
+      </w:r>
+      <w:r>
+        <w:rPr>
+          <w:rFonts w:ascii="Calibri" w:hAnsi="Calibri" w:cs="Calibri"/>
+          <w:b/>
+          <w:bCs/>
+          <w:sz w:val="24"/>
+          <w:szCs w:val="24"/>
+        </w:rPr>
+        <w:t xml:space="preserve">(como PDO o </w:t>
+      </w:r>
+      <w:proofErr w:type="spellStart"/>
+      <w:proofErr w:type="gramStart"/>
+      <w:r>
+        <w:rPr>
+          <w:rFonts w:ascii="Calibri" w:hAnsi="Calibri" w:cs="Calibri"/>
+          <w:b/>
+          <w:bCs/>
+          <w:sz w:val="24"/>
+          <w:szCs w:val="24"/>
+        </w:rPr>
+        <w:t>max</w:t>
+      </w:r>
+      <w:proofErr w:type="spellEnd"/>
+      <w:r>
+        <w:rPr>
+          <w:rFonts w:ascii="Calibri" w:hAnsi="Calibri" w:cs="Calibri"/>
+          <w:b/>
+          <w:bCs/>
+          <w:sz w:val="24"/>
+          <w:szCs w:val="24"/>
+        </w:rPr>
+        <w:t>(</w:t>
+      </w:r>
+      <w:proofErr w:type="gramEnd"/>
+      <w:r>
+        <w:rPr>
+          <w:rFonts w:ascii="Calibri" w:hAnsi="Calibri" w:cs="Calibri"/>
+          <w:b/>
+          <w:bCs/>
+          <w:sz w:val="24"/>
+          <w:szCs w:val="24"/>
+        </w:rPr>
+        <w:t xml:space="preserve">)) dentro de tu propio espacio de nombres para evitar errores? </w:t>
+      </w:r>
+    </w:p>
+    <w:p>
+      <w:pPr>
+        <w:rPr>
+          <w:rFonts w:ascii="Calibri" w:hAnsi="Calibri" w:cs="Calibri"/>
+        </w:rPr>
+      </w:pPr>
+      <w:r>
+        <w:rPr>
+          <w:rFonts w:ascii="Calibri" w:hAnsi="Calibri" w:cs="Calibri"/>
+          <w:b/>
+          <w:bCs/>
+        </w:rPr>
+        <w:t>Respuesta:</w:t>
+      </w:r>
+      <w:r>
+        <w:rPr>
+          <w:rFonts w:ascii="Calibri" w:hAnsi="Calibri" w:cs="Calibri"/>
+        </w:rPr>
+        <w:t xml:space="preserve"> Debes colocar una </w:t>
+      </w:r>
+      <w:r>
+        <w:rPr>
+          <w:rFonts w:ascii="Calibri" w:hAnsi="Calibri" w:cs="Calibri"/>
+          <w:b/>
+          <w:bCs/>
+        </w:rPr>
+        <w:t>barra invertida (</w:t>
+      </w:r>
+      <w:r>
+        <w:rPr>
+          <w:rFonts w:ascii="Calibri" w:hAnsi="Calibri" w:cs="Calibri"/>
+        </w:rPr>
+        <w:t>\</w:t>
+      </w:r>
+      <w:r>
+        <w:rPr>
+          <w:rFonts w:ascii="Calibri" w:hAnsi="Calibri" w:cs="Calibri"/>
+          <w:b/>
+          <w:bCs/>
         </w:rPr>
         <w:t>)</w:t>
       </w:r>
-    </w:p>
-    <w:p>
-      <w:pPr>
-        <w:rPr>
-          <w:rFonts w:ascii="Calibri" w:hAnsi="Calibri" w:cs="Calibri"/>
-        </w:rPr>
-      </w:pPr>
-      <w:r>
-        <w:rPr>
-          <w:rFonts w:ascii="Calibri" w:hAnsi="Calibri" w:cs="Calibri"/>
-          <w:b/>
-          <w:bCs/>
-        </w:rPr>
-        <w:t>Pregunta 4: ¿Cuál es el propósito principal de utilizar espacios de nombres en PHP?</w:t>
-      </w:r>
-      <w:r>
-        <w:rPr>
-          <w:rFonts w:ascii="Calibri" w:hAnsi="Calibri" w:cs="Calibri"/>
+      <w:r>
+        <w:rPr>
+          <w:rFonts w:ascii="Calibri" w:hAnsi="Calibri" w:cs="Calibri"/>
+        </w:rPr>
+        <w:t xml:space="preserve"> antes del nombre de la clase o función (por ejemplo \PDO o \</w:t>
+      </w:r>
+      <w:proofErr w:type="spellStart"/>
+      <w:proofErr w:type="gramStart"/>
+      <w:r>
+        <w:rPr>
+          <w:rFonts w:ascii="Calibri" w:hAnsi="Calibri" w:cs="Calibri"/>
+        </w:rPr>
+        <w:t>max</w:t>
+      </w:r>
+      <w:proofErr w:type="spellEnd"/>
+      <w:r>
+        <w:rPr>
+          <w:rFonts w:ascii="Calibri" w:hAnsi="Calibri" w:cs="Calibri"/>
+        </w:rPr>
+        <w:t>(</w:t>
+      </w:r>
+      <w:proofErr w:type="gramEnd"/>
+      <w:r>
+        <w:rPr>
+          <w:rFonts w:ascii="Calibri" w:hAnsi="Calibri" w:cs="Calibri"/>
+        </w:rPr>
+        <w:t xml:space="preserve">)) para indicar que pertenece al </w:t>
+      </w:r>
+      <w:r>
+        <w:rPr>
+          <w:rFonts w:ascii="Calibri" w:hAnsi="Calibri" w:cs="Calibri"/>
+          <w:b/>
+          <w:bCs/>
+        </w:rPr>
+        <w:t>espacio de nombres global</w:t>
+      </w:r>
+      <w:r>
+        <w:rPr>
+          <w:rFonts w:ascii="Calibri" w:hAnsi="Calibri" w:cs="Calibri"/>
+        </w:rPr>
+        <w:t>.</w:t>
+      </w:r>
+    </w:p>
+    <w:p>
+      <w:pPr>
+        <w:rPr>
+          <w:rFonts w:ascii="Calibri" w:hAnsi="Calibri" w:cs="Calibri"/>
+        </w:rPr>
+      </w:pPr>
+    </w:p>
+    <w:p>
+      <w:pPr>
+        <w:rPr>
+          <w:rFonts w:ascii="Calibri" w:hAnsi="Calibri" w:cs="Calibri"/>
+          <w:sz w:val="24"/>
+          <w:szCs w:val="24"/>
+        </w:rPr>
+      </w:pPr>
+      <w:r>
+        <w:rPr>
+          <w:rFonts w:ascii="Calibri" w:hAnsi="Calibri" w:cs="Calibri"/>
+          <w:b/>
+          <w:bCs/>
+          <w:sz w:val="24"/>
+          <w:szCs w:val="24"/>
+        </w:rPr>
+        <w:t xml:space="preserve">Pregunta </w:t>
+      </w:r>
+      <w:r>
+        <w:rPr>
+          <w:rFonts w:ascii="Calibri" w:hAnsi="Calibri" w:cs="Calibri"/>
+          <w:b/>
+          <w:bCs/>
+          <w:sz w:val="24"/>
+          <w:szCs w:val="24"/>
+        </w:rPr>
+        <w:t>7</w:t>
+      </w:r>
+      <w:r>
+        <w:rPr>
+          <w:rFonts w:ascii="Calibri" w:hAnsi="Calibri" w:cs="Calibri"/>
+          <w:b/>
+          <w:bCs/>
+          <w:sz w:val="24"/>
+          <w:szCs w:val="24"/>
+        </w:rPr>
+        <w:t xml:space="preserve">: ¿Qué recomendación estándar (PSR) utiliza </w:t>
+      </w:r>
+      <w:proofErr w:type="spellStart"/>
+      <w:r>
+        <w:rPr>
+          <w:rFonts w:ascii="Calibri" w:hAnsi="Calibri" w:cs="Calibri"/>
+          <w:b/>
+          <w:bCs/>
+          <w:sz w:val="24"/>
+          <w:szCs w:val="24"/>
+        </w:rPr>
+        <w:t>Composer</w:t>
+      </w:r>
+      <w:proofErr w:type="spellEnd"/>
+      <w:r>
+        <w:rPr>
+          <w:rFonts w:ascii="Calibri" w:hAnsi="Calibri" w:cs="Calibri"/>
+          <w:b/>
+          <w:bCs/>
+          <w:sz w:val="24"/>
+          <w:szCs w:val="24"/>
+        </w:rPr>
+        <w:t xml:space="preserve"> junto con los espacios de nombres para lograr la carga automática de clases?</w:t>
+      </w:r>
+      <w:r>
+        <w:rPr>
+          <w:rFonts w:ascii="Calibri" w:hAnsi="Calibri" w:cs="Calibri"/>
+          <w:sz w:val="24"/>
+          <w:szCs w:val="24"/>
         </w:rPr>
         <w:t xml:space="preserve"> </w:t>
       </w:r>
+    </w:p>
+    <w:p>
+      <w:pPr>
+        <w:rPr>
+          <w:rFonts w:ascii="Calibri" w:hAnsi="Calibri" w:cs="Calibri"/>
+        </w:rPr>
+      </w:pPr>
       <w:r>
         <w:rPr>
           <w:rFonts w:ascii="Calibri" w:hAnsi="Calibri" w:cs="Calibri"/>
@@ -498,36 +2667,76 @@
         <w:rPr>
           <w:rFonts w:ascii="Calibri" w:hAnsi="Calibri" w:cs="Calibri"/>
         </w:rPr>
-        <w:t xml:space="preserve"> Su principal propósito es </w:t>
-      </w:r>
-      <w:r>
-        <w:rPr>
-          <w:rFonts w:ascii="Calibri" w:hAnsi="Calibri" w:cs="Calibri"/>
-          <w:b/>
-          <w:bCs/>
-        </w:rPr>
-        <w:t>evitar "colisiones" de nombres</w:t>
-      </w:r>
-      <w:r>
-        <w:rPr>
-          <w:rFonts w:ascii="Calibri" w:hAnsi="Calibri" w:cs="Calibri"/>
-        </w:rPr>
-        <w:t>. Es decir, permiten que diferentes clases, funciones o constantes que tienen el mismo nombre puedan coexistir en el mismo código sin dar error, encapsulándolas en espacios de nombres distintos.</w:t>
-      </w:r>
-    </w:p>
-    <w:p>
-      <w:pPr>
-        <w:rPr>
-          <w:rFonts w:ascii="Calibri" w:hAnsi="Calibri" w:cs="Calibri"/>
-        </w:rPr>
-      </w:pPr>
-      <w:r>
-        <w:rPr>
-          <w:rFonts w:ascii="Calibri" w:hAnsi="Calibri" w:cs="Calibri"/>
-          <w:b/>
-          <w:bCs/>
-        </w:rPr>
-        <w:t>Pregunta 5: ¿Qué palabras reservadas se usan para declarar un espacio de nombres y para poder utilizar de forma abreviada una clase de otro espacio de nombres?</w:t>
+        <w:t xml:space="preserve"> Utiliza la recomendación </w:t>
+      </w:r>
+      <w:r>
+        <w:rPr>
+          <w:rFonts w:ascii="Calibri" w:hAnsi="Calibri" w:cs="Calibri"/>
+          <w:b/>
+          <w:bCs/>
+        </w:rPr>
+        <w:t>PSR-4</w:t>
+      </w:r>
+      <w:r>
+        <w:rPr>
+          <w:rFonts w:ascii="Calibri" w:hAnsi="Calibri" w:cs="Calibri"/>
+        </w:rPr>
+        <w:t>, la cual exige que la ruta de directorios en el sistema de archivos coincida exactamente con la ruta de los espacios de nombres declarados.</w:t>
+      </w:r>
+    </w:p>
+    <w:p>
+      <w:pPr>
+        <w:rPr>
+          <w:rFonts w:ascii="Calibri" w:hAnsi="Calibri" w:cs="Calibri"/>
+        </w:rPr>
+      </w:pPr>
+      <w:r>
+        <w:rPr>
+          <w:rFonts w:ascii="Calibri" w:hAnsi="Calibri" w:cs="Calibri"/>
+        </w:rPr>
+        <w:br w:type="page"/>
+      </w:r>
+    </w:p>
+    <w:p>
+      <w:pPr>
+        <w:rPr>
+          <w:rFonts w:ascii="Calibri" w:hAnsi="Calibri" w:cs="Calibri"/>
+          <w:sz w:val="28"/>
+          <w:szCs w:val="28"/>
+        </w:rPr>
+      </w:pPr>
+      <w:r>
+        <w:rPr>
+          <w:rFonts w:ascii="Calibri" w:hAnsi="Calibri" w:cs="Calibri"/>
+          <w:sz w:val="28"/>
+          <w:szCs w:val="28"/>
+        </w:rPr>
+        <w:lastRenderedPageBreak/>
+        <w:t>3. Aplicación del patrón MVC (Modelo-Vista-Controlador)</w:t>
+      </w:r>
+    </w:p>
+    <w:p>
+      <w:pPr>
+        <w:rPr>
+          <w:rFonts w:ascii="Calibri" w:hAnsi="Calibri" w:cs="Calibri"/>
+          <w:b/>
+          <w:bCs/>
+        </w:rPr>
+      </w:pPr>
+    </w:p>
+    <w:p>
+      <w:pPr>
+        <w:rPr>
+          <w:rFonts w:ascii="Calibri" w:hAnsi="Calibri" w:cs="Calibri"/>
+        </w:rPr>
+      </w:pPr>
+      <w:r>
+        <w:rPr>
+          <w:rFonts w:ascii="Calibri" w:hAnsi="Calibri" w:cs="Calibri"/>
+          <w:b/>
+          <w:bCs/>
+        </w:rPr>
+        <w:t>Pregunta 6: En el patrón MVC, ¿qué responsabilidad tiene el componente "Modelo"?</w:t>
       </w:r>
       <w:r>
         <w:rPr>
@@ -547,63 +2756,36 @@
         <w:rPr>
           <w:rFonts w:ascii="Calibri" w:hAnsi="Calibri" w:cs="Calibri"/>
         </w:rPr>
-        <w:t xml:space="preserve"> Para declarar el espacio de nombres de un archivo se usa </w:t>
-      </w:r>
-      <w:proofErr w:type="spellStart"/>
-      <w:r>
-        <w:rPr>
-          <w:rFonts w:ascii="Calibri" w:hAnsi="Calibri" w:cs="Calibri"/>
-        </w:rPr>
-        <w:t>namespace</w:t>
-      </w:r>
-      <w:proofErr w:type="spellEnd"/>
-      <w:r>
-        <w:rPr>
-          <w:rFonts w:ascii="Calibri" w:hAnsi="Calibri" w:cs="Calibri"/>
-        </w:rPr>
-        <w:t xml:space="preserve"> justo al principio del código PHP. Para utilizar una clase de otro espacio sin tener que escribir su ruta completa cada vez, se utiliza la palabra use (pudiendo usar as para renombrarla o darle un alias).</w:t>
-      </w:r>
-    </w:p>
-    <w:p>
-      <w:pPr>
-        <w:rPr>
-          <w:rFonts w:ascii="Calibri" w:hAnsi="Calibri" w:cs="Calibri"/>
-        </w:rPr>
-      </w:pPr>
-    </w:p>
-    <w:p>
-      <w:pPr>
-        <w:rPr>
-          <w:rFonts w:ascii="Calibri" w:hAnsi="Calibri" w:cs="Calibri"/>
-        </w:rPr>
-      </w:pPr>
-    </w:p>
-    <w:p>
-      <w:pPr>
-        <w:rPr>
-          <w:rFonts w:ascii="Calibri" w:hAnsi="Calibri" w:cs="Calibri"/>
-        </w:rPr>
-      </w:pPr>
-      <w:r>
-        <w:rPr>
-          <w:rFonts w:ascii="Calibri" w:hAnsi="Calibri" w:cs="Calibri"/>
-        </w:rPr>
-        <w:t>3. Aplicación del patrón MVC (Modelo-Vista-Controlador)</w:t>
-      </w:r>
-    </w:p>
-    <w:p>
-      <w:pPr>
-        <w:rPr>
-          <w:rFonts w:ascii="Calibri" w:hAnsi="Calibri" w:cs="Calibri"/>
-        </w:rPr>
-      </w:pPr>
-      <w:r>
-        <w:rPr>
-          <w:rFonts w:ascii="Calibri" w:hAnsi="Calibri" w:cs="Calibri"/>
-          <w:b/>
-          <w:bCs/>
-        </w:rPr>
-        <w:t>Pregunta 6: En el patrón MVC, ¿qué responsabilidad tiene el componente "Modelo"?</w:t>
+        <w:t xml:space="preserve"> El Modelo es el encargado de </w:t>
+      </w:r>
+      <w:r>
+        <w:rPr>
+          <w:rFonts w:ascii="Calibri" w:hAnsi="Calibri" w:cs="Calibri"/>
+          <w:b/>
+          <w:bCs/>
+        </w:rPr>
+        <w:t>manejar los datos y la lógica de negocio de la aplicación</w:t>
+      </w:r>
+      <w:r>
+        <w:rPr>
+          <w:rFonts w:ascii="Calibri" w:hAnsi="Calibri" w:cs="Calibri"/>
+        </w:rPr>
+        <w:t>. Implementa los mecanismos necesarios para acceder, crear, modificar o borrar datos, normalmente comunicándose con la base de datos para guardar la información de forma persistente.</w:t>
+      </w:r>
+    </w:p>
+    <w:p>
+      <w:pPr>
+        <w:rPr>
+          <w:rFonts w:ascii="Calibri" w:hAnsi="Calibri" w:cs="Calibri"/>
+        </w:rPr>
+      </w:pPr>
+      <w:r>
+        <w:rPr>
+          <w:rFonts w:ascii="Calibri" w:hAnsi="Calibri" w:cs="Calibri"/>
+          <w:b/>
+          <w:bCs/>
+        </w:rPr>
+        <w:t>Pregunta 7: ¿Qué función cumple la "Vista" en la arquitectura MVC?</w:t>
       </w:r>
       <w:r>
         <w:rPr>
@@ -623,36 +2805,36 @@
         <w:rPr>
           <w:rFonts w:ascii="Calibri" w:hAnsi="Calibri" w:cs="Calibri"/>
         </w:rPr>
-        <w:t xml:space="preserve"> El Modelo es el encargado de </w:t>
-      </w:r>
-      <w:r>
-        <w:rPr>
-          <w:rFonts w:ascii="Calibri" w:hAnsi="Calibri" w:cs="Calibri"/>
-          <w:b/>
-          <w:bCs/>
-        </w:rPr>
-        <w:t>manejar los datos y la lógica de negocio de la aplicación</w:t>
-      </w:r>
-      <w:r>
-        <w:rPr>
-          <w:rFonts w:ascii="Calibri" w:hAnsi="Calibri" w:cs="Calibri"/>
-        </w:rPr>
-        <w:t>. Implementa los mecanismos necesarios para acceder, crear, modificar o borrar datos, normalmente comunicándose con la base de datos para guardar la información de forma persistente.</w:t>
-      </w:r>
-    </w:p>
-    <w:p>
-      <w:pPr>
-        <w:rPr>
-          <w:rFonts w:ascii="Calibri" w:hAnsi="Calibri" w:cs="Calibri"/>
-        </w:rPr>
-      </w:pPr>
-      <w:r>
-        <w:rPr>
-          <w:rFonts w:ascii="Calibri" w:hAnsi="Calibri" w:cs="Calibri"/>
-          <w:b/>
-          <w:bCs/>
-        </w:rPr>
-        <w:t>Pregunta 7: ¿Qué función cumple la "Vista" en la arquitectura MVC?</w:t>
+        <w:t xml:space="preserve"> La Vista es responsable de </w:t>
+      </w:r>
+      <w:r>
+        <w:rPr>
+          <w:rFonts w:ascii="Calibri" w:hAnsi="Calibri" w:cs="Calibri"/>
+          <w:b/>
+          <w:bCs/>
+        </w:rPr>
+        <w:t>presentar los datos al usuario</w:t>
+      </w:r>
+      <w:r>
+        <w:rPr>
+          <w:rFonts w:ascii="Calibri" w:hAnsi="Calibri" w:cs="Calibri"/>
+        </w:rPr>
+        <w:t xml:space="preserve"> (generalmente generando HTML, CSS, etc.) para que la información sea fácil de interpretar. Es la interfaz de usuario con la que este interactúa (formularios, listados, etc.).</w:t>
+      </w:r>
+    </w:p>
+    <w:p>
+      <w:pPr>
+        <w:rPr>
+          <w:rFonts w:ascii="Calibri" w:hAnsi="Calibri" w:cs="Calibri"/>
+        </w:rPr>
+      </w:pPr>
+      <w:r>
+        <w:rPr>
+          <w:rFonts w:ascii="Calibri" w:hAnsi="Calibri" w:cs="Calibri"/>
+          <w:b/>
+          <w:bCs/>
+        </w:rPr>
+        <w:t>Pregunta 8: ¿Cómo interviene el "Controlador" cuando un usuario realiza una acción en la aplicación?</w:t>
       </w:r>
       <w:r>
         <w:rPr>
@@ -672,36 +2854,63 @@
         <w:rPr>
           <w:rFonts w:ascii="Calibri" w:hAnsi="Calibri" w:cs="Calibri"/>
         </w:rPr>
-        <w:t xml:space="preserve"> La Vista es responsable de </w:t>
-      </w:r>
-      <w:r>
-        <w:rPr>
-          <w:rFonts w:ascii="Calibri" w:hAnsi="Calibri" w:cs="Calibri"/>
-          <w:b/>
-          <w:bCs/>
-        </w:rPr>
-        <w:t>presentar los datos al usuario</w:t>
-      </w:r>
-      <w:r>
-        <w:rPr>
-          <w:rFonts w:ascii="Calibri" w:hAnsi="Calibri" w:cs="Calibri"/>
-        </w:rPr>
-        <w:t xml:space="preserve"> (generalmente generando HTML, CSS, etc.) para que la información sea fácil de interpretar. Es la interfaz de usuario con la que este interactúa (formularios, listados, etc.).</w:t>
-      </w:r>
-    </w:p>
-    <w:p>
-      <w:pPr>
-        <w:rPr>
-          <w:rFonts w:ascii="Calibri" w:hAnsi="Calibri" w:cs="Calibri"/>
-        </w:rPr>
-      </w:pPr>
-      <w:r>
-        <w:rPr>
-          <w:rFonts w:ascii="Calibri" w:hAnsi="Calibri" w:cs="Calibri"/>
-          <w:b/>
-          <w:bCs/>
-        </w:rPr>
-        <w:t>Pregunta 8: ¿Cómo interviene el "Controlador" cuando un usuario realiza una acción en la aplicación?</w:t>
+        <w:t xml:space="preserve"> El Controlador funciona como director de orquesta: </w:t>
+      </w:r>
+      <w:r>
+        <w:rPr>
+          <w:rFonts w:ascii="Calibri" w:hAnsi="Calibri" w:cs="Calibri"/>
+          <w:b/>
+          <w:bCs/>
+        </w:rPr>
+        <w:t>recibe los eventos y datos del usuario</w:t>
+      </w:r>
+      <w:r>
+        <w:rPr>
+          <w:rFonts w:ascii="Calibri" w:hAnsi="Calibri" w:cs="Calibri"/>
+        </w:rPr>
+        <w:t>, interactúa con el Modelo para modificar o procesar los datos pertinentes, y finalmente selecciona y envía información a la Vista para que esta se actualice.</w:t>
+      </w:r>
+    </w:p>
+    <w:p>
+      <w:pPr>
+        <w:rPr>
+          <w:rFonts w:ascii="Calibri" w:hAnsi="Calibri" w:cs="Calibri"/>
+        </w:rPr>
+      </w:pPr>
+    </w:p>
+    <w:p>
+      <w:pPr>
+        <w:rPr>
+          <w:rFonts w:ascii="Calibri" w:hAnsi="Calibri" w:cs="Calibri"/>
+        </w:rPr>
+      </w:pPr>
+    </w:p>
+    <w:p>
+      <w:pPr>
+        <w:rPr>
+          <w:rFonts w:ascii="Calibri" w:hAnsi="Calibri" w:cs="Calibri"/>
+        </w:rPr>
+      </w:pPr>
+      <w:r>
+        <w:rPr>
+          <w:rFonts w:ascii="Calibri" w:hAnsi="Calibri" w:cs="Calibri"/>
+        </w:rPr>
+        <w:t>4. Uso básico de clases</w:t>
+      </w:r>
+    </w:p>
+    <w:p>
+      <w:pPr>
+        <w:rPr>
+          <w:rFonts w:ascii="Calibri" w:hAnsi="Calibri" w:cs="Calibri"/>
+        </w:rPr>
+      </w:pPr>
+      <w:r>
+        <w:rPr>
+          <w:rFonts w:ascii="Calibri" w:hAnsi="Calibri" w:cs="Calibri"/>
+          <w:b/>
+          <w:bCs/>
+        </w:rPr>
+        <w:t>Pregunta 9: ¿Qué palabra reservada se usa para instanciar (crear un objeto) a partir de una clase y qué operador se usa para acceder a sus propiedades o métodos?</w:t>
       </w:r>
       <w:r>
         <w:rPr>
@@ -721,73 +2930,92 @@
         <w:rPr>
           <w:rFonts w:ascii="Calibri" w:hAnsi="Calibri" w:cs="Calibri"/>
         </w:rPr>
-        <w:t xml:space="preserve"> El Controlador funciona como director de orquesta: </w:t>
-      </w:r>
-      <w:r>
-        <w:rPr>
-          <w:rFonts w:ascii="Calibri" w:hAnsi="Calibri" w:cs="Calibri"/>
-          <w:b/>
-          <w:bCs/>
-        </w:rPr>
-        <w:t>recibe los eventos y datos del usuario</w:t>
-      </w:r>
-      <w:r>
-        <w:rPr>
-          <w:rFonts w:ascii="Calibri" w:hAnsi="Calibri" w:cs="Calibri"/>
-        </w:rPr>
-        <w:t>, interactúa con el Modelo para modificar o procesar los datos pertinentes, y finalmente selecciona y envía información a la Vista para que esta se actualice.</w:t>
-      </w:r>
-    </w:p>
-    <w:p>
-      <w:pPr>
-        <w:rPr>
-          <w:rFonts w:ascii="Calibri" w:hAnsi="Calibri" w:cs="Calibri"/>
-        </w:rPr>
-      </w:pPr>
-    </w:p>
-    <w:p>
-      <w:pPr>
-        <w:rPr>
-          <w:rFonts w:ascii="Calibri" w:hAnsi="Calibri" w:cs="Calibri"/>
-        </w:rPr>
-      </w:pPr>
-    </w:p>
-    <w:p>
-      <w:pPr>
-        <w:rPr>
-          <w:rFonts w:ascii="Calibri" w:hAnsi="Calibri" w:cs="Calibri"/>
-        </w:rPr>
-      </w:pPr>
-      <w:r>
-        <w:rPr>
-          <w:rFonts w:ascii="Calibri" w:hAnsi="Calibri" w:cs="Calibri"/>
-        </w:rPr>
-        <w:t>4. Uso básico de clases</w:t>
-      </w:r>
-    </w:p>
-    <w:p>
-      <w:pPr>
-        <w:rPr>
-          <w:rFonts w:ascii="Calibri" w:hAnsi="Calibri" w:cs="Calibri"/>
-        </w:rPr>
-      </w:pPr>
-      <w:r>
-        <w:rPr>
-          <w:rFonts w:ascii="Calibri" w:hAnsi="Calibri" w:cs="Calibri"/>
-          <w:b/>
-          <w:bCs/>
-        </w:rPr>
-        <w:t>Pregunta 9: ¿Qué palabra reservada se usa para instanciar (crear un objeto) a partir de una clase y qué operador se usa para acceder a sus propiedades o métodos?</w:t>
-      </w:r>
-      <w:r>
-        <w:rPr>
-          <w:rFonts w:ascii="Calibri" w:hAnsi="Calibri" w:cs="Calibri"/>
+        <w:t xml:space="preserve"> Para instanciar un objeto se utiliza la palabra reservada new. Para acceder a sus atributos o invocar sus métodos se emplea el </w:t>
+      </w:r>
+      <w:r>
+        <w:rPr>
+          <w:rFonts w:ascii="Calibri" w:hAnsi="Calibri" w:cs="Calibri"/>
+          <w:b/>
+          <w:bCs/>
+        </w:rPr>
+        <w:t>operador flecha (</w:t>
+      </w:r>
+      <w:r>
+        <w:rPr>
+          <w:rFonts w:ascii="Calibri" w:hAnsi="Calibri" w:cs="Calibri"/>
+        </w:rPr>
+        <w:t>-&gt;</w:t>
+      </w:r>
+      <w:r>
+        <w:rPr>
+          <w:rFonts w:ascii="Calibri" w:hAnsi="Calibri" w:cs="Calibri"/>
+          <w:b/>
+          <w:bCs/>
+        </w:rPr>
+        <w:t>)</w:t>
+      </w:r>
+      <w:r>
+        <w:rPr>
+          <w:rFonts w:ascii="Calibri" w:hAnsi="Calibri" w:cs="Calibri"/>
+        </w:rPr>
+        <w:t>.</w:t>
+      </w:r>
+    </w:p>
+    <w:p>
+      <w:pPr>
+        <w:rPr>
+          <w:rFonts w:ascii="Calibri" w:hAnsi="Calibri" w:cs="Calibri"/>
+        </w:rPr>
+      </w:pPr>
+      <w:r>
+        <w:rPr>
+          <w:rFonts w:ascii="Calibri" w:hAnsi="Calibri" w:cs="Calibri"/>
+          <w:b/>
+          <w:bCs/>
+        </w:rPr>
+        <w:t xml:space="preserve">Pregunta 10: ¿Para qué sirve la </w:t>
+      </w:r>
+      <w:proofErr w:type="spellStart"/>
+      <w:r>
+        <w:rPr>
+          <w:rFonts w:ascii="Calibri" w:hAnsi="Calibri" w:cs="Calibri"/>
+          <w:b/>
+          <w:bCs/>
+        </w:rPr>
+        <w:t>pseudovariable</w:t>
+      </w:r>
+      <w:proofErr w:type="spellEnd"/>
+      <w:r>
+        <w:rPr>
+          <w:rFonts w:ascii="Calibri" w:hAnsi="Calibri" w:cs="Calibri"/>
+          <w:b/>
+          <w:bCs/>
         </w:rPr>
         <w:t xml:space="preserve"> </w:t>
       </w:r>
       <w:r>
         <w:rPr>
           <w:rFonts w:ascii="Calibri" w:hAnsi="Calibri" w:cs="Calibri"/>
+        </w:rPr>
+        <w:t>$this</w:t>
+      </w:r>
+      <w:r>
+        <w:rPr>
+          <w:rFonts w:ascii="Calibri" w:hAnsi="Calibri" w:cs="Calibri"/>
+          <w:b/>
+          <w:bCs/>
+        </w:rPr>
+        <w:t xml:space="preserve"> dentro de los métodos de una clase?</w:t>
+      </w:r>
+      <w:r>
+        <w:rPr>
+          <w:rFonts w:ascii="Calibri" w:hAnsi="Calibri" w:cs="Calibri"/>
+        </w:rPr>
+        <w:t xml:space="preserve"> </w:t>
+      </w:r>
+      <w:r>
+        <w:rPr>
+          <w:rFonts w:ascii="Calibri" w:hAnsi="Calibri" w:cs="Calibri"/>
           <w:b/>
           <w:bCs/>
         </w:rPr>
@@ -797,30 +3025,305 @@
         <w:rPr>
           <w:rFonts w:ascii="Calibri" w:hAnsi="Calibri" w:cs="Calibri"/>
         </w:rPr>
-        <w:t xml:space="preserve"> Para instanciar un objeto se utiliza la palabra reservada new. Para acceder a sus atributos o invocar sus métodos se emplea el </w:t>
-      </w:r>
-      <w:r>
-        <w:rPr>
-          <w:rFonts w:ascii="Calibri" w:hAnsi="Calibri" w:cs="Calibri"/>
-          <w:b/>
-          <w:bCs/>
-        </w:rPr>
-        <w:t>operador flecha (</w:t>
-      </w:r>
-      <w:r>
-        <w:rPr>
-          <w:rFonts w:ascii="Calibri" w:hAnsi="Calibri" w:cs="Calibri"/>
-        </w:rPr>
-        <w:t>-&gt;</w:t>
-      </w:r>
-      <w:r>
-        <w:rPr>
-          <w:rFonts w:ascii="Calibri" w:hAnsi="Calibri" w:cs="Calibri"/>
-          <w:b/>
-          <w:bCs/>
-        </w:rPr>
-        <w:t>)</w:t>
-      </w:r>
+        <w:t xml:space="preserve"> La </w:t>
+      </w:r>
+      <w:proofErr w:type="spellStart"/>
+      <w:r>
+        <w:rPr>
+          <w:rFonts w:ascii="Calibri" w:hAnsi="Calibri" w:cs="Calibri"/>
+        </w:rPr>
+        <w:t>pseudovariable</w:t>
+      </w:r>
+      <w:proofErr w:type="spellEnd"/>
+      <w:r>
+        <w:rPr>
+          <w:rFonts w:ascii="Calibri" w:hAnsi="Calibri" w:cs="Calibri"/>
+        </w:rPr>
+        <w:t xml:space="preserve"> $this contiene una </w:t>
+      </w:r>
+      <w:r>
+        <w:rPr>
+          <w:rFonts w:ascii="Calibri" w:hAnsi="Calibri" w:cs="Calibri"/>
+          <w:b/>
+          <w:bCs/>
+        </w:rPr>
+        <w:t>autorreferencia a la instancia (el objeto) actual</w:t>
+      </w:r>
+      <w:r>
+        <w:rPr>
+          <w:rFonts w:ascii="Calibri" w:hAnsi="Calibri" w:cs="Calibri"/>
+        </w:rPr>
+        <w:t>. Se utiliza dentro del código de la clase para acceder o modificar los atributos y otros métodos de ese mismo objeto.</w:t>
+      </w:r>
+    </w:p>
+    <w:p>
+      <w:pPr>
+        <w:rPr>
+          <w:rFonts w:ascii="Calibri" w:hAnsi="Calibri" w:cs="Calibri"/>
+        </w:rPr>
+      </w:pPr>
+      <w:r>
+        <w:rPr>
+          <w:rFonts w:ascii="Calibri" w:hAnsi="Calibri" w:cs="Calibri"/>
+          <w:b/>
+          <w:bCs/>
+        </w:rPr>
+        <w:t xml:space="preserve">Pregunta 11: ¿Qué diferencia hay entre los métodos mágicos </w:t>
+      </w:r>
+      <w:r>
+        <w:rPr>
+          <w:rFonts w:ascii="Calibri" w:hAnsi="Calibri" w:cs="Calibri"/>
+        </w:rPr>
+        <w:t>__</w:t>
+      </w:r>
+      <w:proofErr w:type="spellStart"/>
+      <w:r>
+        <w:rPr>
+          <w:rFonts w:ascii="Calibri" w:hAnsi="Calibri" w:cs="Calibri"/>
+        </w:rPr>
+        <w:t>construct</w:t>
+      </w:r>
+      <w:proofErr w:type="spellEnd"/>
+      <w:r>
+        <w:rPr>
+          <w:rFonts w:ascii="Calibri" w:hAnsi="Calibri" w:cs="Calibri"/>
+          <w:b/>
+          <w:bCs/>
+        </w:rPr>
+        <w:t xml:space="preserve"> y </w:t>
+      </w:r>
+      <w:r>
+        <w:rPr>
+          <w:rFonts w:ascii="Calibri" w:hAnsi="Calibri" w:cs="Calibri"/>
+        </w:rPr>
+        <w:t>__</w:t>
+      </w:r>
+      <w:proofErr w:type="spellStart"/>
+      <w:r>
+        <w:rPr>
+          <w:rFonts w:ascii="Calibri" w:hAnsi="Calibri" w:cs="Calibri"/>
+        </w:rPr>
+        <w:t>destruct</w:t>
+      </w:r>
+      <w:proofErr w:type="spellEnd"/>
+      <w:r>
+        <w:rPr>
+          <w:rFonts w:ascii="Calibri" w:hAnsi="Calibri" w:cs="Calibri"/>
+          <w:b/>
+          <w:bCs/>
+        </w:rPr>
+        <w:t>?</w:t>
+      </w:r>
+      <w:r>
+        <w:rPr>
+          <w:rFonts w:ascii="Calibri" w:hAnsi="Calibri" w:cs="Calibri"/>
+        </w:rPr>
+        <w:t xml:space="preserve"> </w:t>
+      </w:r>
+      <w:r>
+        <w:rPr>
+          <w:rFonts w:ascii="Calibri" w:hAnsi="Calibri" w:cs="Calibri"/>
+          <w:b/>
+          <w:bCs/>
+        </w:rPr>
+        <w:t>Respuesta:</w:t>
+      </w:r>
+      <w:r>
+        <w:rPr>
+          <w:rFonts w:ascii="Calibri" w:hAnsi="Calibri" w:cs="Calibri"/>
+        </w:rPr>
+        <w:t xml:space="preserve"> El método __</w:t>
+      </w:r>
+      <w:proofErr w:type="spellStart"/>
+      <w:r>
+        <w:rPr>
+          <w:rFonts w:ascii="Calibri" w:hAnsi="Calibri" w:cs="Calibri"/>
+        </w:rPr>
+        <w:t>construct</w:t>
+      </w:r>
+      <w:proofErr w:type="spellEnd"/>
+      <w:r>
+        <w:rPr>
+          <w:rFonts w:ascii="Calibri" w:hAnsi="Calibri" w:cs="Calibri"/>
+          <w:b/>
+          <w:bCs/>
+        </w:rPr>
+        <w:t xml:space="preserve"> es el constructor</w:t>
+      </w:r>
+      <w:r>
+        <w:rPr>
+          <w:rFonts w:ascii="Calibri" w:hAnsi="Calibri" w:cs="Calibri"/>
+        </w:rPr>
+        <w:t>, que se invoca de manera automática justo cuando se crea la instancia con new, y se usa para inicializar atributos. El __</w:t>
+      </w:r>
+      <w:proofErr w:type="spellStart"/>
+      <w:r>
+        <w:rPr>
+          <w:rFonts w:ascii="Calibri" w:hAnsi="Calibri" w:cs="Calibri"/>
+        </w:rPr>
+        <w:t>destruct</w:t>
+      </w:r>
+      <w:proofErr w:type="spellEnd"/>
+      <w:r>
+        <w:rPr>
+          <w:rFonts w:ascii="Calibri" w:hAnsi="Calibri" w:cs="Calibri"/>
+          <w:b/>
+          <w:bCs/>
+        </w:rPr>
+        <w:t xml:space="preserve"> es el destructor</w:t>
+      </w:r>
+      <w:r>
+        <w:rPr>
+          <w:rFonts w:ascii="Calibri" w:hAnsi="Calibri" w:cs="Calibri"/>
+        </w:rPr>
+        <w:t xml:space="preserve">, que se llama cuando el objeto es borrado (por el recolector de basura o usando </w:t>
+      </w:r>
+      <w:proofErr w:type="spellStart"/>
+      <w:r>
+        <w:rPr>
+          <w:rFonts w:ascii="Calibri" w:hAnsi="Calibri" w:cs="Calibri"/>
+        </w:rPr>
+        <w:t>unset</w:t>
+      </w:r>
+      <w:proofErr w:type="spellEnd"/>
+      <w:r>
+        <w:rPr>
+          <w:rFonts w:ascii="Calibri" w:hAnsi="Calibri" w:cs="Calibri"/>
+        </w:rPr>
+        <w:t>), ideal para liberar recursos como archivos abiertos.</w:t>
+      </w:r>
+    </w:p>
+    <w:p>
+      <w:pPr>
+        <w:rPr>
+          <w:rFonts w:ascii="Calibri" w:hAnsi="Calibri" w:cs="Calibri"/>
+        </w:rPr>
+      </w:pPr>
+    </w:p>
+    <w:p>
+      <w:pPr>
+        <w:rPr>
+          <w:rFonts w:ascii="Calibri" w:hAnsi="Calibri" w:cs="Calibri"/>
+        </w:rPr>
+      </w:pPr>
+    </w:p>
+    <w:p>
+      <w:pPr>
+        <w:rPr>
+          <w:rFonts w:ascii="Calibri" w:hAnsi="Calibri" w:cs="Calibri"/>
+        </w:rPr>
+      </w:pPr>
+      <w:r>
+        <w:rPr>
+          <w:rFonts w:ascii="Calibri" w:hAnsi="Calibri" w:cs="Calibri"/>
+        </w:rPr>
+        <w:t xml:space="preserve">5. Uso básico de </w:t>
+      </w:r>
+      <w:proofErr w:type="spellStart"/>
+      <w:r>
+        <w:rPr>
+          <w:rFonts w:ascii="Calibri" w:hAnsi="Calibri" w:cs="Calibri"/>
+        </w:rPr>
+        <w:t>Smarty</w:t>
+      </w:r>
+      <w:proofErr w:type="spellEnd"/>
+    </w:p>
+    <w:p>
+      <w:pPr>
+        <w:rPr>
+          <w:rFonts w:ascii="Calibri" w:hAnsi="Calibri" w:cs="Calibri"/>
+        </w:rPr>
+      </w:pPr>
+      <w:r>
+        <w:rPr>
+          <w:rFonts w:ascii="Calibri" w:hAnsi="Calibri" w:cs="Calibri"/>
+          <w:b/>
+          <w:bCs/>
+        </w:rPr>
+        <w:t xml:space="preserve">Pregunta 12: ¿Qué es </w:t>
+      </w:r>
+      <w:proofErr w:type="spellStart"/>
+      <w:r>
+        <w:rPr>
+          <w:rFonts w:ascii="Calibri" w:hAnsi="Calibri" w:cs="Calibri"/>
+          <w:b/>
+          <w:bCs/>
+        </w:rPr>
+        <w:t>Smarty</w:t>
+      </w:r>
+      <w:proofErr w:type="spellEnd"/>
+      <w:r>
+        <w:rPr>
+          <w:rFonts w:ascii="Calibri" w:hAnsi="Calibri" w:cs="Calibri"/>
+          <w:b/>
+          <w:bCs/>
+        </w:rPr>
+        <w:t xml:space="preserve"> y para qué sirve en el desarrollo de aplicaciones web?</w:t>
+      </w:r>
+      <w:r>
+        <w:rPr>
+          <w:rFonts w:ascii="Calibri" w:hAnsi="Calibri" w:cs="Calibri"/>
+        </w:rPr>
+        <w:t xml:space="preserve"> </w:t>
+      </w:r>
+      <w:r>
+        <w:rPr>
+          <w:rFonts w:ascii="Calibri" w:hAnsi="Calibri" w:cs="Calibri"/>
+          <w:b/>
+          <w:bCs/>
+        </w:rPr>
+        <w:t>Respuesta:</w:t>
+      </w:r>
+      <w:r>
+        <w:rPr>
+          <w:rFonts w:ascii="Calibri" w:hAnsi="Calibri" w:cs="Calibri"/>
+        </w:rPr>
+        <w:t xml:space="preserve"> </w:t>
+      </w:r>
+      <w:proofErr w:type="spellStart"/>
+      <w:r>
+        <w:rPr>
+          <w:rFonts w:ascii="Calibri" w:hAnsi="Calibri" w:cs="Calibri"/>
+        </w:rPr>
+        <w:t>Smarty</w:t>
+      </w:r>
+      <w:proofErr w:type="spellEnd"/>
+      <w:r>
+        <w:rPr>
+          <w:rFonts w:ascii="Calibri" w:hAnsi="Calibri" w:cs="Calibri"/>
+        </w:rPr>
+        <w:t xml:space="preserve"> es un </w:t>
+      </w:r>
+      <w:r>
+        <w:rPr>
+          <w:rFonts w:ascii="Calibri" w:hAnsi="Calibri" w:cs="Calibri"/>
+          <w:b/>
+          <w:bCs/>
+        </w:rPr>
+        <w:t>motor de plantillas</w:t>
+      </w:r>
+      <w:r>
+        <w:rPr>
+          <w:rFonts w:ascii="Calibri" w:hAnsi="Calibri" w:cs="Calibri"/>
+        </w:rPr>
+        <w:t xml:space="preserve"> para PHP. Sirve para separar el código PHP (lógica de la aplicación) del código HTML (diseño de la interfaz), permitiendo que la capa de la Vista se genere a través de ficheros de plantillas con </w:t>
+      </w:r>
+      <w:proofErr w:type="gramStart"/>
+      <w:r>
+        <w:rPr>
+          <w:rFonts w:ascii="Calibri" w:hAnsi="Calibri" w:cs="Calibri"/>
+        </w:rPr>
+        <w:t>extensión .</w:t>
+      </w:r>
+      <w:proofErr w:type="spellStart"/>
+      <w:r>
+        <w:rPr>
+          <w:rFonts w:ascii="Calibri" w:hAnsi="Calibri" w:cs="Calibri"/>
+        </w:rPr>
+        <w:t>tpl</w:t>
+      </w:r>
+      <w:proofErr w:type="spellEnd"/>
+      <w:proofErr w:type="gramEnd"/>
       <w:r>
         <w:rPr>
           <w:rFonts w:ascii="Calibri" w:hAnsi="Calibri" w:cs="Calibri"/>
@@ -840,376 +3343,7 @@
           <w:b/>
           <w:bCs/>
         </w:rPr>
-        <w:t xml:space="preserve">Pregunta 10: ¿Para qué sirve la </w:t>
-      </w:r>
-      <w:proofErr w:type="spellStart"/>
-      <w:r>
-        <w:rPr>
-          <w:rFonts w:ascii="Calibri" w:hAnsi="Calibri" w:cs="Calibri"/>
-          <w:b/>
-          <w:bCs/>
-        </w:rPr>
-        <w:t>pseudovariable</w:t>
-      </w:r>
-      <w:proofErr w:type="spellEnd"/>
-      <w:r>
-        <w:rPr>
-          <w:rFonts w:ascii="Calibri" w:hAnsi="Calibri" w:cs="Calibri"/>
-          <w:b/>
-          <w:bCs/>
-        </w:rPr>
-        <w:t xml:space="preserve"> </w:t>
-      </w:r>
-      <w:r>
-        <w:rPr>
-          <w:rFonts w:ascii="Calibri" w:hAnsi="Calibri" w:cs="Calibri"/>
-        </w:rPr>
-        <w:t>$this</w:t>
-      </w:r>
-      <w:r>
-        <w:rPr>
-          <w:rFonts w:ascii="Calibri" w:hAnsi="Calibri" w:cs="Calibri"/>
-          <w:b/>
-          <w:bCs/>
-        </w:rPr>
-        <w:t xml:space="preserve"> dentro de los métodos de una clase?</w:t>
-      </w:r>
-      <w:r>
-        <w:rPr>
-          <w:rFonts w:ascii="Calibri" w:hAnsi="Calibri" w:cs="Calibri"/>
-        </w:rPr>
-        <w:t xml:space="preserve"> </w:t>
-      </w:r>
-      <w:r>
-        <w:rPr>
-          <w:rFonts w:ascii="Calibri" w:hAnsi="Calibri" w:cs="Calibri"/>
-          <w:b/>
-          <w:bCs/>
-        </w:rPr>
-        <w:t>Respuesta:</w:t>
-      </w:r>
-      <w:r>
-        <w:rPr>
-          <w:rFonts w:ascii="Calibri" w:hAnsi="Calibri" w:cs="Calibri"/>
-        </w:rPr>
-        <w:t xml:space="preserve"> La </w:t>
-      </w:r>
-      <w:proofErr w:type="spellStart"/>
-      <w:r>
-        <w:rPr>
-          <w:rFonts w:ascii="Calibri" w:hAnsi="Calibri" w:cs="Calibri"/>
-        </w:rPr>
-        <w:t>pseudovariable</w:t>
-      </w:r>
-      <w:proofErr w:type="spellEnd"/>
-      <w:r>
-        <w:rPr>
-          <w:rFonts w:ascii="Calibri" w:hAnsi="Calibri" w:cs="Calibri"/>
-        </w:rPr>
-        <w:t xml:space="preserve"> $this contiene una </w:t>
-      </w:r>
-      <w:r>
-        <w:rPr>
-          <w:rFonts w:ascii="Calibri" w:hAnsi="Calibri" w:cs="Calibri"/>
-          <w:b/>
-          <w:bCs/>
-        </w:rPr>
-        <w:t>autorreferencia a la instancia (el objeto) actual</w:t>
-      </w:r>
-      <w:r>
-        <w:rPr>
-          <w:rFonts w:ascii="Calibri" w:hAnsi="Calibri" w:cs="Calibri"/>
-        </w:rPr>
-        <w:t>. Se utiliza dentro del código de la clase para acceder o modificar los atributos y otros métodos de ese mismo objeto.</w:t>
-      </w:r>
-    </w:p>
-    <w:p>
-      <w:pPr>
-        <w:rPr>
-          <w:rFonts w:ascii="Calibri" w:hAnsi="Calibri" w:cs="Calibri"/>
-        </w:rPr>
-      </w:pPr>
-      <w:r>
-        <w:rPr>
-          <w:rFonts w:ascii="Calibri" w:hAnsi="Calibri" w:cs="Calibri"/>
-          <w:b/>
-          <w:bCs/>
-        </w:rPr>
-        <w:t xml:space="preserve">Pregunta 11: ¿Qué diferencia hay entre los métodos mágicos </w:t>
-      </w:r>
-      <w:r>
-        <w:rPr>
-          <w:rFonts w:ascii="Calibri" w:hAnsi="Calibri" w:cs="Calibri"/>
-        </w:rPr>
-        <w:t>__</w:t>
-      </w:r>
-      <w:proofErr w:type="spellStart"/>
-      <w:r>
-        <w:rPr>
-          <w:rFonts w:ascii="Calibri" w:hAnsi="Calibri" w:cs="Calibri"/>
-        </w:rPr>
-        <w:t>construct</w:t>
-      </w:r>
-      <w:proofErr w:type="spellEnd"/>
-      <w:r>
-        <w:rPr>
-          <w:rFonts w:ascii="Calibri" w:hAnsi="Calibri" w:cs="Calibri"/>
-          <w:b/>
-          <w:bCs/>
-        </w:rPr>
-        <w:t xml:space="preserve"> y </w:t>
-      </w:r>
-      <w:r>
-        <w:rPr>
-          <w:rFonts w:ascii="Calibri" w:hAnsi="Calibri" w:cs="Calibri"/>
-        </w:rPr>
-        <w:t>__</w:t>
-      </w:r>
-      <w:proofErr w:type="spellStart"/>
-      <w:r>
-        <w:rPr>
-          <w:rFonts w:ascii="Calibri" w:hAnsi="Calibri" w:cs="Calibri"/>
-        </w:rPr>
-        <w:t>destruct</w:t>
-      </w:r>
-      <w:proofErr w:type="spellEnd"/>
-      <w:r>
-        <w:rPr>
-          <w:rFonts w:ascii="Calibri" w:hAnsi="Calibri" w:cs="Calibri"/>
-          <w:b/>
-          <w:bCs/>
-        </w:rPr>
-        <w:t>?</w:t>
-      </w:r>
-      <w:r>
-        <w:rPr>
-          <w:rFonts w:ascii="Calibri" w:hAnsi="Calibri" w:cs="Calibri"/>
-        </w:rPr>
-        <w:t xml:space="preserve"> </w:t>
-      </w:r>
-      <w:r>
-        <w:rPr>
-          <w:rFonts w:ascii="Calibri" w:hAnsi="Calibri" w:cs="Calibri"/>
-          <w:b/>
-          <w:bCs/>
-        </w:rPr>
-        <w:t>Respuesta:</w:t>
-      </w:r>
-      <w:r>
-        <w:rPr>
-          <w:rFonts w:ascii="Calibri" w:hAnsi="Calibri" w:cs="Calibri"/>
-        </w:rPr>
-        <w:t xml:space="preserve"> El método __</w:t>
-      </w:r>
-      <w:proofErr w:type="spellStart"/>
-      <w:r>
-        <w:rPr>
-          <w:rFonts w:ascii="Calibri" w:hAnsi="Calibri" w:cs="Calibri"/>
-        </w:rPr>
-        <w:t>construct</w:t>
-      </w:r>
-      <w:proofErr w:type="spellEnd"/>
-      <w:r>
-        <w:rPr>
-          <w:rFonts w:ascii="Calibri" w:hAnsi="Calibri" w:cs="Calibri"/>
-          <w:b/>
-          <w:bCs/>
-        </w:rPr>
-        <w:t xml:space="preserve"> es el constructor</w:t>
-      </w:r>
-      <w:r>
-        <w:rPr>
-          <w:rFonts w:ascii="Calibri" w:hAnsi="Calibri" w:cs="Calibri"/>
-        </w:rPr>
-        <w:t>, que se invoca de manera automática justo cuando se crea la instancia con new, y se usa para inicializar atributos. El __</w:t>
-      </w:r>
-      <w:proofErr w:type="spellStart"/>
-      <w:r>
-        <w:rPr>
-          <w:rFonts w:ascii="Calibri" w:hAnsi="Calibri" w:cs="Calibri"/>
-        </w:rPr>
-        <w:t>destruct</w:t>
-      </w:r>
-      <w:proofErr w:type="spellEnd"/>
-      <w:r>
-        <w:rPr>
-          <w:rFonts w:ascii="Calibri" w:hAnsi="Calibri" w:cs="Calibri"/>
-          <w:b/>
-          <w:bCs/>
-        </w:rPr>
-        <w:t xml:space="preserve"> es el destructor</w:t>
-      </w:r>
-      <w:r>
-        <w:rPr>
-          <w:rFonts w:ascii="Calibri" w:hAnsi="Calibri" w:cs="Calibri"/>
-        </w:rPr>
-        <w:t xml:space="preserve">, que se llama cuando el objeto es borrado (por el recolector de basura o usando </w:t>
-      </w:r>
-      <w:proofErr w:type="spellStart"/>
-      <w:r>
-        <w:rPr>
-          <w:rFonts w:ascii="Calibri" w:hAnsi="Calibri" w:cs="Calibri"/>
-        </w:rPr>
-        <w:t>unset</w:t>
-      </w:r>
-      <w:proofErr w:type="spellEnd"/>
-      <w:r>
-        <w:rPr>
-          <w:rFonts w:ascii="Calibri" w:hAnsi="Calibri" w:cs="Calibri"/>
-        </w:rPr>
-        <w:t>), ideal para liberar recursos como archivos abiertos.</w:t>
-      </w:r>
-    </w:p>
-    <w:p>
-      <w:pPr>
-        <w:rPr>
-          <w:rFonts w:ascii="Calibri" w:hAnsi="Calibri" w:cs="Calibri"/>
-        </w:rPr>
-      </w:pPr>
-    </w:p>
-    <w:p>
-      <w:pPr>
-        <w:rPr>
-          <w:rFonts w:ascii="Calibri" w:hAnsi="Calibri" w:cs="Calibri"/>
-        </w:rPr>
-      </w:pPr>
-    </w:p>
-    <w:p>
-      <w:pPr>
-        <w:rPr>
-          <w:rFonts w:ascii="Calibri" w:hAnsi="Calibri" w:cs="Calibri"/>
-        </w:rPr>
-      </w:pPr>
-      <w:r>
-        <w:rPr>
-          <w:rFonts w:ascii="Calibri" w:hAnsi="Calibri" w:cs="Calibri"/>
-        </w:rPr>
-        <w:t xml:space="preserve">5. Uso básico de </w:t>
-      </w:r>
-      <w:proofErr w:type="spellStart"/>
-      <w:r>
-        <w:rPr>
-          <w:rFonts w:ascii="Calibri" w:hAnsi="Calibri" w:cs="Calibri"/>
-        </w:rPr>
-        <w:t>Smarty</w:t>
-      </w:r>
-      <w:proofErr w:type="spellEnd"/>
-    </w:p>
-    <w:p>
-      <w:pPr>
-        <w:rPr>
-          <w:rFonts w:ascii="Calibri" w:hAnsi="Calibri" w:cs="Calibri"/>
-        </w:rPr>
-      </w:pPr>
-      <w:r>
-        <w:rPr>
-          <w:rFonts w:ascii="Calibri" w:hAnsi="Calibri" w:cs="Calibri"/>
-          <w:b/>
-          <w:bCs/>
-        </w:rPr>
-        <w:t xml:space="preserve">Pregunta 12: ¿Qué es </w:t>
-      </w:r>
-      <w:proofErr w:type="spellStart"/>
-      <w:r>
-        <w:rPr>
-          <w:rFonts w:ascii="Calibri" w:hAnsi="Calibri" w:cs="Calibri"/>
-          <w:b/>
-          <w:bCs/>
-        </w:rPr>
-        <w:t>Smarty</w:t>
-      </w:r>
-      <w:proofErr w:type="spellEnd"/>
-      <w:r>
-        <w:rPr>
-          <w:rFonts w:ascii="Calibri" w:hAnsi="Calibri" w:cs="Calibri"/>
-          <w:b/>
-          <w:bCs/>
-        </w:rPr>
-        <w:t xml:space="preserve"> y para qué sirve en el desarrollo de aplicaciones web?</w:t>
-      </w:r>
-      <w:r>
-        <w:rPr>
-          <w:rFonts w:ascii="Calibri" w:hAnsi="Calibri" w:cs="Calibri"/>
-        </w:rPr>
-        <w:t xml:space="preserve"> </w:t>
-      </w:r>
-      <w:r>
-        <w:rPr>
-          <w:rFonts w:ascii="Calibri" w:hAnsi="Calibri" w:cs="Calibri"/>
-          <w:b/>
-          <w:bCs/>
-        </w:rPr>
-        <w:t>Respuesta:</w:t>
-      </w:r>
-      <w:r>
-        <w:rPr>
-          <w:rFonts w:ascii="Calibri" w:hAnsi="Calibri" w:cs="Calibri"/>
-        </w:rPr>
-        <w:t xml:space="preserve"> </w:t>
-      </w:r>
-      <w:proofErr w:type="spellStart"/>
-      <w:r>
-        <w:rPr>
-          <w:rFonts w:ascii="Calibri" w:hAnsi="Calibri" w:cs="Calibri"/>
-        </w:rPr>
-        <w:t>Smarty</w:t>
-      </w:r>
-      <w:proofErr w:type="spellEnd"/>
-      <w:r>
-        <w:rPr>
-          <w:rFonts w:ascii="Calibri" w:hAnsi="Calibri" w:cs="Calibri"/>
-        </w:rPr>
-        <w:t xml:space="preserve"> es un </w:t>
-      </w:r>
-      <w:r>
-        <w:rPr>
-          <w:rFonts w:ascii="Calibri" w:hAnsi="Calibri" w:cs="Calibri"/>
-          <w:b/>
-          <w:bCs/>
-        </w:rPr>
-        <w:t>motor de plantillas</w:t>
-      </w:r>
-      <w:r>
-        <w:rPr>
-          <w:rFonts w:ascii="Calibri" w:hAnsi="Calibri" w:cs="Calibri"/>
-        </w:rPr>
-        <w:t xml:space="preserve"> para PHP. Sirve para separar el código PHP (lógica de la aplicación) del código HTML (diseño de la interfaz), permitiendo que la capa de la Vista se genere a través de ficheros de plantillas con </w:t>
-      </w:r>
-      <w:proofErr w:type="gramStart"/>
-      <w:r>
-        <w:rPr>
-          <w:rFonts w:ascii="Calibri" w:hAnsi="Calibri" w:cs="Calibri"/>
-        </w:rPr>
-        <w:t>extensión .</w:t>
-      </w:r>
-      <w:proofErr w:type="spellStart"/>
-      <w:r>
-        <w:rPr>
-          <w:rFonts w:ascii="Calibri" w:hAnsi="Calibri" w:cs="Calibri"/>
-        </w:rPr>
-        <w:t>tpl</w:t>
-      </w:r>
-      <w:proofErr w:type="spellEnd"/>
-      <w:proofErr w:type="gramEnd"/>
-      <w:r>
-        <w:rPr>
-          <w:rFonts w:ascii="Calibri" w:hAnsi="Calibri" w:cs="Calibri"/>
-        </w:rPr>
-        <w:t>.</w:t>
-      </w:r>
-    </w:p>
-    <w:p>
-      <w:pPr>
-        <w:rPr>
-          <w:rFonts w:ascii="Calibri" w:hAnsi="Calibri" w:cs="Calibri"/>
-        </w:rPr>
-      </w:pPr>
-      <w:r>
-        <w:rPr>
-          <w:rFonts w:ascii="Calibri" w:hAnsi="Calibri" w:cs="Calibri"/>
-          <w:b/>
-          <w:bCs/>
-        </w:rPr>
+        <w:lastRenderedPageBreak/>
         <w:t xml:space="preserve">Pregunta 13: Utilizando </w:t>
       </w:r>
       <w:proofErr w:type="spellStart"/>
@@ -1485,580 +3619,6 @@
           <w:b/>
           <w:bCs/>
         </w:rPr>
-        <w:lastRenderedPageBreak/>
-        <w:t xml:space="preserve">Sobre el uso básico de </w:t>
-      </w:r>
-      <w:proofErr w:type="spellStart"/>
-      <w:r>
-        <w:rPr>
-          <w:rFonts w:ascii="Calibri" w:hAnsi="Calibri" w:cs="Calibri"/>
-          <w:b/>
-          <w:bCs/>
-        </w:rPr>
-        <w:t>Composer</w:t>
-      </w:r>
-      <w:proofErr w:type="spellEnd"/>
-    </w:p>
-    <w:p>
-      <w:pPr>
-        <w:numPr>
-          <w:ilvl w:val="0"/>
-          <w:numId w:val="1"/>
-        </w:numPr>
-        <w:rPr>
-          <w:rFonts w:ascii="Calibri" w:hAnsi="Calibri" w:cs="Calibri"/>
-        </w:rPr>
-      </w:pPr>
-      <w:r>
-        <w:rPr>
-          <w:rFonts w:ascii="Calibri" w:hAnsi="Calibri" w:cs="Calibri"/>
-          <w:b/>
-          <w:bCs/>
-        </w:rPr>
-        <w:t xml:space="preserve">¿Qué es </w:t>
-      </w:r>
-      <w:proofErr w:type="spellStart"/>
-      <w:r>
-        <w:rPr>
-          <w:rFonts w:ascii="Calibri" w:hAnsi="Calibri" w:cs="Calibri"/>
-          <w:b/>
-          <w:bCs/>
-        </w:rPr>
-        <w:t>Composer</w:t>
-      </w:r>
-      <w:proofErr w:type="spellEnd"/>
-      <w:r>
-        <w:rPr>
-          <w:rFonts w:ascii="Calibri" w:hAnsi="Calibri" w:cs="Calibri"/>
-          <w:b/>
-          <w:bCs/>
-        </w:rPr>
-        <w:t xml:space="preserve"> y cuál es su archivo de configuración principal?</w:t>
-      </w:r>
-      <w:r>
-        <w:rPr>
-          <w:rFonts w:ascii="Calibri" w:hAnsi="Calibri" w:cs="Calibri"/>
-        </w:rPr>
-        <w:t xml:space="preserve"> Es un gestor de dependencias para PHP que permite administrar librerías externas. Su archivo de configuración es </w:t>
-      </w:r>
-      <w:proofErr w:type="spellStart"/>
-      <w:proofErr w:type="gramStart"/>
-      <w:r>
-        <w:rPr>
-          <w:rFonts w:ascii="Calibri" w:hAnsi="Calibri" w:cs="Calibri"/>
-        </w:rPr>
-        <w:t>composer.json</w:t>
-      </w:r>
-      <w:proofErr w:type="spellEnd"/>
-      <w:proofErr w:type="gramEnd"/>
-      <w:r>
-        <w:rPr>
-          <w:rFonts w:ascii="Calibri" w:hAnsi="Calibri" w:cs="Calibri"/>
-        </w:rPr>
-        <w:t>.</w:t>
-      </w:r>
-    </w:p>
-    <w:p>
-      <w:pPr>
-        <w:numPr>
-          <w:ilvl w:val="0"/>
-          <w:numId w:val="1"/>
-        </w:numPr>
-        <w:rPr>
-          <w:rFonts w:ascii="Calibri" w:hAnsi="Calibri" w:cs="Calibri"/>
-        </w:rPr>
-      </w:pPr>
-      <w:r>
-        <w:rPr>
-          <w:rFonts w:ascii="Calibri" w:hAnsi="Calibri" w:cs="Calibri"/>
-          <w:b/>
-          <w:bCs/>
-        </w:rPr>
-        <w:t xml:space="preserve">¿Qué comando se utiliza para instalar las dependencias definidas en el archivo </w:t>
-      </w:r>
-      <w:proofErr w:type="spellStart"/>
-      <w:proofErr w:type="gramStart"/>
-      <w:r>
-        <w:rPr>
-          <w:rFonts w:ascii="Calibri" w:hAnsi="Calibri" w:cs="Calibri"/>
-          <w:b/>
-          <w:bCs/>
-        </w:rPr>
-        <w:t>composer.json</w:t>
-      </w:r>
-      <w:proofErr w:type="spellEnd"/>
-      <w:proofErr w:type="gramEnd"/>
-      <w:r>
-        <w:rPr>
-          <w:rFonts w:ascii="Calibri" w:hAnsi="Calibri" w:cs="Calibri"/>
-          <w:b/>
-          <w:bCs/>
-        </w:rPr>
-        <w:t>?</w:t>
-      </w:r>
-      <w:r>
-        <w:rPr>
-          <w:rFonts w:ascii="Calibri" w:hAnsi="Calibri" w:cs="Calibri"/>
-        </w:rPr>
-        <w:t xml:space="preserve"> Se utiliza el comando </w:t>
-      </w:r>
-      <w:proofErr w:type="spellStart"/>
-      <w:r>
-        <w:rPr>
-          <w:rFonts w:ascii="Calibri" w:hAnsi="Calibri" w:cs="Calibri"/>
-        </w:rPr>
-        <w:t>composer</w:t>
-      </w:r>
-      <w:proofErr w:type="spellEnd"/>
-      <w:r>
-        <w:rPr>
-          <w:rFonts w:ascii="Calibri" w:hAnsi="Calibri" w:cs="Calibri"/>
-        </w:rPr>
-        <w:t xml:space="preserve"> </w:t>
-      </w:r>
-      <w:proofErr w:type="spellStart"/>
-      <w:r>
-        <w:rPr>
-          <w:rFonts w:ascii="Calibri" w:hAnsi="Calibri" w:cs="Calibri"/>
-        </w:rPr>
-        <w:t>install</w:t>
-      </w:r>
-      <w:proofErr w:type="spellEnd"/>
-      <w:r>
-        <w:rPr>
-          <w:rFonts w:ascii="Calibri" w:hAnsi="Calibri" w:cs="Calibri"/>
-        </w:rPr>
-        <w:t>.</w:t>
-      </w:r>
-    </w:p>
-    <w:p>
-      <w:pPr>
-        <w:numPr>
-          <w:ilvl w:val="0"/>
-          <w:numId w:val="1"/>
-        </w:numPr>
-        <w:rPr>
-          <w:rFonts w:ascii="Calibri" w:hAnsi="Calibri" w:cs="Calibri"/>
-        </w:rPr>
-      </w:pPr>
-      <w:r>
-        <w:rPr>
-          <w:rFonts w:ascii="Calibri" w:hAnsi="Calibri" w:cs="Calibri"/>
-          <w:b/>
-          <w:bCs/>
-        </w:rPr>
-        <w:t xml:space="preserve">¿Cuál es la función del archivo </w:t>
-      </w:r>
-      <w:proofErr w:type="spellStart"/>
-      <w:r>
-        <w:rPr>
-          <w:rFonts w:ascii="Calibri" w:hAnsi="Calibri" w:cs="Calibri"/>
-          <w:b/>
-          <w:bCs/>
-        </w:rPr>
-        <w:t>vendor</w:t>
-      </w:r>
-      <w:proofErr w:type="spellEnd"/>
-      <w:r>
-        <w:rPr>
-          <w:rFonts w:ascii="Calibri" w:hAnsi="Calibri" w:cs="Calibri"/>
-          <w:b/>
-          <w:bCs/>
-        </w:rPr>
-        <w:t>/</w:t>
-      </w:r>
-      <w:proofErr w:type="spellStart"/>
-      <w:r>
-        <w:rPr>
-          <w:rFonts w:ascii="Calibri" w:hAnsi="Calibri" w:cs="Calibri"/>
-          <w:b/>
-          <w:bCs/>
-        </w:rPr>
-        <w:t>autoload.php</w:t>
-      </w:r>
-      <w:proofErr w:type="spellEnd"/>
-      <w:r>
-        <w:rPr>
-          <w:rFonts w:ascii="Calibri" w:hAnsi="Calibri" w:cs="Calibri"/>
-          <w:b/>
-          <w:bCs/>
-        </w:rPr>
-        <w:t xml:space="preserve"> generado por </w:t>
-      </w:r>
-      <w:proofErr w:type="spellStart"/>
-      <w:r>
-        <w:rPr>
-          <w:rFonts w:ascii="Calibri" w:hAnsi="Calibri" w:cs="Calibri"/>
-          <w:b/>
-          <w:bCs/>
-        </w:rPr>
-        <w:t>Composer</w:t>
-      </w:r>
-      <w:proofErr w:type="spellEnd"/>
-      <w:r>
-        <w:rPr>
-          <w:rFonts w:ascii="Calibri" w:hAnsi="Calibri" w:cs="Calibri"/>
-          <w:b/>
-          <w:bCs/>
-        </w:rPr>
-        <w:t>?</w:t>
-      </w:r>
-      <w:r>
-        <w:rPr>
-          <w:rFonts w:ascii="Calibri" w:hAnsi="Calibri" w:cs="Calibri"/>
-        </w:rPr>
-        <w:t xml:space="preserve"> Permite la carga automática (</w:t>
-      </w:r>
-      <w:proofErr w:type="spellStart"/>
-      <w:r>
-        <w:rPr>
-          <w:rFonts w:ascii="Calibri" w:hAnsi="Calibri" w:cs="Calibri"/>
-          <w:i/>
-          <w:iCs/>
-        </w:rPr>
-        <w:t>autoloading</w:t>
-      </w:r>
-      <w:proofErr w:type="spellEnd"/>
-      <w:r>
-        <w:rPr>
-          <w:rFonts w:ascii="Calibri" w:hAnsi="Calibri" w:cs="Calibri"/>
-        </w:rPr>
-        <w:t xml:space="preserve">) de clases sin necesidad de usar múltiples </w:t>
-      </w:r>
-      <w:proofErr w:type="spellStart"/>
-      <w:r>
-        <w:rPr>
-          <w:rFonts w:ascii="Calibri" w:hAnsi="Calibri" w:cs="Calibri"/>
-        </w:rPr>
-        <w:t>include</w:t>
-      </w:r>
-      <w:proofErr w:type="spellEnd"/>
-      <w:r>
-        <w:rPr>
-          <w:rFonts w:ascii="Calibri" w:hAnsi="Calibri" w:cs="Calibri"/>
-        </w:rPr>
-        <w:t xml:space="preserve"> o </w:t>
-      </w:r>
-      <w:proofErr w:type="spellStart"/>
-      <w:r>
-        <w:rPr>
-          <w:rFonts w:ascii="Calibri" w:hAnsi="Calibri" w:cs="Calibri"/>
-        </w:rPr>
-        <w:t>require</w:t>
-      </w:r>
-      <w:proofErr w:type="spellEnd"/>
-      <w:r>
-        <w:rPr>
-          <w:rFonts w:ascii="Calibri" w:hAnsi="Calibri" w:cs="Calibri"/>
-        </w:rPr>
-        <w:t xml:space="preserve"> manualmente en el código.</w:t>
-      </w:r>
-    </w:p>
-    <w:p>
-      <w:pPr>
-        <w:numPr>
-          <w:ilvl w:val="0"/>
-          <w:numId w:val="1"/>
-        </w:numPr>
-        <w:rPr>
-          <w:rFonts w:ascii="Calibri" w:hAnsi="Calibri" w:cs="Calibri"/>
-        </w:rPr>
-      </w:pPr>
-      <w:r>
-        <w:rPr>
-          <w:rFonts w:ascii="Calibri" w:hAnsi="Calibri" w:cs="Calibri"/>
-          <w:b/>
-          <w:bCs/>
-        </w:rPr>
-        <w:t xml:space="preserve">¿Para qué sirve la sección </w:t>
-      </w:r>
-      <w:proofErr w:type="spellStart"/>
-      <w:r>
-        <w:rPr>
-          <w:rFonts w:ascii="Calibri" w:hAnsi="Calibri" w:cs="Calibri"/>
-          <w:b/>
-          <w:bCs/>
-        </w:rPr>
-        <w:t>autoload</w:t>
-      </w:r>
-      <w:proofErr w:type="spellEnd"/>
-      <w:r>
-        <w:rPr>
-          <w:rFonts w:ascii="Calibri" w:hAnsi="Calibri" w:cs="Calibri"/>
-          <w:b/>
-          <w:bCs/>
-        </w:rPr>
-        <w:t xml:space="preserve"> en el </w:t>
-      </w:r>
-      <w:proofErr w:type="spellStart"/>
-      <w:proofErr w:type="gramStart"/>
-      <w:r>
-        <w:rPr>
-          <w:rFonts w:ascii="Calibri" w:hAnsi="Calibri" w:cs="Calibri"/>
-          <w:b/>
-          <w:bCs/>
-        </w:rPr>
-        <w:t>composer.json</w:t>
-      </w:r>
-      <w:proofErr w:type="spellEnd"/>
-      <w:proofErr w:type="gramEnd"/>
-      <w:r>
-        <w:rPr>
-          <w:rFonts w:ascii="Calibri" w:hAnsi="Calibri" w:cs="Calibri"/>
-          <w:b/>
-          <w:bCs/>
-        </w:rPr>
-        <w:t xml:space="preserve"> y qué estándar recomienda seguir?</w:t>
-      </w:r>
-      <w:r>
-        <w:rPr>
-          <w:rFonts w:ascii="Calibri" w:hAnsi="Calibri" w:cs="Calibri"/>
-        </w:rPr>
-        <w:t xml:space="preserve"> Sirve para definir cómo se deben cargar las clases automáticamente. Se recomienda el estándar </w:t>
-      </w:r>
-      <w:r>
-        <w:rPr>
-          <w:rFonts w:ascii="Calibri" w:hAnsi="Calibri" w:cs="Calibri"/>
-          <w:b/>
-          <w:bCs/>
-        </w:rPr>
-        <w:t>PSR-4</w:t>
-      </w:r>
-      <w:r>
-        <w:rPr>
-          <w:rFonts w:ascii="Calibri" w:hAnsi="Calibri" w:cs="Calibri"/>
-        </w:rPr>
-        <w:t>, que establece una correspondencia entre el espacio de nombres (</w:t>
-      </w:r>
-      <w:proofErr w:type="spellStart"/>
-      <w:r>
-        <w:rPr>
-          <w:rFonts w:ascii="Calibri" w:hAnsi="Calibri" w:cs="Calibri"/>
-          <w:i/>
-          <w:iCs/>
-        </w:rPr>
-        <w:t>namespace</w:t>
-      </w:r>
-      <w:proofErr w:type="spellEnd"/>
-      <w:r>
-        <w:rPr>
-          <w:rFonts w:ascii="Calibri" w:hAnsi="Calibri" w:cs="Calibri"/>
-        </w:rPr>
-        <w:t>) y la estructura de directorios del proyecto.</w:t>
-      </w:r>
-    </w:p>
-    <w:p>
-      <w:pPr>
-        <w:rPr>
-          <w:rFonts w:ascii="Calibri" w:hAnsi="Calibri" w:cs="Calibri"/>
-          <w:b/>
-          <w:bCs/>
-        </w:rPr>
-      </w:pPr>
-      <w:r>
-        <w:rPr>
-          <w:rFonts w:ascii="Calibri" w:hAnsi="Calibri" w:cs="Calibri"/>
-          <w:b/>
-          <w:bCs/>
-        </w:rPr>
-        <w:t>Sobre espacios de nombres (</w:t>
-      </w:r>
-      <w:proofErr w:type="spellStart"/>
-      <w:r>
-        <w:rPr>
-          <w:rFonts w:ascii="Calibri" w:hAnsi="Calibri" w:cs="Calibri"/>
-          <w:b/>
-          <w:bCs/>
-          <w:i/>
-          <w:iCs/>
-        </w:rPr>
-        <w:t>Namespaces</w:t>
-      </w:r>
-      <w:proofErr w:type="spellEnd"/>
-      <w:r>
-        <w:rPr>
-          <w:rFonts w:ascii="Calibri" w:hAnsi="Calibri" w:cs="Calibri"/>
-          <w:b/>
-          <w:bCs/>
-        </w:rPr>
-        <w:t>)</w:t>
-      </w:r>
-    </w:p>
-    <w:p>
-      <w:pPr>
-        <w:numPr>
-          <w:ilvl w:val="0"/>
-          <w:numId w:val="2"/>
-        </w:numPr>
-        <w:rPr>
-          <w:rFonts w:ascii="Calibri" w:hAnsi="Calibri" w:cs="Calibri"/>
-        </w:rPr>
-      </w:pPr>
-      <w:r>
-        <w:rPr>
-          <w:rFonts w:ascii="Calibri" w:hAnsi="Calibri" w:cs="Calibri"/>
-          <w:b/>
-          <w:bCs/>
-        </w:rPr>
-        <w:t>¿Qué problema principal resuelven los espacios de nombres en PHP?</w:t>
-      </w:r>
-      <w:r>
-        <w:rPr>
-          <w:rFonts w:ascii="Calibri" w:hAnsi="Calibri" w:cs="Calibri"/>
-        </w:rPr>
-        <w:t xml:space="preserve"> Evitan colisiones de nombres cuando se utilizan múltiples librerías o clases que comparten el mismo identificador, permitiendo organizar el código en jerarquías lógicas.</w:t>
-      </w:r>
-    </w:p>
-    <w:p>
-      <w:pPr>
-        <w:numPr>
-          <w:ilvl w:val="0"/>
-          <w:numId w:val="2"/>
-        </w:numPr>
-        <w:rPr>
-          <w:rFonts w:ascii="Calibri" w:hAnsi="Calibri" w:cs="Calibri"/>
-        </w:rPr>
-      </w:pPr>
-      <w:r>
-        <w:rPr>
-          <w:rFonts w:ascii="Calibri" w:hAnsi="Calibri" w:cs="Calibri"/>
-          <w:b/>
-          <w:bCs/>
-        </w:rPr>
-        <w:t xml:space="preserve">Si una clase pertenece al </w:t>
-      </w:r>
-      <w:proofErr w:type="spellStart"/>
-      <w:r>
-        <w:rPr>
-          <w:rFonts w:ascii="Calibri" w:hAnsi="Calibri" w:cs="Calibri"/>
-          <w:b/>
-          <w:bCs/>
-        </w:rPr>
-        <w:t>namespace</w:t>
-      </w:r>
-      <w:proofErr w:type="spellEnd"/>
-      <w:r>
-        <w:rPr>
-          <w:rFonts w:ascii="Calibri" w:hAnsi="Calibri" w:cs="Calibri"/>
-          <w:b/>
-          <w:bCs/>
-        </w:rPr>
-        <w:t xml:space="preserve"> App\Modelos, ¿cómo debe declararse al principio del archivo?</w:t>
-      </w:r>
-      <w:r>
-        <w:rPr>
-          <w:rFonts w:ascii="Calibri" w:hAnsi="Calibri" w:cs="Calibri"/>
-        </w:rPr>
-        <w:t xml:space="preserve"> Se declara mediante la instrucción </w:t>
-      </w:r>
-      <w:proofErr w:type="spellStart"/>
-      <w:r>
-        <w:rPr>
-          <w:rFonts w:ascii="Calibri" w:hAnsi="Calibri" w:cs="Calibri"/>
-        </w:rPr>
-        <w:t>namespace</w:t>
-      </w:r>
-      <w:proofErr w:type="spellEnd"/>
-      <w:r>
-        <w:rPr>
-          <w:rFonts w:ascii="Calibri" w:hAnsi="Calibri" w:cs="Calibri"/>
-        </w:rPr>
-        <w:t xml:space="preserve"> App\</w:t>
-      </w:r>
-      <w:proofErr w:type="gramStart"/>
-      <w:r>
-        <w:rPr>
-          <w:rFonts w:ascii="Calibri" w:hAnsi="Calibri" w:cs="Calibri"/>
-        </w:rPr>
-        <w:t>Modelos;.</w:t>
-      </w:r>
-      <w:proofErr w:type="gramEnd"/>
-    </w:p>
-    <w:p>
-      <w:pPr>
-        <w:numPr>
-          <w:ilvl w:val="0"/>
-          <w:numId w:val="2"/>
-        </w:numPr>
-        <w:rPr>
-          <w:rFonts w:ascii="Calibri" w:hAnsi="Calibri" w:cs="Calibri"/>
-        </w:rPr>
-      </w:pPr>
-      <w:r>
-        <w:rPr>
-          <w:rFonts w:ascii="Calibri" w:hAnsi="Calibri" w:cs="Calibri"/>
-          <w:b/>
-          <w:bCs/>
-        </w:rPr>
-        <w:t xml:space="preserve">¿Cómo se utiliza la palabra clave use en un archivo para acceder a una clase de otro </w:t>
-      </w:r>
-      <w:proofErr w:type="spellStart"/>
-      <w:r>
-        <w:rPr>
-          <w:rFonts w:ascii="Calibri" w:hAnsi="Calibri" w:cs="Calibri"/>
-          <w:b/>
-          <w:bCs/>
-        </w:rPr>
-        <w:t>namespace</w:t>
-      </w:r>
-      <w:proofErr w:type="spellEnd"/>
-      <w:r>
-        <w:rPr>
-          <w:rFonts w:ascii="Calibri" w:hAnsi="Calibri" w:cs="Calibri"/>
-          <w:b/>
-          <w:bCs/>
-        </w:rPr>
-        <w:t>?</w:t>
-      </w:r>
-      <w:r>
-        <w:rPr>
-          <w:rFonts w:ascii="Calibri" w:hAnsi="Calibri" w:cs="Calibri"/>
-        </w:rPr>
-        <w:t xml:space="preserve"> Se utiliza como use App</w:t>
-      </w:r>
-      <w:proofErr w:type="gramStart"/>
-      <w:r>
-        <w:rPr>
-          <w:rFonts w:ascii="Calibri" w:hAnsi="Calibri" w:cs="Calibri"/>
-        </w:rPr>
-        <w:t>\Controladores\</w:t>
-      </w:r>
-      <w:proofErr w:type="spellStart"/>
-      <w:r>
-        <w:rPr>
-          <w:rFonts w:ascii="Calibri" w:hAnsi="Calibri" w:cs="Calibri"/>
-        </w:rPr>
-        <w:t>NombreClase</w:t>
-      </w:r>
-      <w:proofErr w:type="spellEnd"/>
-      <w:r>
-        <w:rPr>
-          <w:rFonts w:ascii="Calibri" w:hAnsi="Calibri" w:cs="Calibri"/>
-        </w:rPr>
-        <w:t>;,</w:t>
-      </w:r>
-      <w:proofErr w:type="gramEnd"/>
-      <w:r>
-        <w:rPr>
-          <w:rFonts w:ascii="Calibri" w:hAnsi="Calibri" w:cs="Calibri"/>
-        </w:rPr>
-        <w:t xml:space="preserve"> permitiendo referirse a la clase solo por su nombre corto sin escribir toda la ruta.</w:t>
-      </w:r>
-    </w:p>
-    <w:p>
-      <w:pPr>
-        <w:rPr>
-          <w:rFonts w:ascii="Calibri" w:hAnsi="Calibri" w:cs="Calibri"/>
-          <w:b/>
-          <w:bCs/>
-        </w:rPr>
-      </w:pPr>
-      <w:r>
-        <w:rPr>
-          <w:rFonts w:ascii="Calibri" w:hAnsi="Calibri" w:cs="Calibri"/>
-          <w:b/>
-          <w:bCs/>
-        </w:rPr>
         <w:t>Sobre el patrón MVC</w:t>
       </w:r>
     </w:p>
@@ -2438,7 +3998,6 @@
           <w:b/>
           <w:bCs/>
         </w:rPr>
-        <w:lastRenderedPageBreak/>
         <w:t>¿Qué es un constructor en una clase PHP y cómo se define?</w:t>
       </w:r>
       <w:r>
@@ -2513,6 +4072,7 @@
           <w:b/>
           <w:bCs/>
         </w:rPr>
+        <w:lastRenderedPageBreak/>
         <w:t xml:space="preserve">¿Cuál es la ventaja de usar un motor de plantillas como </w:t>
       </w:r>
       <w:proofErr w:type="spellStart"/>
@@ -2727,6 +4287,540 @@
       </w:r>
     </w:p>
     <w:p/>
+    <w:p/>
+    <w:p/>
+    <w:p/>
+    <w:p/>
+    <w:p>
+      <w:r>
+        <w:t>3. Aplicación del patrón MVC (Modelo-Vista-Controlador)</w:t>
+      </w:r>
+    </w:p>
+    <w:p>
+      <w:r>
+        <w:rPr>
+          <w:b/>
+          <w:bCs/>
+        </w:rPr>
+        <w:t>Pregunta 6: En una arquitectura MVC orientada a la web, ¿qué es y qué hace el "Enrutador" (</w:t>
+      </w:r>
+      <w:proofErr w:type="spellStart"/>
+      <w:r>
+        <w:rPr>
+          <w:b/>
+          <w:bCs/>
+        </w:rPr>
+        <w:t>Router</w:t>
+      </w:r>
+      <w:proofErr w:type="spellEnd"/>
+      <w:r>
+        <w:rPr>
+          <w:b/>
+          <w:bCs/>
+        </w:rPr>
+        <w:t>)?</w:t>
+      </w:r>
+      <w:r>
+        <w:t xml:space="preserve"> </w:t>
+      </w:r>
+      <w:r>
+        <w:rPr>
+          <w:b/>
+          <w:bCs/>
+        </w:rPr>
+        <w:t>Respuesta:</w:t>
+      </w:r>
+      <w:r>
+        <w:t xml:space="preserve"> Es un script que sirve como </w:t>
+      </w:r>
+      <w:r>
+        <w:rPr>
+          <w:b/>
+          <w:bCs/>
+        </w:rPr>
+        <w:t>único punto de entrada</w:t>
+      </w:r>
+      <w:r>
+        <w:t xml:space="preserve"> a la aplicación (generalmente </w:t>
+      </w:r>
+      <w:proofErr w:type="spellStart"/>
+      <w:r>
+        <w:t>index.php</w:t>
+      </w:r>
+      <w:proofErr w:type="spellEnd"/>
+      <w:r>
+        <w:t>). Recibe todas las peticiones HTTP, analiza la ruta o los parámetros (</w:t>
+      </w:r>
+      <w:proofErr w:type="gramStart"/>
+      <w:r>
+        <w:t>ej. ?</w:t>
+      </w:r>
+      <w:proofErr w:type="spellStart"/>
+      <w:r>
+        <w:t>accion</w:t>
+      </w:r>
+      <w:proofErr w:type="spellEnd"/>
+      <w:proofErr w:type="gramEnd"/>
+      <w:r>
+        <w:t xml:space="preserve">=listar), y </w:t>
+      </w:r>
+      <w:r>
+        <w:rPr>
+          <w:b/>
+          <w:bCs/>
+        </w:rPr>
+        <w:t>decide qué Controlador debe ejecutarse</w:t>
+      </w:r>
+      <w:r>
+        <w:t>.</w:t>
+      </w:r>
+    </w:p>
+    <w:p>
+      <w:r>
+        <w:rPr>
+          <w:b/>
+          <w:bCs/>
+        </w:rPr>
+        <w:t>Pregunta 7: Si un controlador necesita interactuar con la base de datos y además mostrar HTML, ¿cómo debe estructurar su código según el patrón MVC?</w:t>
+      </w:r>
+      <w:r>
+        <w:t xml:space="preserve"> </w:t>
+      </w:r>
+      <w:r>
+        <w:rPr>
+          <w:b/>
+          <w:bCs/>
+        </w:rPr>
+        <w:t>Respuesta:</w:t>
+      </w:r>
+      <w:r>
+        <w:t xml:space="preserve"> Un controlador </w:t>
+      </w:r>
+      <w:r>
+        <w:rPr>
+          <w:b/>
+          <w:bCs/>
+        </w:rPr>
+        <w:t>nunca</w:t>
+      </w:r>
+      <w:r>
+        <w:t xml:space="preserve"> debe acceder directamente a la base de datos ni generar HTML mediante echo. Debe delegar la conexión y persistencia a los métodos de una clase del </w:t>
+      </w:r>
+      <w:r>
+        <w:rPr>
+          <w:b/>
+          <w:bCs/>
+        </w:rPr>
+        <w:t>Modelo</w:t>
+      </w:r>
+      <w:r>
+        <w:t xml:space="preserve"> y, seguidamente, enviar esos datos procesados a la </w:t>
+      </w:r>
+      <w:r>
+        <w:rPr>
+          <w:b/>
+          <w:bCs/>
+        </w:rPr>
+        <w:t>Vista</w:t>
+      </w:r>
+      <w:r>
+        <w:t xml:space="preserve"> para que esta genere el HTML.</w:t>
+      </w:r>
+    </w:p>
+    <w:p/>
+    <w:p>
+      <w:r>
+        <w:t>4. Uso básico de clases</w:t>
+      </w:r>
+    </w:p>
+    <w:p>
+      <w:r>
+        <w:rPr>
+          <w:b/>
+          <w:bCs/>
+        </w:rPr>
+        <w:t>Pregunta 8: ¿Cuáles son los tres niveles de visibilidad de atributos y métodos en PHP y qué permiten?</w:t>
+      </w:r>
+      <w:r>
+        <w:t xml:space="preserve"> </w:t>
+      </w:r>
+      <w:r>
+        <w:rPr>
+          <w:b/>
+          <w:bCs/>
+        </w:rPr>
+        <w:t>Respuesta:</w:t>
+      </w:r>
+      <w:r>
+        <w:t xml:space="preserve"> Son public (accesibles desde cualquier parte del código), </w:t>
+      </w:r>
+      <w:proofErr w:type="spellStart"/>
+      <w:r>
+        <w:t>private</w:t>
+      </w:r>
+      <w:proofErr w:type="spellEnd"/>
+      <w:r>
+        <w:t xml:space="preserve"> (solo accesibles desde dentro de la propia clase) y </w:t>
+      </w:r>
+      <w:proofErr w:type="spellStart"/>
+      <w:r>
+        <w:t>protected</w:t>
+      </w:r>
+      <w:proofErr w:type="spellEnd"/>
+      <w:r>
+        <w:t xml:space="preserve"> (accesibles desde la propia clase y desde las subclases que la heredan).</w:t>
+      </w:r>
+    </w:p>
+    <w:p>
+      <w:r>
+        <w:rPr>
+          <w:b/>
+          <w:bCs/>
+        </w:rPr>
+        <w:t>Pregunta 9: ¿Qué operador debes utilizar para acceder a métodos estáticos, atributos estáticos o constantes dentro de una clase?</w:t>
+      </w:r>
+      <w:r>
+        <w:t xml:space="preserve"> </w:t>
+      </w:r>
+      <w:r>
+        <w:rPr>
+          <w:b/>
+          <w:bCs/>
+        </w:rPr>
+        <w:t>Respuesta:</w:t>
+      </w:r>
+      <w:r>
+        <w:t xml:space="preserve"> Se utiliza el </w:t>
+      </w:r>
+      <w:r>
+        <w:rPr>
+          <w:b/>
+          <w:bCs/>
+        </w:rPr>
+        <w:t xml:space="preserve">operador de resolución de ámbito </w:t>
+      </w:r>
+      <w:proofErr w:type="gramStart"/>
+      <w:r>
+        <w:rPr>
+          <w:b/>
+          <w:bCs/>
+        </w:rPr>
+        <w:t>(</w:t>
+      </w:r>
+      <w:r>
+        <w:t>::</w:t>
+      </w:r>
+      <w:r>
+        <w:rPr>
+          <w:b/>
+          <w:bCs/>
+        </w:rPr>
+        <w:t>)</w:t>
+      </w:r>
+      <w:proofErr w:type="gramEnd"/>
+      <w:r>
+        <w:t xml:space="preserve">, precedido por el nombre de la clase (o palabras como </w:t>
+      </w:r>
+      <w:proofErr w:type="spellStart"/>
+      <w:r>
+        <w:t>self</w:t>
+      </w:r>
+      <w:proofErr w:type="spellEnd"/>
+      <w:r>
+        <w:t xml:space="preserve"> y </w:t>
+      </w:r>
+      <w:proofErr w:type="spellStart"/>
+      <w:r>
+        <w:t>parent</w:t>
+      </w:r>
+      <w:proofErr w:type="spellEnd"/>
+      <w:r>
+        <w:t>).</w:t>
+      </w:r>
+    </w:p>
+    <w:p>
+      <w:r>
+        <w:rPr>
+          <w:b/>
+          <w:bCs/>
+        </w:rPr>
+        <w:t xml:space="preserve">Pregunta 10: ¿En qué se diferencia una clase declarada como </w:t>
+      </w:r>
+      <w:r>
+        <w:t>final</w:t>
+      </w:r>
+      <w:r>
+        <w:rPr>
+          <w:b/>
+          <w:bCs/>
+        </w:rPr>
+        <w:t xml:space="preserve"> de una declarada como </w:t>
+      </w:r>
+      <w:proofErr w:type="spellStart"/>
+      <w:r>
+        <w:t>abstract</w:t>
+      </w:r>
+      <w:proofErr w:type="spellEnd"/>
+      <w:r>
+        <w:rPr>
+          <w:b/>
+          <w:bCs/>
+        </w:rPr>
+        <w:t>?</w:t>
+      </w:r>
+      <w:r>
+        <w:t xml:space="preserve"> </w:t>
+      </w:r>
+      <w:r>
+        <w:rPr>
+          <w:b/>
+          <w:bCs/>
+        </w:rPr>
+        <w:t>Respuesta:</w:t>
+      </w:r>
+      <w:r>
+        <w:t xml:space="preserve"> Una clase final</w:t>
+      </w:r>
+      <w:r>
+        <w:rPr>
+          <w:b/>
+          <w:bCs/>
+        </w:rPr>
+        <w:t xml:space="preserve"> no puede ser heredada</w:t>
+      </w:r>
+      <w:r>
+        <w:t xml:space="preserve"> por ninguna otra subclase. En cambio, una clase </w:t>
+      </w:r>
+      <w:proofErr w:type="spellStart"/>
+      <w:r>
+        <w:t>abstract</w:t>
+      </w:r>
+      <w:proofErr w:type="spellEnd"/>
+      <w:r>
+        <w:rPr>
+          <w:b/>
+          <w:bCs/>
+        </w:rPr>
+        <w:t xml:space="preserve"> no puede ser instanciada</w:t>
+      </w:r>
+      <w:r>
+        <w:t xml:space="preserve"> (no se pueden crear objetos de ella), y su único propósito es servir de base para ser heredada.</w:t>
+      </w:r>
+    </w:p>
+    <w:p/>
+    <w:p>
+      <w:r>
+        <w:lastRenderedPageBreak/>
+        <w:t xml:space="preserve">5. Uso básico de </w:t>
+      </w:r>
+      <w:proofErr w:type="spellStart"/>
+      <w:r>
+        <w:t>Smarty</w:t>
+      </w:r>
+      <w:proofErr w:type="spellEnd"/>
+    </w:p>
+    <w:p>
+      <w:r>
+        <w:rPr>
+          <w:b/>
+          <w:bCs/>
+        </w:rPr>
+        <w:t xml:space="preserve">Pregunta 11: Para que el motor de plantillas </w:t>
+      </w:r>
+      <w:proofErr w:type="spellStart"/>
+      <w:r>
+        <w:rPr>
+          <w:b/>
+          <w:bCs/>
+        </w:rPr>
+        <w:t>Smarty</w:t>
+      </w:r>
+      <w:proofErr w:type="spellEnd"/>
+      <w:r>
+        <w:rPr>
+          <w:b/>
+          <w:bCs/>
+        </w:rPr>
+        <w:t xml:space="preserve"> pueda procesar las vistas adecuadamente, ¿cuáles son los tres directorios principales que deben configurarse al inicializarlo?</w:t>
+      </w:r>
+      <w:r>
+        <w:t xml:space="preserve"> </w:t>
+      </w:r>
+      <w:r>
+        <w:rPr>
+          <w:b/>
+          <w:bCs/>
+        </w:rPr>
+        <w:t>Respuesta:</w:t>
+      </w:r>
+      <w:r>
+        <w:t xml:space="preserve"> Se deben configurar los directorios donde guardamos nuestras plantillas HTML (</w:t>
+      </w:r>
+      <w:proofErr w:type="spellStart"/>
+      <w:r>
+        <w:t>template_dir</w:t>
+      </w:r>
+      <w:proofErr w:type="spellEnd"/>
+      <w:r>
+        <w:t xml:space="preserve">), el directorio para que </w:t>
+      </w:r>
+      <w:proofErr w:type="spellStart"/>
+      <w:r>
+        <w:t>Smarty</w:t>
+      </w:r>
+      <w:proofErr w:type="spellEnd"/>
+      <w:r>
+        <w:t xml:space="preserve"> guarde los archivos procesados (</w:t>
+      </w:r>
+      <w:proofErr w:type="spellStart"/>
+      <w:r>
+        <w:t>compile_dir</w:t>
+      </w:r>
+      <w:proofErr w:type="spellEnd"/>
+      <w:r>
+        <w:t>), y el directorio para archivos temporales (</w:t>
+      </w:r>
+      <w:proofErr w:type="spellStart"/>
+      <w:r>
+        <w:t>cache_dir</w:t>
+      </w:r>
+      <w:proofErr w:type="spellEnd"/>
+      <w:r>
+        <w:t>).</w:t>
+      </w:r>
+    </w:p>
+    <w:p>
+      <w:r>
+        <w:rPr>
+          <w:b/>
+          <w:bCs/>
+        </w:rPr>
+        <w:t xml:space="preserve">Pregunta 12: ¿Cuál es la sintaxis en </w:t>
+      </w:r>
+      <w:proofErr w:type="spellStart"/>
+      <w:r>
+        <w:rPr>
+          <w:b/>
+          <w:bCs/>
+        </w:rPr>
+        <w:t>Smarty</w:t>
+      </w:r>
+      <w:proofErr w:type="spellEnd"/>
+      <w:r>
+        <w:rPr>
+          <w:b/>
+          <w:bCs/>
+        </w:rPr>
+        <w:t xml:space="preserve"> para escribir una estructura condicional IF dentro de un </w:t>
+      </w:r>
+      <w:proofErr w:type="gramStart"/>
+      <w:r>
+        <w:rPr>
+          <w:b/>
+          <w:bCs/>
+        </w:rPr>
+        <w:t xml:space="preserve">archivo </w:t>
+      </w:r>
+      <w:r>
+        <w:t>.</w:t>
+      </w:r>
+      <w:proofErr w:type="spellStart"/>
+      <w:r>
+        <w:t>tpl</w:t>
+      </w:r>
+      <w:proofErr w:type="spellEnd"/>
+      <w:proofErr w:type="gramEnd"/>
+      <w:r>
+        <w:rPr>
+          <w:b/>
+          <w:bCs/>
+        </w:rPr>
+        <w:t>?</w:t>
+      </w:r>
+      <w:r>
+        <w:t xml:space="preserve"> </w:t>
+      </w:r>
+      <w:r>
+        <w:rPr>
+          <w:b/>
+          <w:bCs/>
+        </w:rPr>
+        <w:t>Respuesta:</w:t>
+      </w:r>
+      <w:r>
+        <w:t xml:space="preserve"> Se encapsulan las instrucciones entre llaves. Se inicia con {if condición}, se puede utilizar opcionalmente {</w:t>
+      </w:r>
+      <w:proofErr w:type="spellStart"/>
+      <w:r>
+        <w:t>else</w:t>
+      </w:r>
+      <w:proofErr w:type="spellEnd"/>
+      <w:r>
+        <w:t>}, y se debe finalizar con {/if}.</w:t>
+      </w:r>
+    </w:p>
+    <w:p>
+      <w:r>
+        <w:rPr>
+          <w:b/>
+          <w:bCs/>
+        </w:rPr>
+        <w:t xml:space="preserve">Pregunta 13: En </w:t>
+      </w:r>
+      <w:proofErr w:type="spellStart"/>
+      <w:r>
+        <w:rPr>
+          <w:b/>
+          <w:bCs/>
+        </w:rPr>
+        <w:t>Smarty</w:t>
+      </w:r>
+      <w:proofErr w:type="spellEnd"/>
+      <w:r>
+        <w:rPr>
+          <w:b/>
+          <w:bCs/>
+        </w:rPr>
+        <w:t>, ¿cómo se puede insertar el contenido de un archivo de plantilla secundario dentro de la plantilla principal (por ejemplo, para cargar un menú o pie de página)?</w:t>
+      </w:r>
+      <w:r>
+        <w:t xml:space="preserve"> </w:t>
+      </w:r>
+      <w:r>
+        <w:rPr>
+          <w:b/>
+          <w:bCs/>
+        </w:rPr>
+        <w:t>Respuesta:</w:t>
+      </w:r>
+      <w:r>
+        <w:t xml:space="preserve"> Se utiliza la sentencia interna </w:t>
+      </w:r>
+      <w:proofErr w:type="spellStart"/>
+      <w:r>
+        <w:t>include</w:t>
+      </w:r>
+      <w:proofErr w:type="spellEnd"/>
+      <w:r>
+        <w:t xml:space="preserve"> de esta forma: {</w:t>
+      </w:r>
+      <w:proofErr w:type="spellStart"/>
+      <w:r>
+        <w:t>include</w:t>
+      </w:r>
+      <w:proofErr w:type="spellEnd"/>
+      <w:r>
+        <w:t xml:space="preserve"> file="</w:t>
+      </w:r>
+      <w:proofErr w:type="spellStart"/>
+      <w:r>
+        <w:t>nombre_del_archivo.tpl</w:t>
+      </w:r>
+      <w:proofErr w:type="spellEnd"/>
+      <w:r>
+        <w:t>"}</w:t>
+      </w:r>
+    </w:p>
     <w:sectPr>
       <w:pgSz w:w="11906" w:h="16838"/>
       <w:pgMar w:top="1417" w:right="1701" w:bottom="1417" w:left="1701" w:header="708" w:footer="708" w:gutter="0"/>
@@ -3726,6 +5820,7 @@
   <w:style w:type="paragraph" w:default="1" w:styleId="Normal">
     <w:name w:val="Normal"/>
     <w:qFormat/>
+    <w:rsid w:val="00664748"/>
   </w:style>
   <w:style w:type="paragraph" w:styleId="Ttulo1">
     <w:name w:val="heading 1"/>

--- a/preguntas cortas.docx
+++ b/preguntas cortas.docx
@@ -626,17 +626,7 @@
           <w:sz w:val="24"/>
           <w:szCs w:val="24"/>
         </w:rPr>
-        <w:t xml:space="preserve">Pregunta 4: </w:t>
-      </w:r>
-      <w:r>
-        <w:rPr>
-          <w:rFonts w:ascii="Calibri" w:hAnsi="Calibri" w:cs="Calibri"/>
-          <w:b/>
-          <w:bCs/>
-          <w:sz w:val="24"/>
-          <w:szCs w:val="24"/>
-        </w:rPr>
-        <w:t xml:space="preserve">¿Qué comando se utiliza para instalar las dependencias definidas en el archivo </w:t>
+        <w:t xml:space="preserve">Pregunta 4: ¿Qué comando se utiliza para instalar las dependencias definidas en el archivo </w:t>
       </w:r>
       <w:proofErr w:type="spellStart"/>
       <w:proofErr w:type="gramStart"/>
@@ -749,47 +739,7 @@
           <w:sz w:val="24"/>
           <w:szCs w:val="24"/>
         </w:rPr>
-        <w:t xml:space="preserve">Pregunta </w:t>
-      </w:r>
-      <w:r>
-        <w:rPr>
-          <w:rFonts w:ascii="Calibri" w:hAnsi="Calibri" w:cs="Calibri"/>
-          <w:b/>
-          <w:bCs/>
-          <w:sz w:val="24"/>
-          <w:szCs w:val="24"/>
-        </w:rPr>
-        <w:t>5</w:t>
-      </w:r>
-      <w:r>
-        <w:rPr>
-          <w:rFonts w:ascii="Calibri" w:hAnsi="Calibri" w:cs="Calibri"/>
-          <w:b/>
-          <w:bCs/>
-          <w:sz w:val="24"/>
-          <w:szCs w:val="24"/>
-        </w:rPr>
-        <w:t>:</w:t>
-      </w:r>
-      <w:r>
-        <w:rPr>
-          <w:rFonts w:ascii="Calibri" w:hAnsi="Calibri" w:cs="Calibri"/>
-          <w:b/>
-          <w:bCs/>
-          <w:sz w:val="24"/>
-          <w:szCs w:val="24"/>
-        </w:rPr>
-        <w:t xml:space="preserve"> </w:t>
-      </w:r>
-      <w:r>
-        <w:rPr>
-          <w:rFonts w:ascii="Calibri" w:hAnsi="Calibri" w:cs="Calibri"/>
-          <w:b/>
-          <w:bCs/>
-          <w:sz w:val="24"/>
-          <w:szCs w:val="24"/>
-        </w:rPr>
-        <w:t xml:space="preserve">¿Cuál es la función del archivo </w:t>
+        <w:t xml:space="preserve">Pregunta 5: ¿Cuál es la función del archivo </w:t>
       </w:r>
       <w:proofErr w:type="spellStart"/>
       <w:r>
@@ -962,47 +912,7 @@
           <w:sz w:val="24"/>
           <w:szCs w:val="24"/>
         </w:rPr>
-        <w:t xml:space="preserve">Pregunta </w:t>
-      </w:r>
-      <w:r>
-        <w:rPr>
-          <w:rFonts w:ascii="Calibri" w:hAnsi="Calibri" w:cs="Calibri"/>
-          <w:b/>
-          <w:bCs/>
-          <w:sz w:val="24"/>
-          <w:szCs w:val="24"/>
-        </w:rPr>
-        <w:t>6</w:t>
-      </w:r>
-      <w:r>
-        <w:rPr>
-          <w:rFonts w:ascii="Calibri" w:hAnsi="Calibri" w:cs="Calibri"/>
-          <w:b/>
-          <w:bCs/>
-          <w:sz w:val="24"/>
-          <w:szCs w:val="24"/>
-        </w:rPr>
-        <w:t>:</w:t>
-      </w:r>
-      <w:r>
-        <w:rPr>
-          <w:rFonts w:ascii="Calibri" w:hAnsi="Calibri" w:cs="Calibri"/>
-          <w:b/>
-          <w:bCs/>
-          <w:sz w:val="24"/>
-          <w:szCs w:val="24"/>
-        </w:rPr>
-        <w:t xml:space="preserve"> </w:t>
-      </w:r>
-      <w:r>
-        <w:rPr>
-          <w:rFonts w:ascii="Calibri" w:hAnsi="Calibri" w:cs="Calibri"/>
-          <w:b/>
-          <w:bCs/>
-          <w:sz w:val="24"/>
-          <w:szCs w:val="24"/>
-        </w:rPr>
-        <w:t xml:space="preserve">¿Para qué sirve la sección </w:t>
+        <w:t xml:space="preserve">Pregunta 6: ¿Para qué sirve la sección </w:t>
       </w:r>
       <w:proofErr w:type="spellStart"/>
       <w:r>
@@ -1142,27 +1052,7 @@
           <w:szCs w:val="24"/>
         </w:rPr>
         <w:lastRenderedPageBreak/>
-        <w:t xml:space="preserve">Pregunta </w:t>
-      </w:r>
-      <w:r>
-        <w:rPr>
-          <w:rFonts w:ascii="Calibri" w:hAnsi="Calibri" w:cs="Calibri"/>
-          <w:b/>
-          <w:bCs/>
-          <w:sz w:val="24"/>
-          <w:szCs w:val="24"/>
-        </w:rPr>
-        <w:t>7</w:t>
-      </w:r>
-      <w:r>
-        <w:rPr>
-          <w:rFonts w:ascii="Calibri" w:hAnsi="Calibri" w:cs="Calibri"/>
-          <w:b/>
-          <w:bCs/>
-          <w:sz w:val="24"/>
-          <w:szCs w:val="24"/>
-        </w:rPr>
-        <w:t>: ¿Qué comando de la terminal se utiliza para inicializar un nuevo proyecto y generar el archivo de configuración base?</w:t>
+        <w:t>Pregunta 7: ¿Qué comando de la terminal se utiliza para inicializar un nuevo proyecto y generar el archivo de configuración base?</w:t>
       </w:r>
       <w:r>
         <w:rPr>
@@ -1263,27 +1153,7 @@
           <w:sz w:val="24"/>
           <w:szCs w:val="24"/>
         </w:rPr>
-        <w:t xml:space="preserve">Pregunta </w:t>
-      </w:r>
-      <w:r>
-        <w:rPr>
-          <w:rFonts w:ascii="Calibri" w:hAnsi="Calibri" w:cs="Calibri"/>
-          <w:b/>
-          <w:bCs/>
-          <w:sz w:val="24"/>
-          <w:szCs w:val="24"/>
-        </w:rPr>
-        <w:t>8</w:t>
-      </w:r>
-      <w:r>
-        <w:rPr>
-          <w:rFonts w:ascii="Calibri" w:hAnsi="Calibri" w:cs="Calibri"/>
-          <w:b/>
-          <w:bCs/>
-          <w:sz w:val="24"/>
-          <w:szCs w:val="24"/>
-        </w:rPr>
-        <w:t xml:space="preserve">: ¿Qué función cumple el archivo </w:t>
+        <w:t xml:space="preserve">Pregunta 8: ¿Qué función cumple el archivo </w:t>
       </w:r>
       <w:proofErr w:type="spellStart"/>
       <w:proofErr w:type="gramStart"/>
@@ -1406,27 +1276,7 @@
           <w:sz w:val="24"/>
           <w:szCs w:val="24"/>
         </w:rPr>
-        <w:t xml:space="preserve">Pregunta </w:t>
-      </w:r>
-      <w:r>
-        <w:rPr>
-          <w:rFonts w:ascii="Calibri" w:hAnsi="Calibri" w:cs="Calibri"/>
-          <w:b/>
-          <w:bCs/>
-          <w:sz w:val="24"/>
-          <w:szCs w:val="24"/>
-        </w:rPr>
-        <w:t>9</w:t>
-      </w:r>
-      <w:r>
-        <w:rPr>
-          <w:rFonts w:ascii="Calibri" w:hAnsi="Calibri" w:cs="Calibri"/>
-          <w:b/>
-          <w:bCs/>
-          <w:sz w:val="24"/>
-          <w:szCs w:val="24"/>
-        </w:rPr>
-        <w:t xml:space="preserve">: ¿Cuál es la diferencia principal entre ejecutar </w:t>
+        <w:t xml:space="preserve">Pregunta 9: ¿Cuál es la diferencia principal entre ejecutar </w:t>
       </w:r>
       <w:proofErr w:type="spellStart"/>
       <w:r>
@@ -2266,77 +2116,158 @@
           <w:sz w:val="24"/>
           <w:szCs w:val="24"/>
         </w:rPr>
-        <w:t xml:space="preserve">Pregunta </w:t>
-      </w:r>
-      <w:r>
-        <w:rPr>
-          <w:rFonts w:ascii="Calibri" w:hAnsi="Calibri" w:cs="Calibri"/>
-          <w:b/>
-          <w:bCs/>
-          <w:sz w:val="24"/>
-          <w:szCs w:val="24"/>
-        </w:rPr>
-        <w:t>5</w:t>
-      </w:r>
-      <w:r>
-        <w:rPr>
-          <w:rFonts w:ascii="Calibri" w:hAnsi="Calibri" w:cs="Calibri"/>
-          <w:b/>
-          <w:bCs/>
-          <w:sz w:val="24"/>
-          <w:szCs w:val="24"/>
-        </w:rPr>
-        <w:t>:</w:t>
-      </w:r>
-      <w:r>
-        <w:rPr>
-          <w:rFonts w:ascii="Calibri" w:hAnsi="Calibri" w:cs="Calibri"/>
-          <w:b/>
-          <w:bCs/>
+        <w:t xml:space="preserve">Pregunta 5: ¿Cómo se utiliza la palabra clave use en un archivo para acceder a una clase de otro </w:t>
+      </w:r>
+      <w:proofErr w:type="spellStart"/>
+      <w:r>
+        <w:rPr>
+          <w:rFonts w:ascii="Calibri" w:hAnsi="Calibri" w:cs="Calibri"/>
+          <w:b/>
+          <w:bCs/>
+          <w:sz w:val="24"/>
+          <w:szCs w:val="24"/>
+        </w:rPr>
+        <w:t>namespace</w:t>
+      </w:r>
+      <w:proofErr w:type="spellEnd"/>
+      <w:r>
+        <w:rPr>
+          <w:rFonts w:ascii="Calibri" w:hAnsi="Calibri" w:cs="Calibri"/>
+          <w:b/>
+          <w:bCs/>
+          <w:sz w:val="24"/>
+          <w:szCs w:val="24"/>
+        </w:rPr>
+        <w:t>?</w:t>
+      </w:r>
+      <w:r>
+        <w:rPr>
+          <w:rFonts w:ascii="Calibri" w:hAnsi="Calibri" w:cs="Calibri"/>
           <w:sz w:val="24"/>
           <w:szCs w:val="24"/>
         </w:rPr>
         <w:t xml:space="preserve"> </w:t>
       </w:r>
-      <w:r>
-        <w:rPr>
-          <w:rFonts w:ascii="Calibri" w:hAnsi="Calibri" w:cs="Calibri"/>
-          <w:b/>
-          <w:bCs/>
-          <w:sz w:val="24"/>
-          <w:szCs w:val="24"/>
-        </w:rPr>
-        <w:t xml:space="preserve">¿Cómo se utiliza la palabra clave use en un archivo para acceder a una clase de otro </w:t>
-      </w:r>
-      <w:proofErr w:type="spellStart"/>
-      <w:r>
-        <w:rPr>
-          <w:rFonts w:ascii="Calibri" w:hAnsi="Calibri" w:cs="Calibri"/>
-          <w:b/>
-          <w:bCs/>
-          <w:sz w:val="24"/>
-          <w:szCs w:val="24"/>
-        </w:rPr>
-        <w:t>namespace</w:t>
-      </w:r>
-      <w:proofErr w:type="spellEnd"/>
-      <w:r>
-        <w:rPr>
-          <w:rFonts w:ascii="Calibri" w:hAnsi="Calibri" w:cs="Calibri"/>
-          <w:b/>
-          <w:bCs/>
-          <w:sz w:val="24"/>
-          <w:szCs w:val="24"/>
-        </w:rPr>
-        <w:t>?</w:t>
-      </w:r>
-      <w:r>
-        <w:rPr>
-          <w:rFonts w:ascii="Calibri" w:hAnsi="Calibri" w:cs="Calibri"/>
-          <w:sz w:val="24"/>
-          <w:szCs w:val="24"/>
-        </w:rPr>
-        <w:t xml:space="preserve"> </w:t>
+    </w:p>
+    <w:p>
+      <w:pPr>
+        <w:rPr>
+          <w:rFonts w:ascii="Calibri" w:hAnsi="Calibri" w:cs="Calibri"/>
+        </w:rPr>
+      </w:pPr>
+      <w:r>
+        <w:rPr>
+          <w:rFonts w:ascii="Calibri" w:hAnsi="Calibri" w:cs="Calibri"/>
+          <w:b/>
+          <w:bCs/>
+        </w:rPr>
+        <w:t xml:space="preserve">Respuesta: </w:t>
+      </w:r>
+      <w:r>
+        <w:rPr>
+          <w:rFonts w:ascii="Calibri" w:hAnsi="Calibri" w:cs="Calibri"/>
+        </w:rPr>
+        <w:t>Se utiliza como use App</w:t>
+      </w:r>
+      <w:proofErr w:type="gramStart"/>
+      <w:r>
+        <w:rPr>
+          <w:rFonts w:ascii="Calibri" w:hAnsi="Calibri" w:cs="Calibri"/>
+        </w:rPr>
+        <w:t>\Controladores\</w:t>
+      </w:r>
+      <w:proofErr w:type="spellStart"/>
+      <w:r>
+        <w:rPr>
+          <w:rFonts w:ascii="Calibri" w:hAnsi="Calibri" w:cs="Calibri"/>
+        </w:rPr>
+        <w:t>NombreClase</w:t>
+      </w:r>
+      <w:proofErr w:type="spellEnd"/>
+      <w:r>
+        <w:rPr>
+          <w:rFonts w:ascii="Calibri" w:hAnsi="Calibri" w:cs="Calibri"/>
+        </w:rPr>
+        <w:t>;,</w:t>
+      </w:r>
+      <w:proofErr w:type="gramEnd"/>
+      <w:r>
+        <w:rPr>
+          <w:rFonts w:ascii="Calibri" w:hAnsi="Calibri" w:cs="Calibri"/>
+        </w:rPr>
+        <w:t xml:space="preserve"> permitiendo referirse a la clase solo por su nombre corto sin escribir toda la ruta.</w:t>
+      </w:r>
+    </w:p>
+    <w:p>
+      <w:pPr>
+        <w:rPr>
+          <w:rFonts w:ascii="Calibri" w:hAnsi="Calibri" w:cs="Calibri"/>
+        </w:rPr>
+      </w:pPr>
+    </w:p>
+    <w:p>
+      <w:pPr>
+        <w:rPr>
+          <w:rFonts w:ascii="Calibri" w:hAnsi="Calibri" w:cs="Calibri"/>
+          <w:b/>
+          <w:bCs/>
+          <w:sz w:val="24"/>
+          <w:szCs w:val="24"/>
+        </w:rPr>
+      </w:pPr>
+      <w:r>
+        <w:rPr>
+          <w:rFonts w:ascii="Calibri" w:hAnsi="Calibri" w:cs="Calibri"/>
+          <w:b/>
+          <w:bCs/>
+          <w:sz w:val="24"/>
+          <w:szCs w:val="24"/>
+        </w:rPr>
+        <w:t xml:space="preserve">Pregunta 6: ¿Cómo indicas que quieres utilizar una clase o función nativa de PHP </w:t>
+      </w:r>
+      <w:r>
+        <w:rPr>
+          <w:rFonts w:ascii="Calibri" w:hAnsi="Calibri" w:cs="Calibri"/>
+          <w:b/>
+          <w:bCs/>
+          <w:sz w:val="24"/>
+          <w:szCs w:val="24"/>
+        </w:rPr>
+        <w:t xml:space="preserve">(como PDO o </w:t>
+      </w:r>
+      <w:proofErr w:type="spellStart"/>
+      <w:proofErr w:type="gramStart"/>
+      <w:r>
+        <w:rPr>
+          <w:rFonts w:ascii="Calibri" w:hAnsi="Calibri" w:cs="Calibri"/>
+          <w:b/>
+          <w:bCs/>
+          <w:sz w:val="24"/>
+          <w:szCs w:val="24"/>
+        </w:rPr>
+        <w:t>max</w:t>
+      </w:r>
+      <w:proofErr w:type="spellEnd"/>
+      <w:r>
+        <w:rPr>
+          <w:rFonts w:ascii="Calibri" w:hAnsi="Calibri" w:cs="Calibri"/>
+          <w:b/>
+          <w:bCs/>
+          <w:sz w:val="24"/>
+          <w:szCs w:val="24"/>
+        </w:rPr>
+        <w:t>(</w:t>
+      </w:r>
+      <w:proofErr w:type="gramEnd"/>
+      <w:r>
+        <w:rPr>
+          <w:rFonts w:ascii="Calibri" w:hAnsi="Calibri" w:cs="Calibri"/>
+          <w:b/>
+          <w:bCs/>
+          <w:sz w:val="24"/>
+          <w:szCs w:val="24"/>
+        </w:rPr>
+        <w:t xml:space="preserve">)) dentro de tu propio espacio de nombres para evitar errores? </w:t>
       </w:r>
     </w:p>
     <w:p>
@@ -2356,206 +2287,57 @@
       <w:r>
         <w:rPr>
           <w:rFonts w:ascii="Calibri" w:hAnsi="Calibri" w:cs="Calibri"/>
-          <w:b/>
-          <w:bCs/>
-        </w:rPr>
-        <w:t xml:space="preserve"> </w:t>
-      </w:r>
-      <w:r>
-        <w:rPr>
-          <w:rFonts w:ascii="Calibri" w:hAnsi="Calibri" w:cs="Calibri"/>
-        </w:rPr>
-        <w:t>Se utiliza como use App</w:t>
-      </w:r>
+        </w:rPr>
+        <w:t xml:space="preserve"> Debes colocar una </w:t>
+      </w:r>
+      <w:r>
+        <w:rPr>
+          <w:rFonts w:ascii="Calibri" w:hAnsi="Calibri" w:cs="Calibri"/>
+          <w:b/>
+          <w:bCs/>
+        </w:rPr>
+        <w:t>barra invertida (</w:t>
+      </w:r>
+      <w:r>
+        <w:rPr>
+          <w:rFonts w:ascii="Calibri" w:hAnsi="Calibri" w:cs="Calibri"/>
+        </w:rPr>
+        <w:t>\</w:t>
+      </w:r>
+      <w:r>
+        <w:rPr>
+          <w:rFonts w:ascii="Calibri" w:hAnsi="Calibri" w:cs="Calibri"/>
+          <w:b/>
+          <w:bCs/>
+        </w:rPr>
+        <w:t>)</w:t>
+      </w:r>
+      <w:r>
+        <w:rPr>
+          <w:rFonts w:ascii="Calibri" w:hAnsi="Calibri" w:cs="Calibri"/>
+        </w:rPr>
+        <w:t xml:space="preserve"> antes del nombre de la clase o función (por ejemplo \PDO o \</w:t>
+      </w:r>
+      <w:proofErr w:type="spellStart"/>
       <w:proofErr w:type="gramStart"/>
       <w:r>
         <w:rPr>
           <w:rFonts w:ascii="Calibri" w:hAnsi="Calibri" w:cs="Calibri"/>
         </w:rPr>
-        <w:t>\Controladores\</w:t>
-      </w:r>
-      <w:proofErr w:type="spellStart"/>
-      <w:r>
-        <w:rPr>
-          <w:rFonts w:ascii="Calibri" w:hAnsi="Calibri" w:cs="Calibri"/>
-        </w:rPr>
-        <w:t>NombreClase</w:t>
-      </w:r>
-      <w:proofErr w:type="spellEnd"/>
-      <w:r>
-        <w:rPr>
-          <w:rFonts w:ascii="Calibri" w:hAnsi="Calibri" w:cs="Calibri"/>
-        </w:rPr>
-        <w:t>;,</w:t>
+        <w:t>max</w:t>
+      </w:r>
+      <w:proofErr w:type="spellEnd"/>
+      <w:r>
+        <w:rPr>
+          <w:rFonts w:ascii="Calibri" w:hAnsi="Calibri" w:cs="Calibri"/>
+        </w:rPr>
+        <w:t>(</w:t>
       </w:r>
       <w:proofErr w:type="gramEnd"/>
       <w:r>
         <w:rPr>
           <w:rFonts w:ascii="Calibri" w:hAnsi="Calibri" w:cs="Calibri"/>
         </w:rPr>
-        <w:t xml:space="preserve"> permitiendo referirse a la clase solo por su nombre corto sin escribir toda la ruta.</w:t>
-      </w:r>
-    </w:p>
-    <w:p>
-      <w:pPr>
-        <w:rPr>
-          <w:rFonts w:ascii="Calibri" w:hAnsi="Calibri" w:cs="Calibri"/>
-        </w:rPr>
-      </w:pPr>
-    </w:p>
-    <w:p>
-      <w:pPr>
-        <w:rPr>
-          <w:rFonts w:ascii="Calibri" w:hAnsi="Calibri" w:cs="Calibri"/>
-          <w:b/>
-          <w:bCs/>
-          <w:sz w:val="24"/>
-          <w:szCs w:val="24"/>
-        </w:rPr>
-      </w:pPr>
-      <w:r>
-        <w:rPr>
-          <w:rFonts w:ascii="Calibri" w:hAnsi="Calibri" w:cs="Calibri"/>
-          <w:b/>
-          <w:bCs/>
-          <w:sz w:val="24"/>
-          <w:szCs w:val="24"/>
-        </w:rPr>
-        <w:t xml:space="preserve">Pregunta </w:t>
-      </w:r>
-      <w:r>
-        <w:rPr>
-          <w:rFonts w:ascii="Calibri" w:hAnsi="Calibri" w:cs="Calibri"/>
-          <w:b/>
-          <w:bCs/>
-          <w:sz w:val="24"/>
-          <w:szCs w:val="24"/>
-        </w:rPr>
-        <w:t>6</w:t>
-      </w:r>
-      <w:r>
-        <w:rPr>
-          <w:rFonts w:ascii="Calibri" w:hAnsi="Calibri" w:cs="Calibri"/>
-          <w:b/>
-          <w:bCs/>
-          <w:sz w:val="24"/>
-          <w:szCs w:val="24"/>
-        </w:rPr>
-        <w:t xml:space="preserve">: ¿Cómo indicas que quieres utilizar una clase o función nativa de PHP </w:t>
-      </w:r>
-      <w:r>
-        <w:rPr>
-          <w:rFonts w:ascii="Calibri" w:hAnsi="Calibri" w:cs="Calibri"/>
-          <w:b/>
-          <w:bCs/>
-          <w:sz w:val="24"/>
-          <w:szCs w:val="24"/>
-        </w:rPr>
-        <w:t xml:space="preserve">(como PDO o </w:t>
-      </w:r>
-      <w:proofErr w:type="spellStart"/>
-      <w:proofErr w:type="gramStart"/>
-      <w:r>
-        <w:rPr>
-          <w:rFonts w:ascii="Calibri" w:hAnsi="Calibri" w:cs="Calibri"/>
-          <w:b/>
-          <w:bCs/>
-          <w:sz w:val="24"/>
-          <w:szCs w:val="24"/>
-        </w:rPr>
-        <w:t>max</w:t>
-      </w:r>
-      <w:proofErr w:type="spellEnd"/>
-      <w:r>
-        <w:rPr>
-          <w:rFonts w:ascii="Calibri" w:hAnsi="Calibri" w:cs="Calibri"/>
-          <w:b/>
-          <w:bCs/>
-          <w:sz w:val="24"/>
-          <w:szCs w:val="24"/>
-        </w:rPr>
-        <w:t>(</w:t>
-      </w:r>
-      <w:proofErr w:type="gramEnd"/>
-      <w:r>
-        <w:rPr>
-          <w:rFonts w:ascii="Calibri" w:hAnsi="Calibri" w:cs="Calibri"/>
-          <w:b/>
-          <w:bCs/>
-          <w:sz w:val="24"/>
-          <w:szCs w:val="24"/>
-        </w:rPr>
-        <w:t xml:space="preserve">)) dentro de tu propio espacio de nombres para evitar errores? </w:t>
-      </w:r>
-    </w:p>
-    <w:p>
-      <w:pPr>
-        <w:rPr>
-          <w:rFonts w:ascii="Calibri" w:hAnsi="Calibri" w:cs="Calibri"/>
-        </w:rPr>
-      </w:pPr>
-      <w:r>
-        <w:rPr>
-          <w:rFonts w:ascii="Calibri" w:hAnsi="Calibri" w:cs="Calibri"/>
-          <w:b/>
-          <w:bCs/>
-        </w:rPr>
-        <w:t>Respuesta:</w:t>
-      </w:r>
-      <w:r>
-        <w:rPr>
-          <w:rFonts w:ascii="Calibri" w:hAnsi="Calibri" w:cs="Calibri"/>
-        </w:rPr>
-        <w:t xml:space="preserve"> Debes colocar una </w:t>
-      </w:r>
-      <w:r>
-        <w:rPr>
-          <w:rFonts w:ascii="Calibri" w:hAnsi="Calibri" w:cs="Calibri"/>
-          <w:b/>
-          <w:bCs/>
-        </w:rPr>
-        <w:t>barra invertida (</w:t>
-      </w:r>
-      <w:r>
-        <w:rPr>
-          <w:rFonts w:ascii="Calibri" w:hAnsi="Calibri" w:cs="Calibri"/>
-        </w:rPr>
-        <w:t>\</w:t>
-      </w:r>
-      <w:r>
-        <w:rPr>
-          <w:rFonts w:ascii="Calibri" w:hAnsi="Calibri" w:cs="Calibri"/>
-          <w:b/>
-          <w:bCs/>
-        </w:rPr>
-        <w:t>)</w:t>
-      </w:r>
-      <w:r>
-        <w:rPr>
-          <w:rFonts w:ascii="Calibri" w:hAnsi="Calibri" w:cs="Calibri"/>
-        </w:rPr>
-        <w:t xml:space="preserve"> antes del nombre de la clase o función (por ejemplo \PDO o \</w:t>
-      </w:r>
-      <w:proofErr w:type="spellStart"/>
-      <w:proofErr w:type="gramStart"/>
-      <w:r>
-        <w:rPr>
-          <w:rFonts w:ascii="Calibri" w:hAnsi="Calibri" w:cs="Calibri"/>
-        </w:rPr>
-        <w:t>max</w:t>
-      </w:r>
-      <w:proofErr w:type="spellEnd"/>
-      <w:r>
-        <w:rPr>
-          <w:rFonts w:ascii="Calibri" w:hAnsi="Calibri" w:cs="Calibri"/>
-        </w:rPr>
-        <w:t>(</w:t>
-      </w:r>
-      <w:proofErr w:type="gramEnd"/>
-      <w:r>
-        <w:rPr>
-          <w:rFonts w:ascii="Calibri" w:hAnsi="Calibri" w:cs="Calibri"/>
-        </w:rPr>
         <w:t xml:space="preserve">)) para indicar que pertenece al </w:t>
       </w:r>
       <w:r>
@@ -2596,27 +2378,7 @@
           <w:sz w:val="24"/>
           <w:szCs w:val="24"/>
         </w:rPr>
-        <w:t xml:space="preserve">Pregunta </w:t>
-      </w:r>
-      <w:r>
-        <w:rPr>
-          <w:rFonts w:ascii="Calibri" w:hAnsi="Calibri" w:cs="Calibri"/>
-          <w:b/>
-          <w:bCs/>
-          <w:sz w:val="24"/>
-          <w:szCs w:val="24"/>
-        </w:rPr>
-        <w:t>7</w:t>
-      </w:r>
-      <w:r>
-        <w:rPr>
-          <w:rFonts w:ascii="Calibri" w:hAnsi="Calibri" w:cs="Calibri"/>
-          <w:b/>
-          <w:bCs/>
-          <w:sz w:val="24"/>
-          <w:szCs w:val="24"/>
-        </w:rPr>
-        <w:t xml:space="preserve">: ¿Qué recomendación estándar (PSR) utiliza </w:t>
+        <w:t xml:space="preserve">Pregunta 7: ¿Qué recomendación estándar (PSR) utiliza </w:t>
       </w:r>
       <w:proofErr w:type="spellStart"/>
       <w:r>
@@ -2719,31 +2481,134 @@
       <w:pPr>
         <w:rPr>
           <w:rFonts w:ascii="Calibri" w:hAnsi="Calibri" w:cs="Calibri"/>
-          <w:b/>
-          <w:bCs/>
-        </w:rPr>
-      </w:pPr>
-    </w:p>
-    <w:p>
-      <w:pPr>
-        <w:rPr>
-          <w:rFonts w:ascii="Calibri" w:hAnsi="Calibri" w:cs="Calibri"/>
-        </w:rPr>
-      </w:pPr>
-      <w:r>
-        <w:rPr>
-          <w:rFonts w:ascii="Calibri" w:hAnsi="Calibri" w:cs="Calibri"/>
-          <w:b/>
-          <w:bCs/>
-        </w:rPr>
-        <w:t>Pregunta 6: En el patrón MVC, ¿qué responsabilidad tiene el componente "Modelo"?</w:t>
-      </w:r>
-      <w:r>
-        <w:rPr>
-          <w:rFonts w:ascii="Calibri" w:hAnsi="Calibri" w:cs="Calibri"/>
+        </w:rPr>
+      </w:pPr>
+      <w:r>
+        <w:rPr>
+          <w:rFonts w:ascii="Calibri" w:hAnsi="Calibri" w:cs="Calibri"/>
+          <w:b/>
+          <w:bCs/>
+          <w:sz w:val="24"/>
+          <w:szCs w:val="24"/>
+        </w:rPr>
+        <w:t xml:space="preserve">Pregunta </w:t>
+      </w:r>
+      <w:r>
+        <w:rPr>
+          <w:rFonts w:ascii="Calibri" w:hAnsi="Calibri" w:cs="Calibri"/>
+          <w:b/>
+          <w:bCs/>
+          <w:sz w:val="24"/>
+          <w:szCs w:val="24"/>
+        </w:rPr>
+        <w:t>1</w:t>
+      </w:r>
+      <w:r>
+        <w:rPr>
+          <w:rFonts w:ascii="Calibri" w:hAnsi="Calibri" w:cs="Calibri"/>
+          <w:b/>
+          <w:bCs/>
+          <w:sz w:val="24"/>
+          <w:szCs w:val="24"/>
+        </w:rPr>
+        <w:t>: En el patrón MVC, ¿qué responsabilidad tiene el componente "Modelo"?</w:t>
+      </w:r>
+    </w:p>
+    <w:p>
+      <w:pPr>
+        <w:rPr>
+          <w:rFonts w:ascii="Calibri" w:hAnsi="Calibri" w:cs="Calibri"/>
+        </w:rPr>
+      </w:pPr>
+      <w:r>
+        <w:rPr>
+          <w:rFonts w:ascii="Calibri" w:hAnsi="Calibri" w:cs="Calibri"/>
+          <w:b/>
+          <w:bCs/>
+        </w:rPr>
+        <w:t>Respuesta:</w:t>
+      </w:r>
+      <w:r>
+        <w:rPr>
+          <w:rFonts w:ascii="Calibri" w:hAnsi="Calibri" w:cs="Calibri"/>
+        </w:rPr>
+        <w:t xml:space="preserve"> El Modelo es el encargado de </w:t>
+      </w:r>
+      <w:r>
+        <w:rPr>
+          <w:rFonts w:ascii="Calibri" w:hAnsi="Calibri" w:cs="Calibri"/>
+          <w:b/>
+          <w:bCs/>
+        </w:rPr>
+        <w:t>manejar los datos y la lógica de negocio de la aplicación</w:t>
+      </w:r>
+      <w:r>
+        <w:rPr>
+          <w:rFonts w:ascii="Calibri" w:hAnsi="Calibri" w:cs="Calibri"/>
+        </w:rPr>
+        <w:t>. Implementa los mecanismos necesarios para acceder, crear, modificar o borrar datos, normalmente comunicándose con la base de datos para guardar la información de forma persistente.</w:t>
+      </w:r>
+    </w:p>
+    <w:p>
+      <w:pPr>
+        <w:rPr>
+          <w:rFonts w:ascii="Calibri" w:hAnsi="Calibri" w:cs="Calibri"/>
+        </w:rPr>
+      </w:pPr>
+    </w:p>
+    <w:p>
+      <w:pPr>
+        <w:rPr>
+          <w:rFonts w:ascii="Calibri" w:hAnsi="Calibri" w:cs="Calibri"/>
+          <w:sz w:val="24"/>
+          <w:szCs w:val="24"/>
+        </w:rPr>
+      </w:pPr>
+      <w:r>
+        <w:rPr>
+          <w:rFonts w:ascii="Calibri" w:hAnsi="Calibri" w:cs="Calibri"/>
+          <w:b/>
+          <w:bCs/>
+          <w:sz w:val="24"/>
+          <w:szCs w:val="24"/>
+        </w:rPr>
+        <w:t xml:space="preserve">Pregunta </w:t>
+      </w:r>
+      <w:r>
+        <w:rPr>
+          <w:rFonts w:ascii="Calibri" w:hAnsi="Calibri" w:cs="Calibri"/>
+          <w:b/>
+          <w:bCs/>
+          <w:sz w:val="24"/>
+          <w:szCs w:val="24"/>
+        </w:rPr>
+        <w:t>2</w:t>
+      </w:r>
+      <w:r>
+        <w:rPr>
+          <w:rFonts w:ascii="Calibri" w:hAnsi="Calibri" w:cs="Calibri"/>
+          <w:b/>
+          <w:bCs/>
+          <w:sz w:val="24"/>
+          <w:szCs w:val="24"/>
+        </w:rPr>
+        <w:t>: ¿Qué función cumple la "Vista" en la arquitectura MVC?</w:t>
+      </w:r>
+      <w:r>
+        <w:rPr>
+          <w:rFonts w:ascii="Calibri" w:hAnsi="Calibri" w:cs="Calibri"/>
+          <w:sz w:val="24"/>
+          <w:szCs w:val="24"/>
         </w:rPr>
         <w:t xml:space="preserve"> </w:t>
       </w:r>
+    </w:p>
+    <w:p>
+      <w:pPr>
+        <w:rPr>
+          <w:rFonts w:ascii="Calibri" w:hAnsi="Calibri" w:cs="Calibri"/>
+        </w:rPr>
+      </w:pPr>
       <w:r>
         <w:rPr>
           <w:rFonts w:ascii="Calibri" w:hAnsi="Calibri" w:cs="Calibri"/>
@@ -2756,43 +2621,83 @@
         <w:rPr>
           <w:rFonts w:ascii="Calibri" w:hAnsi="Calibri" w:cs="Calibri"/>
         </w:rPr>
-        <w:t xml:space="preserve"> El Modelo es el encargado de </w:t>
-      </w:r>
-      <w:r>
-        <w:rPr>
-          <w:rFonts w:ascii="Calibri" w:hAnsi="Calibri" w:cs="Calibri"/>
-          <w:b/>
-          <w:bCs/>
-        </w:rPr>
-        <w:t>manejar los datos y la lógica de negocio de la aplicación</w:t>
-      </w:r>
-      <w:r>
-        <w:rPr>
-          <w:rFonts w:ascii="Calibri" w:hAnsi="Calibri" w:cs="Calibri"/>
-        </w:rPr>
-        <w:t>. Implementa los mecanismos necesarios para acceder, crear, modificar o borrar datos, normalmente comunicándose con la base de datos para guardar la información de forma persistente.</w:t>
-      </w:r>
-    </w:p>
-    <w:p>
-      <w:pPr>
-        <w:rPr>
-          <w:rFonts w:ascii="Calibri" w:hAnsi="Calibri" w:cs="Calibri"/>
-        </w:rPr>
-      </w:pPr>
-      <w:r>
-        <w:rPr>
-          <w:rFonts w:ascii="Calibri" w:hAnsi="Calibri" w:cs="Calibri"/>
-          <w:b/>
-          <w:bCs/>
-        </w:rPr>
-        <w:t>Pregunta 7: ¿Qué función cumple la "Vista" en la arquitectura MVC?</w:t>
-      </w:r>
-      <w:r>
-        <w:rPr>
-          <w:rFonts w:ascii="Calibri" w:hAnsi="Calibri" w:cs="Calibri"/>
+        <w:t xml:space="preserve"> La Vista es responsable de </w:t>
+      </w:r>
+      <w:r>
+        <w:rPr>
+          <w:rFonts w:ascii="Calibri" w:hAnsi="Calibri" w:cs="Calibri"/>
+          <w:b/>
+          <w:bCs/>
+        </w:rPr>
+        <w:t>presentar los datos al usuario</w:t>
+      </w:r>
+      <w:r>
+        <w:rPr>
+          <w:rFonts w:ascii="Calibri" w:hAnsi="Calibri" w:cs="Calibri"/>
+        </w:rPr>
+        <w:t xml:space="preserve"> (generalmente generando HTML, CSS, etc.) para que la información sea fácil de interpretar. Es la interfaz de usuario con la que este interactúa (formularios, listados, etc.).</w:t>
+      </w:r>
+    </w:p>
+    <w:p>
+      <w:pPr>
+        <w:rPr>
+          <w:rFonts w:ascii="Calibri" w:hAnsi="Calibri" w:cs="Calibri"/>
+        </w:rPr>
+      </w:pPr>
+    </w:p>
+    <w:p>
+      <w:pPr>
+        <w:rPr>
+          <w:rFonts w:ascii="Calibri" w:hAnsi="Calibri" w:cs="Calibri"/>
+          <w:sz w:val="24"/>
+          <w:szCs w:val="24"/>
+        </w:rPr>
+      </w:pPr>
+      <w:r>
+        <w:rPr>
+          <w:rFonts w:ascii="Calibri" w:hAnsi="Calibri" w:cs="Calibri"/>
+          <w:b/>
+          <w:bCs/>
+          <w:sz w:val="24"/>
+          <w:szCs w:val="24"/>
+        </w:rPr>
+        <w:t xml:space="preserve">Pregunta </w:t>
+      </w:r>
+      <w:r>
+        <w:rPr>
+          <w:rFonts w:ascii="Calibri" w:hAnsi="Calibri" w:cs="Calibri"/>
+          <w:b/>
+          <w:bCs/>
+          <w:sz w:val="24"/>
+          <w:szCs w:val="24"/>
+        </w:rPr>
+        <w:t>3</w:t>
+      </w:r>
+      <w:r>
+        <w:rPr>
+          <w:rFonts w:ascii="Calibri" w:hAnsi="Calibri" w:cs="Calibri"/>
+          <w:b/>
+          <w:bCs/>
+          <w:sz w:val="24"/>
+          <w:szCs w:val="24"/>
+        </w:rPr>
+        <w:t>: ¿Cómo interviene el "Controlador" cuando un usuario realiza una acción en la aplicación?</w:t>
+      </w:r>
+      <w:r>
+        <w:rPr>
+          <w:rFonts w:ascii="Calibri" w:hAnsi="Calibri" w:cs="Calibri"/>
+          <w:sz w:val="24"/>
+          <w:szCs w:val="24"/>
         </w:rPr>
         <w:t xml:space="preserve"> </w:t>
       </w:r>
+    </w:p>
+    <w:p>
+      <w:pPr>
+        <w:rPr>
+          <w:rFonts w:ascii="Calibri" w:hAnsi="Calibri" w:cs="Calibri"/>
+        </w:rPr>
+      </w:pPr>
       <w:r>
         <w:rPr>
           <w:rFonts w:ascii="Calibri" w:hAnsi="Calibri" w:cs="Calibri"/>
@@ -2805,40 +2710,75 @@
         <w:rPr>
           <w:rFonts w:ascii="Calibri" w:hAnsi="Calibri" w:cs="Calibri"/>
         </w:rPr>
-        <w:t xml:space="preserve"> La Vista es responsable de </w:t>
-      </w:r>
-      <w:r>
-        <w:rPr>
-          <w:rFonts w:ascii="Calibri" w:hAnsi="Calibri" w:cs="Calibri"/>
-          <w:b/>
-          <w:bCs/>
-        </w:rPr>
-        <w:t>presentar los datos al usuario</w:t>
-      </w:r>
-      <w:r>
-        <w:rPr>
-          <w:rFonts w:ascii="Calibri" w:hAnsi="Calibri" w:cs="Calibri"/>
-        </w:rPr>
-        <w:t xml:space="preserve"> (generalmente generando HTML, CSS, etc.) para que la información sea fácil de interpretar. Es la interfaz de usuario con la que este interactúa (formularios, listados, etc.).</w:t>
-      </w:r>
-    </w:p>
-    <w:p>
-      <w:pPr>
-        <w:rPr>
-          <w:rFonts w:ascii="Calibri" w:hAnsi="Calibri" w:cs="Calibri"/>
-        </w:rPr>
-      </w:pPr>
-      <w:r>
-        <w:rPr>
-          <w:rFonts w:ascii="Calibri" w:hAnsi="Calibri" w:cs="Calibri"/>
-          <w:b/>
-          <w:bCs/>
-        </w:rPr>
-        <w:t>Pregunta 8: ¿Cómo interviene el "Controlador" cuando un usuario realiza una acción en la aplicación?</w:t>
-      </w:r>
-      <w:r>
-        <w:rPr>
-          <w:rFonts w:ascii="Calibri" w:hAnsi="Calibri" w:cs="Calibri"/>
+        <w:t xml:space="preserve"> El Controlador funciona como director de orquesta: </w:t>
+      </w:r>
+      <w:r>
+        <w:rPr>
+          <w:rFonts w:ascii="Calibri" w:hAnsi="Calibri" w:cs="Calibri"/>
+          <w:b/>
+          <w:bCs/>
+        </w:rPr>
+        <w:t>recibe los eventos y datos del usuario</w:t>
+      </w:r>
+      <w:r>
+        <w:rPr>
+          <w:rFonts w:ascii="Calibri" w:hAnsi="Calibri" w:cs="Calibri"/>
+        </w:rPr>
+        <w:t>, interactúa con el Modelo para modificar o procesar los datos pertinentes, y finalmente selecciona y envía información a la Vista para que esta se actualice.</w:t>
+      </w:r>
+    </w:p>
+    <w:p>
+      <w:pPr>
+        <w:rPr>
+          <w:rFonts w:ascii="Calibri" w:hAnsi="Calibri" w:cs="Calibri"/>
+        </w:rPr>
+      </w:pPr>
+    </w:p>
+    <w:p>
+      <w:pPr>
+        <w:rPr>
+          <w:rFonts w:ascii="Calibri" w:hAnsi="Calibri" w:cs="Calibri"/>
+          <w:sz w:val="24"/>
+          <w:szCs w:val="24"/>
+        </w:rPr>
+      </w:pPr>
+      <w:r>
+        <w:rPr>
+          <w:rFonts w:ascii="Calibri" w:hAnsi="Calibri" w:cs="Calibri"/>
+          <w:b/>
+          <w:bCs/>
+          <w:sz w:val="24"/>
+          <w:szCs w:val="24"/>
+        </w:rPr>
+        <w:t xml:space="preserve">Pregunta </w:t>
+      </w:r>
+      <w:r>
+        <w:rPr>
+          <w:rFonts w:ascii="Calibri" w:hAnsi="Calibri" w:cs="Calibri"/>
+          <w:b/>
+          <w:bCs/>
+          <w:sz w:val="24"/>
+          <w:szCs w:val="24"/>
+        </w:rPr>
+        <w:t>4</w:t>
+      </w:r>
+      <w:r>
+        <w:rPr>
+          <w:rFonts w:ascii="Calibri" w:hAnsi="Calibri" w:cs="Calibri"/>
+          <w:b/>
+          <w:bCs/>
+          <w:sz w:val="24"/>
+          <w:szCs w:val="24"/>
+        </w:rPr>
+        <w:t>:</w:t>
+      </w:r>
+      <w:r>
+        <w:rPr>
+          <w:rFonts w:ascii="Calibri" w:hAnsi="Calibri" w:cs="Calibri"/>
+          <w:b/>
+          <w:bCs/>
+          <w:sz w:val="24"/>
+          <w:szCs w:val="24"/>
         </w:rPr>
         <w:t xml:space="preserve"> </w:t>
       </w:r>
@@ -2847,54 +2787,372 @@
           <w:rFonts w:ascii="Calibri" w:hAnsi="Calibri" w:cs="Calibri"/>
           <w:b/>
           <w:bCs/>
+          <w:sz w:val="24"/>
+          <w:szCs w:val="24"/>
+        </w:rPr>
+        <w:t>¿Cuáles son las tres capas que componen el patrón MVC y qué responsabilidad tiene cada una?</w:t>
+      </w:r>
+    </w:p>
+    <w:p>
+      <w:pPr>
+        <w:numPr>
+          <w:ilvl w:val="1"/>
+          <w:numId w:val="3"/>
+        </w:numPr>
+        <w:rPr>
+          <w:rFonts w:ascii="Calibri" w:hAnsi="Calibri" w:cs="Calibri"/>
+        </w:rPr>
+      </w:pPr>
+      <w:r>
+        <w:rPr>
+          <w:rFonts w:ascii="Calibri" w:hAnsi="Calibri" w:cs="Calibri"/>
+          <w:b/>
+          <w:bCs/>
+        </w:rPr>
+        <w:t>Modelo:</w:t>
+      </w:r>
+      <w:r>
+        <w:rPr>
+          <w:rFonts w:ascii="Calibri" w:hAnsi="Calibri" w:cs="Calibri"/>
+        </w:rPr>
+        <w:t xml:space="preserve"> Gestiona los datos y la lógica de negocio (acceso a BD).</w:t>
+      </w:r>
+    </w:p>
+    <w:p>
+      <w:pPr>
+        <w:numPr>
+          <w:ilvl w:val="1"/>
+          <w:numId w:val="3"/>
+        </w:numPr>
+        <w:rPr>
+          <w:rFonts w:ascii="Calibri" w:hAnsi="Calibri" w:cs="Calibri"/>
+        </w:rPr>
+      </w:pPr>
+      <w:r>
+        <w:rPr>
+          <w:rFonts w:ascii="Calibri" w:hAnsi="Calibri" w:cs="Calibri"/>
+          <w:b/>
+          <w:bCs/>
+        </w:rPr>
+        <w:t>Vista:</w:t>
+      </w:r>
+      <w:r>
+        <w:rPr>
+          <w:rFonts w:ascii="Calibri" w:hAnsi="Calibri" w:cs="Calibri"/>
+        </w:rPr>
+        <w:t xml:space="preserve"> Genera la interfaz de usuario (HTML/</w:t>
+      </w:r>
+      <w:proofErr w:type="spellStart"/>
+      <w:r>
+        <w:rPr>
+          <w:rFonts w:ascii="Calibri" w:hAnsi="Calibri" w:cs="Calibri"/>
+        </w:rPr>
+        <w:t>Smarty</w:t>
+      </w:r>
+      <w:proofErr w:type="spellEnd"/>
+      <w:r>
+        <w:rPr>
+          <w:rFonts w:ascii="Calibri" w:hAnsi="Calibri" w:cs="Calibri"/>
+        </w:rPr>
+        <w:t>).</w:t>
+      </w:r>
+    </w:p>
+    <w:p>
+      <w:pPr>
+        <w:numPr>
+          <w:ilvl w:val="1"/>
+          <w:numId w:val="3"/>
+        </w:numPr>
+        <w:rPr>
+          <w:rFonts w:ascii="Calibri" w:hAnsi="Calibri" w:cs="Calibri"/>
+        </w:rPr>
+      </w:pPr>
+      <w:r>
+        <w:rPr>
+          <w:rFonts w:ascii="Calibri" w:hAnsi="Calibri" w:cs="Calibri"/>
+          <w:b/>
+          <w:bCs/>
+        </w:rPr>
+        <w:t>Controlador:</w:t>
+      </w:r>
+      <w:r>
+        <w:rPr>
+          <w:rFonts w:ascii="Calibri" w:hAnsi="Calibri" w:cs="Calibri"/>
+        </w:rPr>
+        <w:t xml:space="preserve"> Coordina la aplicación, procesa la entrada del usuario, interactúa con el modelo y decide qué vista mostrar.</w:t>
+      </w:r>
+    </w:p>
+    <w:p>
+      <w:pPr>
+        <w:rPr>
+          <w:rFonts w:ascii="Calibri" w:hAnsi="Calibri" w:cs="Calibri"/>
+          <w:b/>
+          <w:bCs/>
+        </w:rPr>
+      </w:pPr>
+    </w:p>
+    <w:p>
+      <w:pPr>
+        <w:rPr>
+          <w:rFonts w:ascii="Calibri" w:hAnsi="Calibri" w:cs="Calibri"/>
+          <w:sz w:val="24"/>
+          <w:szCs w:val="24"/>
+        </w:rPr>
+      </w:pPr>
+      <w:r>
+        <w:rPr>
+          <w:rFonts w:ascii="Calibri" w:hAnsi="Calibri" w:cs="Calibri"/>
+          <w:b/>
+          <w:bCs/>
+          <w:sz w:val="24"/>
+          <w:szCs w:val="24"/>
+        </w:rPr>
+        <w:t>Pregunta 4:</w:t>
+      </w:r>
+      <w:r>
+        <w:rPr>
+          <w:rFonts w:ascii="Calibri" w:hAnsi="Calibri" w:cs="Calibri"/>
+          <w:b/>
+          <w:bCs/>
+          <w:sz w:val="24"/>
+          <w:szCs w:val="24"/>
+        </w:rPr>
+        <w:t xml:space="preserve"> </w:t>
+      </w:r>
+      <w:r>
+        <w:rPr>
+          <w:rFonts w:ascii="Calibri" w:hAnsi="Calibri" w:cs="Calibri"/>
+          <w:b/>
+          <w:bCs/>
+          <w:sz w:val="24"/>
+          <w:szCs w:val="24"/>
+        </w:rPr>
+        <w:t>¿Por qué se utiliza un único punto de entrada (</w:t>
+      </w:r>
+      <w:proofErr w:type="spellStart"/>
+      <w:r>
+        <w:rPr>
+          <w:rFonts w:ascii="Calibri" w:hAnsi="Calibri" w:cs="Calibri"/>
+          <w:b/>
+          <w:bCs/>
+          <w:sz w:val="24"/>
+          <w:szCs w:val="24"/>
+        </w:rPr>
+        <w:t>index.php</w:t>
+      </w:r>
+      <w:proofErr w:type="spellEnd"/>
+      <w:r>
+        <w:rPr>
+          <w:rFonts w:ascii="Calibri" w:hAnsi="Calibri" w:cs="Calibri"/>
+          <w:b/>
+          <w:bCs/>
+          <w:sz w:val="24"/>
+          <w:szCs w:val="24"/>
+        </w:rPr>
+        <w:t>) en una aplicación MVC?</w:t>
+      </w:r>
+      <w:r>
+        <w:rPr>
+          <w:rFonts w:ascii="Calibri" w:hAnsi="Calibri" w:cs="Calibri"/>
+          <w:sz w:val="24"/>
+          <w:szCs w:val="24"/>
+        </w:rPr>
+        <w:t xml:space="preserve"> </w:t>
+      </w:r>
+    </w:p>
+    <w:p>
+      <w:pPr>
+        <w:rPr>
+          <w:rFonts w:ascii="Calibri" w:hAnsi="Calibri" w:cs="Calibri"/>
+        </w:rPr>
+      </w:pPr>
+      <w:r>
+        <w:rPr>
+          <w:rFonts w:ascii="Calibri" w:hAnsi="Calibri" w:cs="Calibri"/>
+          <w:b/>
+          <w:bCs/>
         </w:rPr>
         <w:t>Respuesta:</w:t>
       </w:r>
       <w:r>
         <w:rPr>
           <w:rFonts w:ascii="Calibri" w:hAnsi="Calibri" w:cs="Calibri"/>
-        </w:rPr>
-        <w:t xml:space="preserve"> El Controlador funciona como director de orquesta: </w:t>
-      </w:r>
-      <w:r>
-        <w:rPr>
-          <w:rFonts w:ascii="Calibri" w:hAnsi="Calibri" w:cs="Calibri"/>
-          <w:b/>
-          <w:bCs/>
-        </w:rPr>
-        <w:t>recibe los eventos y datos del usuario</w:t>
-      </w:r>
-      <w:r>
-        <w:rPr>
-          <w:rFonts w:ascii="Calibri" w:hAnsi="Calibri" w:cs="Calibri"/>
-        </w:rPr>
-        <w:t>, interactúa con el Modelo para modificar o procesar los datos pertinentes, y finalmente selecciona y envía información a la Vista para que esta se actualice.</w:t>
-      </w:r>
-    </w:p>
-    <w:p>
-      <w:pPr>
-        <w:rPr>
-          <w:rFonts w:ascii="Calibri" w:hAnsi="Calibri" w:cs="Calibri"/>
-        </w:rPr>
-      </w:pPr>
-    </w:p>
-    <w:p>
-      <w:pPr>
-        <w:rPr>
-          <w:rFonts w:ascii="Calibri" w:hAnsi="Calibri" w:cs="Calibri"/>
-        </w:rPr>
-      </w:pPr>
-    </w:p>
-    <w:p>
-      <w:pPr>
-        <w:rPr>
-          <w:rFonts w:ascii="Calibri" w:hAnsi="Calibri" w:cs="Calibri"/>
-        </w:rPr>
-      </w:pPr>
-      <w:r>
-        <w:rPr>
-          <w:rFonts w:ascii="Calibri" w:hAnsi="Calibri" w:cs="Calibri"/>
-        </w:rPr>
+          <w:b/>
+          <w:bCs/>
+        </w:rPr>
+        <w:t xml:space="preserve"> </w:t>
+      </w:r>
+      <w:r>
+        <w:rPr>
+          <w:rFonts w:ascii="Calibri" w:hAnsi="Calibri" w:cs="Calibri"/>
+        </w:rPr>
+        <w:t>Para centralizar el enrutamiento (</w:t>
+      </w:r>
+      <w:proofErr w:type="spellStart"/>
+      <w:r>
+        <w:rPr>
+          <w:rFonts w:ascii="Calibri" w:hAnsi="Calibri" w:cs="Calibri"/>
+          <w:i/>
+          <w:iCs/>
+        </w:rPr>
+        <w:t>routing</w:t>
+      </w:r>
+      <w:proofErr w:type="spellEnd"/>
+      <w:r>
+        <w:rPr>
+          <w:rFonts w:ascii="Calibri" w:hAnsi="Calibri" w:cs="Calibri"/>
+        </w:rPr>
+        <w:t xml:space="preserve">), facilitando la gestión de peticiones, la seguridad y la inicialización común (como cargar el </w:t>
+      </w:r>
+      <w:proofErr w:type="spellStart"/>
+      <w:r>
+        <w:rPr>
+          <w:rFonts w:ascii="Calibri" w:hAnsi="Calibri" w:cs="Calibri"/>
+          <w:i/>
+          <w:iCs/>
+        </w:rPr>
+        <w:t>autoload</w:t>
+      </w:r>
+      <w:proofErr w:type="spellEnd"/>
+      <w:r>
+        <w:rPr>
+          <w:rFonts w:ascii="Calibri" w:hAnsi="Calibri" w:cs="Calibri"/>
+        </w:rPr>
+        <w:t xml:space="preserve"> de </w:t>
+      </w:r>
+      <w:proofErr w:type="spellStart"/>
+      <w:r>
+        <w:rPr>
+          <w:rFonts w:ascii="Calibri" w:hAnsi="Calibri" w:cs="Calibri"/>
+        </w:rPr>
+        <w:t>Composer</w:t>
+      </w:r>
+      <w:proofErr w:type="spellEnd"/>
+      <w:r>
+        <w:rPr>
+          <w:rFonts w:ascii="Calibri" w:hAnsi="Calibri" w:cs="Calibri"/>
+        </w:rPr>
+        <w:t>).</w:t>
+      </w:r>
+    </w:p>
+    <w:p>
+      <w:pPr>
+        <w:rPr>
+          <w:rFonts w:ascii="Calibri" w:hAnsi="Calibri" w:cs="Calibri"/>
+        </w:rPr>
+      </w:pPr>
+    </w:p>
+    <w:p>
+      <w:pPr>
+        <w:rPr>
+          <w:rFonts w:ascii="Calibri" w:hAnsi="Calibri" w:cs="Calibri"/>
+          <w:sz w:val="24"/>
+          <w:szCs w:val="24"/>
+        </w:rPr>
+      </w:pPr>
+      <w:r>
+        <w:rPr>
+          <w:rFonts w:ascii="Calibri" w:hAnsi="Calibri" w:cs="Calibri"/>
+          <w:b/>
+          <w:bCs/>
+          <w:sz w:val="24"/>
+          <w:szCs w:val="24"/>
+        </w:rPr>
+        <w:t>Pregunta 7: Si un controlador necesita interactuar con la base de datos y además mostrar HTML, ¿cómo debe estructurar su código según el patrón MVC?</w:t>
+      </w:r>
+      <w:r>
+        <w:rPr>
+          <w:rFonts w:ascii="Calibri" w:hAnsi="Calibri" w:cs="Calibri"/>
+          <w:sz w:val="24"/>
+          <w:szCs w:val="24"/>
+        </w:rPr>
+        <w:t xml:space="preserve"> </w:t>
+      </w:r>
+    </w:p>
+    <w:p>
+      <w:pPr>
+        <w:rPr>
+          <w:rFonts w:ascii="Calibri" w:hAnsi="Calibri" w:cs="Calibri"/>
+        </w:rPr>
+      </w:pPr>
+      <w:r>
+        <w:rPr>
+          <w:rFonts w:ascii="Calibri" w:hAnsi="Calibri" w:cs="Calibri"/>
+          <w:b/>
+          <w:bCs/>
+        </w:rPr>
+        <w:t>Respuesta:</w:t>
+      </w:r>
+      <w:r>
+        <w:rPr>
+          <w:rFonts w:ascii="Calibri" w:hAnsi="Calibri" w:cs="Calibri"/>
+        </w:rPr>
+        <w:t xml:space="preserve"> Un controlador </w:t>
+      </w:r>
+      <w:r>
+        <w:rPr>
+          <w:rFonts w:ascii="Calibri" w:hAnsi="Calibri" w:cs="Calibri"/>
+          <w:b/>
+          <w:bCs/>
+        </w:rPr>
+        <w:t>nunca</w:t>
+      </w:r>
+      <w:r>
+        <w:rPr>
+          <w:rFonts w:ascii="Calibri" w:hAnsi="Calibri" w:cs="Calibri"/>
+        </w:rPr>
+        <w:t xml:space="preserve"> debe acceder directamente a la base de datos ni generar HTML mediante echo. Debe delegar la conexión y persistencia a los métodos de una clase del </w:t>
+      </w:r>
+      <w:r>
+        <w:rPr>
+          <w:rFonts w:ascii="Calibri" w:hAnsi="Calibri" w:cs="Calibri"/>
+          <w:b/>
+          <w:bCs/>
+        </w:rPr>
+        <w:t>Modelo</w:t>
+      </w:r>
+      <w:r>
+        <w:rPr>
+          <w:rFonts w:ascii="Calibri" w:hAnsi="Calibri" w:cs="Calibri"/>
+        </w:rPr>
+        <w:t xml:space="preserve"> y, seguidamente, enviar esos datos procesados a la </w:t>
+      </w:r>
+      <w:r>
+        <w:rPr>
+          <w:rFonts w:ascii="Calibri" w:hAnsi="Calibri" w:cs="Calibri"/>
+          <w:b/>
+          <w:bCs/>
+        </w:rPr>
+        <w:t>Vista</w:t>
+      </w:r>
+      <w:r>
+        <w:rPr>
+          <w:rFonts w:ascii="Calibri" w:hAnsi="Calibri" w:cs="Calibri"/>
+        </w:rPr>
+        <w:t xml:space="preserve"> para que esta genere el HTML.</w:t>
+      </w:r>
+      <w:r>
+        <w:rPr>
+          <w:rFonts w:ascii="Calibri" w:hAnsi="Calibri" w:cs="Calibri"/>
+        </w:rPr>
+        <w:br w:type="page"/>
+      </w:r>
+    </w:p>
+    <w:p>
+      <w:pPr>
+        <w:rPr>
+          <w:rFonts w:ascii="Calibri" w:hAnsi="Calibri" w:cs="Calibri"/>
+          <w:sz w:val="28"/>
+          <w:szCs w:val="28"/>
+        </w:rPr>
+      </w:pPr>
+      <w:r>
+        <w:rPr>
+          <w:rFonts w:ascii="Calibri" w:hAnsi="Calibri" w:cs="Calibri"/>
+          <w:sz w:val="28"/>
+          <w:szCs w:val="28"/>
+        </w:rPr>
+        <w:lastRenderedPageBreak/>
         <w:t>4. Uso básico de clases</w:t>
       </w:r>
     </w:p>
@@ -3343,7 +3601,6 @@
           <w:b/>
           <w:bCs/>
         </w:rPr>
-        <w:lastRenderedPageBreak/>
         <w:t xml:space="preserve">Pregunta 13: Utilizando </w:t>
       </w:r>
       <w:proofErr w:type="spellStart"/>
@@ -3619,220 +3876,6 @@
           <w:b/>
           <w:bCs/>
         </w:rPr>
-        <w:t>Sobre el patrón MVC</w:t>
-      </w:r>
-    </w:p>
-    <w:p>
-      <w:pPr>
-        <w:numPr>
-          <w:ilvl w:val="0"/>
-          <w:numId w:val="3"/>
-        </w:numPr>
-        <w:rPr>
-          <w:rFonts w:ascii="Calibri" w:hAnsi="Calibri" w:cs="Calibri"/>
-        </w:rPr>
-      </w:pPr>
-      <w:r>
-        <w:rPr>
-          <w:rFonts w:ascii="Calibri" w:hAnsi="Calibri" w:cs="Calibri"/>
-          <w:b/>
-          <w:bCs/>
-        </w:rPr>
-        <w:t>¿Cuáles son las tres capas que componen el patrón MVC y qué responsabilidad tiene cada una?</w:t>
-      </w:r>
-    </w:p>
-    <w:p>
-      <w:pPr>
-        <w:numPr>
-          <w:ilvl w:val="1"/>
-          <w:numId w:val="3"/>
-        </w:numPr>
-        <w:rPr>
-          <w:rFonts w:ascii="Calibri" w:hAnsi="Calibri" w:cs="Calibri"/>
-        </w:rPr>
-      </w:pPr>
-      <w:r>
-        <w:rPr>
-          <w:rFonts w:ascii="Calibri" w:hAnsi="Calibri" w:cs="Calibri"/>
-          <w:b/>
-          <w:bCs/>
-        </w:rPr>
-        <w:t>Modelo:</w:t>
-      </w:r>
-      <w:r>
-        <w:rPr>
-          <w:rFonts w:ascii="Calibri" w:hAnsi="Calibri" w:cs="Calibri"/>
-        </w:rPr>
-        <w:t xml:space="preserve"> Gestiona los datos y la lógica de negocio (acceso a BD).</w:t>
-      </w:r>
-    </w:p>
-    <w:p>
-      <w:pPr>
-        <w:numPr>
-          <w:ilvl w:val="1"/>
-          <w:numId w:val="3"/>
-        </w:numPr>
-        <w:rPr>
-          <w:rFonts w:ascii="Calibri" w:hAnsi="Calibri" w:cs="Calibri"/>
-        </w:rPr>
-      </w:pPr>
-      <w:r>
-        <w:rPr>
-          <w:rFonts w:ascii="Calibri" w:hAnsi="Calibri" w:cs="Calibri"/>
-          <w:b/>
-          <w:bCs/>
-        </w:rPr>
-        <w:t>Vista:</w:t>
-      </w:r>
-      <w:r>
-        <w:rPr>
-          <w:rFonts w:ascii="Calibri" w:hAnsi="Calibri" w:cs="Calibri"/>
-        </w:rPr>
-        <w:t xml:space="preserve"> Genera la interfaz de usuario (HTML/</w:t>
-      </w:r>
-      <w:proofErr w:type="spellStart"/>
-      <w:r>
-        <w:rPr>
-          <w:rFonts w:ascii="Calibri" w:hAnsi="Calibri" w:cs="Calibri"/>
-        </w:rPr>
-        <w:t>Smarty</w:t>
-      </w:r>
-      <w:proofErr w:type="spellEnd"/>
-      <w:r>
-        <w:rPr>
-          <w:rFonts w:ascii="Calibri" w:hAnsi="Calibri" w:cs="Calibri"/>
-        </w:rPr>
-        <w:t>).</w:t>
-      </w:r>
-    </w:p>
-    <w:p>
-      <w:pPr>
-        <w:numPr>
-          <w:ilvl w:val="1"/>
-          <w:numId w:val="3"/>
-        </w:numPr>
-        <w:rPr>
-          <w:rFonts w:ascii="Calibri" w:hAnsi="Calibri" w:cs="Calibri"/>
-        </w:rPr>
-      </w:pPr>
-      <w:r>
-        <w:rPr>
-          <w:rFonts w:ascii="Calibri" w:hAnsi="Calibri" w:cs="Calibri"/>
-          <w:b/>
-          <w:bCs/>
-        </w:rPr>
-        <w:t>Controlador:</w:t>
-      </w:r>
-      <w:r>
-        <w:rPr>
-          <w:rFonts w:ascii="Calibri" w:hAnsi="Calibri" w:cs="Calibri"/>
-        </w:rPr>
-        <w:t xml:space="preserve"> Coordina la aplicación, procesa la entrada del usuario, interactúa con el modelo y decide qué vista mostrar.</w:t>
-      </w:r>
-    </w:p>
-    <w:p>
-      <w:pPr>
-        <w:numPr>
-          <w:ilvl w:val="0"/>
-          <w:numId w:val="3"/>
-        </w:numPr>
-        <w:rPr>
-          <w:rFonts w:ascii="Calibri" w:hAnsi="Calibri" w:cs="Calibri"/>
-        </w:rPr>
-      </w:pPr>
-      <w:r>
-        <w:rPr>
-          <w:rFonts w:ascii="Calibri" w:hAnsi="Calibri" w:cs="Calibri"/>
-          <w:b/>
-          <w:bCs/>
-        </w:rPr>
-        <w:t>¿Por qué se utiliza un único punto de entrada (</w:t>
-      </w:r>
-      <w:proofErr w:type="spellStart"/>
-      <w:r>
-        <w:rPr>
-          <w:rFonts w:ascii="Calibri" w:hAnsi="Calibri" w:cs="Calibri"/>
-          <w:b/>
-          <w:bCs/>
-        </w:rPr>
-        <w:t>index.php</w:t>
-      </w:r>
-      <w:proofErr w:type="spellEnd"/>
-      <w:r>
-        <w:rPr>
-          <w:rFonts w:ascii="Calibri" w:hAnsi="Calibri" w:cs="Calibri"/>
-          <w:b/>
-          <w:bCs/>
-        </w:rPr>
-        <w:t>) en una aplicación MVC?</w:t>
-      </w:r>
-      <w:r>
-        <w:rPr>
-          <w:rFonts w:ascii="Calibri" w:hAnsi="Calibri" w:cs="Calibri"/>
-        </w:rPr>
-        <w:t xml:space="preserve"> Para centralizar el enrutamiento (</w:t>
-      </w:r>
-      <w:proofErr w:type="spellStart"/>
-      <w:r>
-        <w:rPr>
-          <w:rFonts w:ascii="Calibri" w:hAnsi="Calibri" w:cs="Calibri"/>
-          <w:i/>
-          <w:iCs/>
-        </w:rPr>
-        <w:t>routing</w:t>
-      </w:r>
-      <w:proofErr w:type="spellEnd"/>
-      <w:r>
-        <w:rPr>
-          <w:rFonts w:ascii="Calibri" w:hAnsi="Calibri" w:cs="Calibri"/>
-        </w:rPr>
-        <w:t xml:space="preserve">), facilitando la gestión de peticiones, la seguridad y la inicialización común (como cargar el </w:t>
-      </w:r>
-      <w:proofErr w:type="spellStart"/>
-      <w:r>
-        <w:rPr>
-          <w:rFonts w:ascii="Calibri" w:hAnsi="Calibri" w:cs="Calibri"/>
-          <w:i/>
-          <w:iCs/>
-        </w:rPr>
-        <w:t>autoload</w:t>
-      </w:r>
-      <w:proofErr w:type="spellEnd"/>
-      <w:r>
-        <w:rPr>
-          <w:rFonts w:ascii="Calibri" w:hAnsi="Calibri" w:cs="Calibri"/>
-        </w:rPr>
-        <w:t xml:space="preserve"> de </w:t>
-      </w:r>
-      <w:proofErr w:type="spellStart"/>
-      <w:r>
-        <w:rPr>
-          <w:rFonts w:ascii="Calibri" w:hAnsi="Calibri" w:cs="Calibri"/>
-        </w:rPr>
-        <w:t>Composer</w:t>
-      </w:r>
-      <w:proofErr w:type="spellEnd"/>
-      <w:r>
-        <w:rPr>
-          <w:rFonts w:ascii="Calibri" w:hAnsi="Calibri" w:cs="Calibri"/>
-        </w:rPr>
-        <w:t>).</w:t>
-      </w:r>
-    </w:p>
-    <w:p>
-      <w:pPr>
-        <w:rPr>
-          <w:rFonts w:ascii="Calibri" w:hAnsi="Calibri" w:cs="Calibri"/>
-          <w:b/>
-          <w:bCs/>
-        </w:rPr>
-      </w:pPr>
-      <w:r>
-        <w:rPr>
-          <w:rFonts w:ascii="Calibri" w:hAnsi="Calibri" w:cs="Calibri"/>
-          <w:b/>
-          <w:bCs/>
-        </w:rPr>
         <w:t>Sobre uso básico de clases en PHP</w:t>
       </w:r>
     </w:p>
@@ -3852,6 +3895,7 @@
           <w:b/>
           <w:bCs/>
         </w:rPr>
+        <w:lastRenderedPageBreak/>
         <w:t xml:space="preserve">¿Para qué sirve la </w:t>
       </w:r>
       <w:proofErr w:type="spellStart"/>
@@ -4072,7 +4116,6 @@
           <w:b/>
           <w:bCs/>
         </w:rPr>
-        <w:lastRenderedPageBreak/>
         <w:t xml:space="preserve">¿Cuál es la ventaja de usar un motor de plantillas como </w:t>
       </w:r>
       <w:proofErr w:type="spellStart"/>
@@ -4291,142 +4334,6 @@
     <w:p/>
     <w:p/>
     <w:p/>
-    <w:p>
-      <w:r>
-        <w:t>3. Aplicación del patrón MVC (Modelo-Vista-Controlador)</w:t>
-      </w:r>
-    </w:p>
-    <w:p>
-      <w:r>
-        <w:rPr>
-          <w:b/>
-          <w:bCs/>
-        </w:rPr>
-        <w:t>Pregunta 6: En una arquitectura MVC orientada a la web, ¿qué es y qué hace el "Enrutador" (</w:t>
-      </w:r>
-      <w:proofErr w:type="spellStart"/>
-      <w:r>
-        <w:rPr>
-          <w:b/>
-          <w:bCs/>
-        </w:rPr>
-        <w:t>Router</w:t>
-      </w:r>
-      <w:proofErr w:type="spellEnd"/>
-      <w:r>
-        <w:rPr>
-          <w:b/>
-          <w:bCs/>
-        </w:rPr>
-        <w:t>)?</w:t>
-      </w:r>
-      <w:r>
-        <w:t xml:space="preserve"> </w:t>
-      </w:r>
-      <w:r>
-        <w:rPr>
-          <w:b/>
-          <w:bCs/>
-        </w:rPr>
-        <w:t>Respuesta:</w:t>
-      </w:r>
-      <w:r>
-        <w:t xml:space="preserve"> Es un script que sirve como </w:t>
-      </w:r>
-      <w:r>
-        <w:rPr>
-          <w:b/>
-          <w:bCs/>
-        </w:rPr>
-        <w:t>único punto de entrada</w:t>
-      </w:r>
-      <w:r>
-        <w:t xml:space="preserve"> a la aplicación (generalmente </w:t>
-      </w:r>
-      <w:proofErr w:type="spellStart"/>
-      <w:r>
-        <w:t>index.php</w:t>
-      </w:r>
-      <w:proofErr w:type="spellEnd"/>
-      <w:r>
-        <w:t>). Recibe todas las peticiones HTTP, analiza la ruta o los parámetros (</w:t>
-      </w:r>
-      <w:proofErr w:type="gramStart"/>
-      <w:r>
-        <w:t>ej. ?</w:t>
-      </w:r>
-      <w:proofErr w:type="spellStart"/>
-      <w:r>
-        <w:t>accion</w:t>
-      </w:r>
-      <w:proofErr w:type="spellEnd"/>
-      <w:proofErr w:type="gramEnd"/>
-      <w:r>
-        <w:t xml:space="preserve">=listar), y </w:t>
-      </w:r>
-      <w:r>
-        <w:rPr>
-          <w:b/>
-          <w:bCs/>
-        </w:rPr>
-        <w:t>decide qué Controlador debe ejecutarse</w:t>
-      </w:r>
-      <w:r>
-        <w:t>.</w:t>
-      </w:r>
-    </w:p>
-    <w:p>
-      <w:r>
-        <w:rPr>
-          <w:b/>
-          <w:bCs/>
-        </w:rPr>
-        <w:t>Pregunta 7: Si un controlador necesita interactuar con la base de datos y además mostrar HTML, ¿cómo debe estructurar su código según el patrón MVC?</w:t>
-      </w:r>
-      <w:r>
-        <w:t xml:space="preserve"> </w:t>
-      </w:r>
-      <w:r>
-        <w:rPr>
-          <w:b/>
-          <w:bCs/>
-        </w:rPr>
-        <w:t>Respuesta:</w:t>
-      </w:r>
-      <w:r>
-        <w:t xml:space="preserve"> Un controlador </w:t>
-      </w:r>
-      <w:r>
-        <w:rPr>
-          <w:b/>
-          <w:bCs/>
-        </w:rPr>
-        <w:t>nunca</w:t>
-      </w:r>
-      <w:r>
-        <w:t xml:space="preserve"> debe acceder directamente a la base de datos ni generar HTML mediante echo. Debe delegar la conexión y persistencia a los métodos de una clase del </w:t>
-      </w:r>
-      <w:r>
-        <w:rPr>
-          <w:b/>
-          <w:bCs/>
-        </w:rPr>
-        <w:t>Modelo</w:t>
-      </w:r>
-      <w:r>
-        <w:t xml:space="preserve"> y, seguidamente, enviar esos datos procesados a la </w:t>
-      </w:r>
-      <w:r>
-        <w:rPr>
-          <w:b/>
-          <w:bCs/>
-        </w:rPr>
-        <w:t>Vista</w:t>
-      </w:r>
-      <w:r>
-        <w:t xml:space="preserve"> para que esta genere el HTML.</w:t>
-      </w:r>
-    </w:p>
     <w:p/>
     <w:p>
       <w:r>
@@ -6024,6 +5931,7 @@
   <w:style w:type="character" w:default="1" w:styleId="Fuentedeprrafopredeter">
     <w:name w:val="Default Paragraph Font"/>
     <w:uiPriority w:val="1"/>
+    <w:semiHidden/>
     <w:unhideWhenUsed/>
   </w:style>
   <w:style w:type="table" w:default="1" w:styleId="Tablanormal">
